--- a/Informe_Actividad7_PanelControl.docx
+++ b/Informe_Actividad7_PanelControl.docx
@@ -1034,12 +1034,12 @@
         <w:pStyle w:val="Heading2"/>
       </w:pPr>
       <w:r>
-        <w:t>3.2. Transformacion de la informacion</w:t>
+        <w:t>3.2. Transformacion de la informacion (ETL)</w:t>
       </w:r>
     </w:p>
     <w:p>
       <w:r>
-        <w:t>El proceso ETL (Extract, Transform, Load) transforma los datos operacionales en un modelo dimensional optimizado para el analisis:</w:t>
+        <w:t>El proceso ETL (Extract, Transform, Load) transforma los datos operacionales de cuatro fuentes heterogeneas en un modelo dimensional optimizado para el analisis. A continuacion se detalla el proceso de extraccion, analisis comparativo y transformacion de cada grupo.</w:t>
       </w:r>
     </w:p>
     <w:p>
@@ -1047,110 +1047,17 @@
         <w:pStyle w:val="Heading3"/>
       </w:pPr>
       <w:r>
-        <w:t>Extraccion</w:t>
+        <w:t>3.2.1. Modelo Data Warehouse (destino)</w:t>
       </w:r>
     </w:p>
     <w:p>
       <w:r>
-        <w:t>Se extraen los datos de la base operacional (puerto 5432) utilizando comandos COPY de PostgreSQL, que exportan los resultados de consultas SQL a archivos CSV temporales. La extraccion aplica las siguientes transformaciones iniciales:</w:t>
-      </w:r>
-    </w:p>
-    <w:p>
-      <w:pPr>
-        <w:pStyle w:val="ListBullet"/>
-      </w:pPr>
-      <w:r>
-        <w:rPr>
-          <w:sz w:val="22"/>
-        </w:rPr>
-        <w:t>Clasificacion por grupo de origen: se asigna un identificador (G1, G3, G4, G6) a cada registro basado en el patron del CI o el rango de ID_Persona.</w:t>
-      </w:r>
-    </w:p>
-    <w:p>
-      <w:pPr>
-        <w:pStyle w:val="ListBullet"/>
-      </w:pPr>
-      <w:r>
-        <w:rPr>
-          <w:sz w:val="22"/>
-        </w:rPr>
-        <w:t>Separacion de pacientes y medicos: se distinguen por la presencia del campo Matricula.</w:t>
-      </w:r>
-    </w:p>
-    <w:p>
-      <w:pPr>
-        <w:pStyle w:val="ListBullet"/>
-      </w:pPr>
-      <w:r>
-        <w:rPr>
-          <w:sz w:val="22"/>
-        </w:rPr>
-        <w:t>Derivacion de campos temporales: se calculan anio, mes, trimestre y dia_semana a partir de la fecha de cita.</w:t>
-      </w:r>
-    </w:p>
-    <w:p>
-      <w:pPr>
-        <w:pStyle w:val="Heading3"/>
-      </w:pPr>
-      <w:r>
-        <w:t>Transformacion</w:t>
+        <w:t>El Data Warehouse utiliza un modelo estrella con snowflake parcial (dim_sucursal como subdimension de dim_paciente). Cada fila de fact_atenciones representa un evento de diagnostico dentro de una cita medica, vinculado a un paciente y un medico.</w:t>
       </w:r>
     </w:p>
     <w:p>
       <w:r>
-        <w:t>Los datos extraidos se cargan en una tabla de staging temporal donde se realizan los JOINs de integridad referencial con las dimensiones del DW:</w:t>
-      </w:r>
-    </w:p>
-    <w:p>
-      <w:pPr>
-        <w:pStyle w:val="ListBullet"/>
-      </w:pPr>
-      <w:r>
-        <w:rPr>
-          <w:sz w:val="22"/>
-        </w:rPr>
-        <w:t>Resolucion de claves subrogadas: se reemplazan los CI de paciente y medico por sus respectivas paciente_key y medico_key del DW.</w:t>
-      </w:r>
-    </w:p>
-    <w:p>
-      <w:pPr>
-        <w:pStyle w:val="ListBullet"/>
-      </w:pPr>
-      <w:r>
-        <w:rPr>
-          <w:sz w:val="22"/>
-        </w:rPr>
-        <w:t>Asignacion de sucursal: cada paciente se vincula a su sucursal (dim_sucursal) a traves de la subdimension dim_paciente, formando el snowflake parcial.</w:t>
-      </w:r>
-    </w:p>
-    <w:p>
-      <w:pPr>
-        <w:pStyle w:val="ListBullet"/>
-      </w:pPr>
-      <w:r>
-        <w:rPr>
-          <w:sz w:val="22"/>
-        </w:rPr>
-        <w:t>Limpieza de texto: se eliminan saltos de linea en campos de descripcion y observaciones para garantizar la integridad del formato CSV.</w:t>
-      </w:r>
-    </w:p>
-    <w:p>
-      <w:pPr>
-        <w:pStyle w:val="Heading3"/>
-      </w:pPr>
-      <w:r>
-        <w:t>Carga</w:t>
-      </w:r>
-    </w:p>
-    <w:p>
-      <w:r>
-        <w:t>Los datos transformados se insertan en la tabla de hechos fact_atenciones del DW (puerto 5434) mediante INSERT ... SELECT desde la tabla de staging. El proceso completo se ejecuta con el script etl-load.sh y tarda aproximadamente 2 minutos para los 424,369 registros.</w:t>
-      </w:r>
-    </w:p>
-    <w:p/>
-    <w:p>
-      <w:r>
-        <w:t>El esquema resultante sigue el modelo estrella con snowflake parcial:</w:t>
+        <w:t>dim_sucursal -- dim_paciente -- fact_atenciones -- dim_medico</w:t>
       </w:r>
     </w:p>
     <w:tbl>
@@ -1214,7 +1121,7 @@
                 <w:b/>
                 <w:sz w:val="20"/>
               </w:rPr>
-              <w:t>Registros</w:t>
+              <w:t>Columnas</w:t>
             </w:r>
           </w:p>
         </w:tc>
@@ -1272,7 +1179,7 @@
               <w:rPr>
                 <w:sz w:val="20"/>
               </w:rPr>
-              <w:t>4</w:t>
+              <w:t>3</w:t>
             </w:r>
           </w:p>
         </w:tc>
@@ -1285,7 +1192,7 @@
               <w:rPr>
                 <w:sz w:val="20"/>
               </w:rPr>
-              <w:t>Identifica las 4 sucursales (grupos)</w:t>
+              <w:t>Fuente/sucursal de los datos (G3, G1, G4, G6)</w:t>
             </w:r>
           </w:p>
         </w:tc>
@@ -1326,7 +1233,7 @@
               <w:rPr>
                 <w:sz w:val="20"/>
               </w:rPr>
-              <w:t>426,487</w:t>
+              <w:t>11</w:t>
             </w:r>
           </w:p>
         </w:tc>
@@ -1339,7 +1246,7 @@
               <w:rPr>
                 <w:sz w:val="20"/>
               </w:rPr>
-              <w:t>Datos demograficos, vinculado a sucursal</w:t>
+              <w:t>Datos del paciente + FK a dim_sucursal</w:t>
             </w:r>
           </w:p>
         </w:tc>
@@ -1380,7 +1287,7 @@
               <w:rPr>
                 <w:sz w:val="20"/>
               </w:rPr>
-              <w:t>314,668</w:t>
+              <w:t>9</w:t>
             </w:r>
           </w:p>
         </w:tc>
@@ -1393,7 +1300,7 @@
               <w:rPr>
                 <w:sz w:val="20"/>
               </w:rPr>
-              <w:t>Especialidad, matricula, ubicacion</w:t>
+              <w:t>Datos del medico con especialidad</w:t>
             </w:r>
           </w:p>
         </w:tc>
@@ -1434,7 +1341,7 @@
               <w:rPr>
                 <w:sz w:val="20"/>
               </w:rPr>
-              <w:t>424,369</w:t>
+              <w:t>17</w:t>
             </w:r>
           </w:p>
         </w:tc>
@@ -1447,12 +1354,6825 @@
               <w:rPr>
                 <w:sz w:val="20"/>
               </w:rPr>
-              <w:t>Cada atencion medica con metricas temporales</w:t>
+              <w:t>Diagnostico + cita + dimensiones temporales</w:t>
             </w:r>
           </w:p>
         </w:tc>
       </w:tr>
     </w:tbl>
+    <w:p/>
+    <w:p>
+      <w:r>
+        <w:t>Contenido de dim_sucursal:</w:t>
+      </w:r>
+    </w:p>
+    <w:tbl>
+      <w:tblPr>
+        <w:tblStyle w:val="TableGrid"/>
+        <w:tblW w:type="auto" w:w="0"/>
+        <w:jc w:val="center"/>
+        <w:tblLook w:firstColumn="1" w:firstRow="1" w:lastColumn="0" w:lastRow="0" w:noHBand="0" w:noVBand="1" w:val="04A0"/>
+      </w:tblPr>
+      <w:tblGrid>
+        <w:gridCol w:w="2880"/>
+        <w:gridCol w:w="2880"/>
+        <w:gridCol w:w="2880"/>
+      </w:tblGrid>
+      <w:tr>
+        <w:tc>
+          <w:tcPr>
+            <w:tcW w:type="dxa" w:w="2880"/>
+          </w:tcPr>
+          <w:p>
+            <w:pPr>
+              <w:jc w:val="center"/>
+            </w:pPr>
+            <w:r>
+              <w:rPr>
+                <w:b/>
+                <w:sz w:val="20"/>
+              </w:rPr>
+              <w:t>sucursal_key</w:t>
+            </w:r>
+          </w:p>
+        </w:tc>
+        <w:tc>
+          <w:tcPr>
+            <w:tcW w:type="dxa" w:w="2880"/>
+          </w:tcPr>
+          <w:p>
+            <w:pPr>
+              <w:jc w:val="center"/>
+            </w:pPr>
+            <w:r>
+              <w:rPr>
+                <w:b/>
+                <w:sz w:val="20"/>
+              </w:rPr>
+              <w:t>nombre</w:t>
+            </w:r>
+          </w:p>
+        </w:tc>
+        <w:tc>
+          <w:tcPr>
+            <w:tcW w:type="dxa" w:w="2880"/>
+          </w:tcPr>
+          <w:p>
+            <w:pPr>
+              <w:jc w:val="center"/>
+            </w:pPr>
+            <w:r>
+              <w:rPr>
+                <w:b/>
+                <w:sz w:val="20"/>
+              </w:rPr>
+              <w:t>host</w:t>
+            </w:r>
+          </w:p>
+        </w:tc>
+      </w:tr>
+      <w:tr>
+        <w:tc>
+          <w:tcPr>
+            <w:tcW w:type="dxa" w:w="2880"/>
+          </w:tcPr>
+          <w:p>
+            <w:r>
+              <w:rPr>
+                <w:sz w:val="20"/>
+              </w:rPr>
+              <w:t>1</w:t>
+            </w:r>
+          </w:p>
+        </w:tc>
+        <w:tc>
+          <w:tcPr>
+            <w:tcW w:type="dxa" w:w="2880"/>
+          </w:tcPr>
+          <w:p>
+            <w:r>
+              <w:rPr>
+                <w:sz w:val="20"/>
+              </w:rPr>
+              <w:t>Grupo 3</w:t>
+            </w:r>
+          </w:p>
+        </w:tc>
+        <w:tc>
+          <w:tcPr>
+            <w:tcW w:type="dxa" w:w="2880"/>
+          </w:tcPr>
+          <w:p>
+            <w:r>
+              <w:rPr>
+                <w:sz w:val="20"/>
+              </w:rPr>
+              <w:t>localhost:5433 (PostgreSQL - clinica_db)</w:t>
+            </w:r>
+          </w:p>
+        </w:tc>
+      </w:tr>
+      <w:tr>
+        <w:tc>
+          <w:tcPr>
+            <w:tcW w:type="dxa" w:w="2880"/>
+          </w:tcPr>
+          <w:p>
+            <w:r>
+              <w:rPr>
+                <w:sz w:val="20"/>
+              </w:rPr>
+              <w:t>2</w:t>
+            </w:r>
+          </w:p>
+        </w:tc>
+        <w:tc>
+          <w:tcPr>
+            <w:tcW w:type="dxa" w:w="2880"/>
+          </w:tcPr>
+          <w:p>
+            <w:r>
+              <w:rPr>
+                <w:sz w:val="20"/>
+              </w:rPr>
+              <w:t>Grupo 1</w:t>
+            </w:r>
+          </w:p>
+        </w:tc>
+        <w:tc>
+          <w:tcPr>
+            <w:tcW w:type="dxa" w:w="2880"/>
+          </w:tcPr>
+          <w:p>
+            <w:r>
+              <w:rPr>
+                <w:sz w:val="20"/>
+              </w:rPr>
+              <w:t>aws-0-us-west-2.pooler.supabase.com (Supabase)</w:t>
+            </w:r>
+          </w:p>
+        </w:tc>
+      </w:tr>
+      <w:tr>
+        <w:tc>
+          <w:tcPr>
+            <w:tcW w:type="dxa" w:w="2880"/>
+          </w:tcPr>
+          <w:p>
+            <w:r>
+              <w:rPr>
+                <w:sz w:val="20"/>
+              </w:rPr>
+              <w:t>3</w:t>
+            </w:r>
+          </w:p>
+        </w:tc>
+        <w:tc>
+          <w:tcPr>
+            <w:tcW w:type="dxa" w:w="2880"/>
+          </w:tcPr>
+          <w:p>
+            <w:r>
+              <w:rPr>
+                <w:sz w:val="20"/>
+              </w:rPr>
+              <w:t>Grupo 6</w:t>
+            </w:r>
+          </w:p>
+        </w:tc>
+        <w:tc>
+          <w:tcPr>
+            <w:tcW w:type="dxa" w:w="2880"/>
+          </w:tcPr>
+          <w:p>
+            <w:r>
+              <w:rPr>
+                <w:sz w:val="20"/>
+              </w:rPr>
+              <w:t>PostgreSQL 17 (dump hospital_db)</w:t>
+            </w:r>
+          </w:p>
+        </w:tc>
+      </w:tr>
+      <w:tr>
+        <w:tc>
+          <w:tcPr>
+            <w:tcW w:type="dxa" w:w="2880"/>
+          </w:tcPr>
+          <w:p>
+            <w:r>
+              <w:rPr>
+                <w:sz w:val="20"/>
+              </w:rPr>
+              <w:t>4</w:t>
+            </w:r>
+          </w:p>
+        </w:tc>
+        <w:tc>
+          <w:tcPr>
+            <w:tcW w:type="dxa" w:w="2880"/>
+          </w:tcPr>
+          <w:p>
+            <w:r>
+              <w:rPr>
+                <w:sz w:val="20"/>
+              </w:rPr>
+              <w:t>Grupo 4</w:t>
+            </w:r>
+          </w:p>
+        </w:tc>
+        <w:tc>
+          <w:tcPr>
+            <w:tcW w:type="dxa" w:w="2880"/>
+          </w:tcPr>
+          <w:p>
+            <w:r>
+              <w:rPr>
+                <w:sz w:val="20"/>
+              </w:rPr>
+              <w:t>ep-xxx.us-east-2.aws.neon.tech (Neon)</w:t>
+            </w:r>
+          </w:p>
+        </w:tc>
+      </w:tr>
+    </w:tbl>
+    <w:p/>
+    <w:p>
+      <w:r>
+        <w:t>Tipo de conexion a las fuentes de extraccion:</w:t>
+      </w:r>
+    </w:p>
+    <w:tbl>
+      <w:tblPr>
+        <w:tblStyle w:val="TableGrid"/>
+        <w:tblW w:type="auto" w:w="0"/>
+        <w:jc w:val="center"/>
+        <w:tblLook w:firstColumn="1" w:firstRow="1" w:lastColumn="0" w:lastRow="0" w:noHBand="0" w:noVBand="1" w:val="04A0"/>
+      </w:tblPr>
+      <w:tblGrid>
+        <w:gridCol w:w="2880"/>
+        <w:gridCol w:w="2880"/>
+        <w:gridCol w:w="2880"/>
+      </w:tblGrid>
+      <w:tr>
+        <w:tc>
+          <w:tcPr>
+            <w:tcW w:type="dxa" w:w="2880"/>
+          </w:tcPr>
+          <w:p>
+            <w:pPr>
+              <w:jc w:val="center"/>
+            </w:pPr>
+            <w:r>
+              <w:rPr>
+                <w:b/>
+                <w:sz w:val="20"/>
+              </w:rPr>
+              <w:t>Fuente</w:t>
+            </w:r>
+          </w:p>
+        </w:tc>
+        <w:tc>
+          <w:tcPr>
+            <w:tcW w:type="dxa" w:w="2880"/>
+          </w:tcPr>
+          <w:p>
+            <w:pPr>
+              <w:jc w:val="center"/>
+            </w:pPr>
+            <w:r>
+              <w:rPr>
+                <w:b/>
+                <w:sz w:val="20"/>
+              </w:rPr>
+              <w:t>Tipo de conexion</w:t>
+            </w:r>
+          </w:p>
+        </w:tc>
+        <w:tc>
+          <w:tcPr>
+            <w:tcW w:type="dxa" w:w="2880"/>
+          </w:tcPr>
+          <w:p>
+            <w:pPr>
+              <w:jc w:val="center"/>
+            </w:pPr>
+            <w:r>
+              <w:rPr>
+                <w:b/>
+                <w:sz w:val="20"/>
+              </w:rPr>
+              <w:t>Metodo</w:t>
+            </w:r>
+          </w:p>
+        </w:tc>
+      </w:tr>
+      <w:tr>
+        <w:tc>
+          <w:tcPr>
+            <w:tcW w:type="dxa" w:w="2880"/>
+          </w:tcPr>
+          <w:p>
+            <w:r>
+              <w:rPr>
+                <w:sz w:val="20"/>
+              </w:rPr>
+              <w:t>Grupo 3 (propio)</w:t>
+            </w:r>
+          </w:p>
+        </w:tc>
+        <w:tc>
+          <w:tcPr>
+            <w:tcW w:type="dxa" w:w="2880"/>
+          </w:tcPr>
+          <w:p>
+            <w:r>
+              <w:rPr>
+                <w:sz w:val="20"/>
+              </w:rPr>
+              <w:t>Directa (localhost)</w:t>
+            </w:r>
+          </w:p>
+        </w:tc>
+        <w:tc>
+          <w:tcPr>
+            <w:tcW w:type="dxa" w:w="2880"/>
+          </w:tcPr>
+          <w:p>
+            <w:r>
+              <w:rPr>
+                <w:sz w:val="20"/>
+              </w:rPr>
+              <w:t>Consulta SQL local al contenedor Docker</w:t>
+            </w:r>
+          </w:p>
+        </w:tc>
+      </w:tr>
+      <w:tr>
+        <w:tc>
+          <w:tcPr>
+            <w:tcW w:type="dxa" w:w="2880"/>
+          </w:tcPr>
+          <w:p>
+            <w:r>
+              <w:rPr>
+                <w:sz w:val="20"/>
+              </w:rPr>
+              <w:t>Grupo 1</w:t>
+            </w:r>
+          </w:p>
+        </w:tc>
+        <w:tc>
+          <w:tcPr>
+            <w:tcW w:type="dxa" w:w="2880"/>
+          </w:tcPr>
+          <w:p>
+            <w:r>
+              <w:rPr>
+                <w:sz w:val="20"/>
+              </w:rPr>
+              <w:t>Descarga CSV</w:t>
+            </w:r>
+          </w:p>
+        </w:tc>
+        <w:tc>
+          <w:tcPr>
+            <w:tcW w:type="dxa" w:w="2880"/>
+          </w:tcPr>
+          <w:p>
+            <w:r>
+              <w:rPr>
+                <w:sz w:val="20"/>
+              </w:rPr>
+              <w:t>Conexion psql a Supabase -&gt; \copy TO STDOUT -&gt; CSV</w:t>
+            </w:r>
+          </w:p>
+        </w:tc>
+      </w:tr>
+      <w:tr>
+        <w:tc>
+          <w:tcPr>
+            <w:tcW w:type="dxa" w:w="2880"/>
+          </w:tcPr>
+          <w:p>
+            <w:r>
+              <w:rPr>
+                <w:sz w:val="20"/>
+              </w:rPr>
+              <w:t>Grupo 4</w:t>
+            </w:r>
+          </w:p>
+        </w:tc>
+        <w:tc>
+          <w:tcPr>
+            <w:tcW w:type="dxa" w:w="2880"/>
+          </w:tcPr>
+          <w:p>
+            <w:r>
+              <w:rPr>
+                <w:sz w:val="20"/>
+              </w:rPr>
+              <w:t>Descarga CSV</w:t>
+            </w:r>
+          </w:p>
+        </w:tc>
+        <w:tc>
+          <w:tcPr>
+            <w:tcW w:type="dxa" w:w="2880"/>
+          </w:tcPr>
+          <w:p>
+            <w:r>
+              <w:rPr>
+                <w:sz w:val="20"/>
+              </w:rPr>
+              <w:t>Conexion psql a Neon -&gt; \copy TO STDOUT -&gt; CSV</w:t>
+            </w:r>
+          </w:p>
+        </w:tc>
+      </w:tr>
+      <w:tr>
+        <w:tc>
+          <w:tcPr>
+            <w:tcW w:type="dxa" w:w="2880"/>
+          </w:tcPr>
+          <w:p>
+            <w:r>
+              <w:rPr>
+                <w:sz w:val="20"/>
+              </w:rPr>
+              <w:t>Grupo 6</w:t>
+            </w:r>
+          </w:p>
+        </w:tc>
+        <w:tc>
+          <w:tcPr>
+            <w:tcW w:type="dxa" w:w="2880"/>
+          </w:tcPr>
+          <w:p>
+            <w:r>
+              <w:rPr>
+                <w:sz w:val="20"/>
+              </w:rPr>
+              <w:t>Backup (dump SQL)</w:t>
+            </w:r>
+          </w:p>
+        </w:tc>
+        <w:tc>
+          <w:tcPr>
+            <w:tcW w:type="dxa" w:w="2880"/>
+          </w:tcPr>
+          <w:p>
+            <w:r>
+              <w:rPr>
+                <w:sz w:val="20"/>
+              </w:rPr>
+              <w:t>Archivo dump PostgreSQL -&gt; conversion encoding -&gt; staging</w:t>
+            </w:r>
+          </w:p>
+        </w:tc>
+      </w:tr>
+    </w:tbl>
+    <w:p/>
+    <w:p>
+      <w:r>
+        <w:t>El punto de partida es el DW cargado unicamente con datos del Grupo 3 (nuestro modelo original):</w:t>
+      </w:r>
+    </w:p>
+    <w:tbl>
+      <w:tblPr>
+        <w:tblStyle w:val="TableGrid"/>
+        <w:tblW w:type="auto" w:w="0"/>
+        <w:jc w:val="center"/>
+        <w:tblLook w:firstColumn="1" w:firstRow="1" w:lastColumn="0" w:lastRow="0" w:noHBand="0" w:noVBand="1" w:val="04A0"/>
+      </w:tblPr>
+      <w:tblGrid>
+        <w:gridCol w:w="4320"/>
+        <w:gridCol w:w="4320"/>
+      </w:tblGrid>
+      <w:tr>
+        <w:tc>
+          <w:tcPr>
+            <w:tcW w:type="dxa" w:w="4320"/>
+          </w:tcPr>
+          <w:p>
+            <w:pPr>
+              <w:jc w:val="center"/>
+            </w:pPr>
+            <w:r>
+              <w:rPr>
+                <w:b/>
+                <w:sz w:val="20"/>
+              </w:rPr>
+              <w:t>Tabla DW</w:t>
+            </w:r>
+          </w:p>
+        </w:tc>
+        <w:tc>
+          <w:tcPr>
+            <w:tcW w:type="dxa" w:w="4320"/>
+          </w:tcPr>
+          <w:p>
+            <w:pPr>
+              <w:jc w:val="center"/>
+            </w:pPr>
+            <w:r>
+              <w:rPr>
+                <w:b/>
+                <w:sz w:val="20"/>
+              </w:rPr>
+              <w:t>Registros (solo G3)</w:t>
+            </w:r>
+          </w:p>
+        </w:tc>
+      </w:tr>
+      <w:tr>
+        <w:tc>
+          <w:tcPr>
+            <w:tcW w:type="dxa" w:w="4320"/>
+          </w:tcPr>
+          <w:p>
+            <w:r>
+              <w:rPr>
+                <w:sz w:val="20"/>
+              </w:rPr>
+              <w:t>dim_sucursal</w:t>
+            </w:r>
+          </w:p>
+        </w:tc>
+        <w:tc>
+          <w:tcPr>
+            <w:tcW w:type="dxa" w:w="4320"/>
+          </w:tcPr>
+          <w:p>
+            <w:r>
+              <w:rPr>
+                <w:sz w:val="20"/>
+              </w:rPr>
+              <w:t>4 (pre-cargadas)</w:t>
+            </w:r>
+          </w:p>
+        </w:tc>
+      </w:tr>
+      <w:tr>
+        <w:tc>
+          <w:tcPr>
+            <w:tcW w:type="dxa" w:w="4320"/>
+          </w:tcPr>
+          <w:p>
+            <w:r>
+              <w:rPr>
+                <w:sz w:val="20"/>
+              </w:rPr>
+              <w:t>dim_paciente</w:t>
+            </w:r>
+          </w:p>
+        </w:tc>
+        <w:tc>
+          <w:tcPr>
+            <w:tcW w:type="dxa" w:w="4320"/>
+          </w:tcPr>
+          <w:p>
+            <w:r>
+              <w:rPr>
+                <w:sz w:val="20"/>
+              </w:rPr>
+              <w:t>4,500</w:t>
+            </w:r>
+          </w:p>
+        </w:tc>
+      </w:tr>
+      <w:tr>
+        <w:tc>
+          <w:tcPr>
+            <w:tcW w:type="dxa" w:w="4320"/>
+          </w:tcPr>
+          <w:p>
+            <w:r>
+              <w:rPr>
+                <w:sz w:val="20"/>
+              </w:rPr>
+              <w:t>dim_medico</w:t>
+            </w:r>
+          </w:p>
+        </w:tc>
+        <w:tc>
+          <w:tcPr>
+            <w:tcW w:type="dxa" w:w="4320"/>
+          </w:tcPr>
+          <w:p>
+            <w:r>
+              <w:rPr>
+                <w:sz w:val="20"/>
+              </w:rPr>
+              <w:t>500</w:t>
+            </w:r>
+          </w:p>
+        </w:tc>
+      </w:tr>
+      <w:tr>
+        <w:tc>
+          <w:tcPr>
+            <w:tcW w:type="dxa" w:w="4320"/>
+          </w:tcPr>
+          <w:p>
+            <w:r>
+              <w:rPr>
+                <w:sz w:val="20"/>
+              </w:rPr>
+              <w:t>fact_atenciones</w:t>
+            </w:r>
+          </w:p>
+        </w:tc>
+        <w:tc>
+          <w:tcPr>
+            <w:tcW w:type="dxa" w:w="4320"/>
+          </w:tcPr>
+          <w:p>
+            <w:r>
+              <w:rPr>
+                <w:sz w:val="20"/>
+              </w:rPr>
+              <w:t>15,000</w:t>
+            </w:r>
+          </w:p>
+        </w:tc>
+      </w:tr>
+    </w:tbl>
+    <w:p/>
+    <w:p>
+      <w:pPr>
+        <w:pStyle w:val="Heading3"/>
+      </w:pPr>
+      <w:r>
+        <w:t>3.2.2. Extraccion: Grupo 3 (Directa)</w:t>
+      </w:r>
+    </w:p>
+    <w:p>
+      <w:r>
+        <w:t>Los datos del Grupo 3 residen en la misma base de datos destino (clinica_db). La carga al DW se realiza mediante consultas COPY directas:</w:t>
+      </w:r>
+    </w:p>
+    <w:p>
+      <w:r>
+        <w:rPr>
+          <w:rFonts w:ascii="Courier New" w:hAnsi="Courier New"/>
+          <w:sz w:val="18"/>
+        </w:rPr>
+        <w:t>-- Extraccion directa desde el contenedor 'db'</w:t>
+        <w:br/>
+        <w:t>docker compose exec -T db psql -U clinica_user -d clinica_db -c "</w:t>
+        <w:br/>
+        <w:t xml:space="preserve">    COPY (</w:t>
+        <w:br/>
+        <w:t xml:space="preserve">        SELECT p.CI, p.Nombre, p.Fecha_Nacimiento, ...</w:t>
+        <w:br/>
+        <w:t xml:space="preserve">        FROM PERSONA p JOIN ZONA z ON p.ID_Zona = z.ID_Zona</w:t>
+        <w:br/>
+        <w:t xml:space="preserve">        WHERE p.Matricula IS NULL</w:t>
+        <w:br/>
+        <w:t xml:space="preserve">    ) TO STDOUT WITH CSV"</w:t>
+      </w:r>
+    </w:p>
+    <w:p>
+      <w:pPr>
+        <w:pStyle w:val="Heading3"/>
+      </w:pPr>
+      <w:r>
+        <w:t>3.2.3. Analisis comparativo: Grupo 1 -&gt; Grupo 3</w:t>
+      </w:r>
+    </w:p>
+    <w:p>
+      <w:r>
+        <w:t>Base de datos alojada en Supabase (AWS us-west-2). 4 tablas planas sin normalizacion de catalogos:</w:t>
+      </w:r>
+    </w:p>
+    <w:tbl>
+      <w:tblPr>
+        <w:tblStyle w:val="TableGrid"/>
+        <w:tblW w:type="auto" w:w="0"/>
+        <w:jc w:val="center"/>
+        <w:tblLook w:firstColumn="1" w:firstRow="1" w:lastColumn="0" w:lastRow="0" w:noHBand="0" w:noVBand="1" w:val="04A0"/>
+      </w:tblPr>
+      <w:tblGrid>
+        <w:gridCol w:w="2880"/>
+        <w:gridCol w:w="2880"/>
+        <w:gridCol w:w="2880"/>
+      </w:tblGrid>
+      <w:tr>
+        <w:tc>
+          <w:tcPr>
+            <w:tcW w:type="dxa" w:w="2880"/>
+          </w:tcPr>
+          <w:p>
+            <w:pPr>
+              <w:jc w:val="center"/>
+            </w:pPr>
+            <w:r>
+              <w:rPr>
+                <w:b/>
+                <w:sz w:val="20"/>
+              </w:rPr>
+              <w:t>Tabla</w:t>
+            </w:r>
+          </w:p>
+        </w:tc>
+        <w:tc>
+          <w:tcPr>
+            <w:tcW w:type="dxa" w:w="2880"/>
+          </w:tcPr>
+          <w:p>
+            <w:pPr>
+              <w:jc w:val="center"/>
+            </w:pPr>
+            <w:r>
+              <w:rPr>
+                <w:b/>
+                <w:sz w:val="20"/>
+              </w:rPr>
+              <w:t>Registros</w:t>
+            </w:r>
+          </w:p>
+        </w:tc>
+        <w:tc>
+          <w:tcPr>
+            <w:tcW w:type="dxa" w:w="2880"/>
+          </w:tcPr>
+          <w:p>
+            <w:pPr>
+              <w:jc w:val="center"/>
+            </w:pPr>
+            <w:r>
+              <w:rPr>
+                <w:b/>
+                <w:sz w:val="20"/>
+              </w:rPr>
+              <w:t>Columnas principales</w:t>
+            </w:r>
+          </w:p>
+        </w:tc>
+      </w:tr>
+      <w:tr>
+        <w:tc>
+          <w:tcPr>
+            <w:tcW w:type="dxa" w:w="2880"/>
+          </w:tcPr>
+          <w:p>
+            <w:r>
+              <w:rPr>
+                <w:sz w:val="20"/>
+              </w:rPr>
+              <w:t>pacientes</w:t>
+            </w:r>
+          </w:p>
+        </w:tc>
+        <w:tc>
+          <w:tcPr>
+            <w:tcW w:type="dxa" w:w="2880"/>
+          </w:tcPr>
+          <w:p>
+            <w:r>
+              <w:rPr>
+                <w:sz w:val="20"/>
+              </w:rPr>
+              <w:t>50,000</w:t>
+            </w:r>
+          </w:p>
+        </w:tc>
+        <w:tc>
+          <w:tcPr>
+            <w:tcW w:type="dxa" w:w="2880"/>
+          </w:tcPr>
+          <w:p>
+            <w:r>
+              <w:rPr>
+                <w:sz w:val="20"/>
+              </w:rPr>
+              <w:t>paciente_id, nombre, fecha_nacimiento, genero</w:t>
+            </w:r>
+          </w:p>
+        </w:tc>
+      </w:tr>
+      <w:tr>
+        <w:tc>
+          <w:tcPr>
+            <w:tcW w:type="dxa" w:w="2880"/>
+          </w:tcPr>
+          <w:p>
+            <w:r>
+              <w:rPr>
+                <w:sz w:val="20"/>
+              </w:rPr>
+              <w:t>personal</w:t>
+            </w:r>
+          </w:p>
+        </w:tc>
+        <w:tc>
+          <w:tcPr>
+            <w:tcW w:type="dxa" w:w="2880"/>
+          </w:tcPr>
+          <w:p>
+            <w:r>
+              <w:rPr>
+                <w:sz w:val="20"/>
+              </w:rPr>
+              <w:t>50,000</w:t>
+            </w:r>
+          </w:p>
+        </w:tc>
+        <w:tc>
+          <w:tcPr>
+            <w:tcW w:type="dxa" w:w="2880"/>
+          </w:tcPr>
+          <w:p>
+            <w:r>
+              <w:rPr>
+                <w:sz w:val="20"/>
+              </w:rPr>
+              <w:t>personal_id, nombre, cargo, especialidad</w:t>
+            </w:r>
+          </w:p>
+        </w:tc>
+      </w:tr>
+      <w:tr>
+        <w:tc>
+          <w:tcPr>
+            <w:tcW w:type="dxa" w:w="2880"/>
+          </w:tcPr>
+          <w:p>
+            <w:r>
+              <w:rPr>
+                <w:sz w:val="20"/>
+              </w:rPr>
+              <w:t>atenciones</w:t>
+            </w:r>
+          </w:p>
+        </w:tc>
+        <w:tc>
+          <w:tcPr>
+            <w:tcW w:type="dxa" w:w="2880"/>
+          </w:tcPr>
+          <w:p>
+            <w:r>
+              <w:rPr>
+                <w:sz w:val="20"/>
+              </w:rPr>
+              <w:t>50,000</w:t>
+            </w:r>
+          </w:p>
+        </w:tc>
+        <w:tc>
+          <w:tcPr>
+            <w:tcW w:type="dxa" w:w="2880"/>
+          </w:tcPr>
+          <w:p>
+            <w:r>
+              <w:rPr>
+                <w:sz w:val="20"/>
+              </w:rPr>
+              <w:t>atencion_id, paciente_id, personal_id, fecha</w:t>
+            </w:r>
+          </w:p>
+        </w:tc>
+      </w:tr>
+      <w:tr>
+        <w:tc>
+          <w:tcPr>
+            <w:tcW w:type="dxa" w:w="2880"/>
+          </w:tcPr>
+          <w:p>
+            <w:r>
+              <w:rPr>
+                <w:sz w:val="20"/>
+              </w:rPr>
+              <w:t>diagnosticos</w:t>
+            </w:r>
+          </w:p>
+        </w:tc>
+        <w:tc>
+          <w:tcPr>
+            <w:tcW w:type="dxa" w:w="2880"/>
+          </w:tcPr>
+          <w:p>
+            <w:r>
+              <w:rPr>
+                <w:sz w:val="20"/>
+              </w:rPr>
+              <w:t>68,123</w:t>
+            </w:r>
+          </w:p>
+        </w:tc>
+        <w:tc>
+          <w:tcPr>
+            <w:tcW w:type="dxa" w:w="2880"/>
+          </w:tcPr>
+          <w:p>
+            <w:r>
+              <w:rPr>
+                <w:sz w:val="20"/>
+              </w:rPr>
+              <w:t>diagnostico_id, atencion_id, codigo_cie10</w:t>
+            </w:r>
+          </w:p>
+        </w:tc>
+      </w:tr>
+    </w:tbl>
+    <w:p/>
+    <w:p>
+      <w:r>
+        <w:t>Diferencias identificadas:</w:t>
+      </w:r>
+    </w:p>
+    <w:tbl>
+      <w:tblPr>
+        <w:tblStyle w:val="TableGrid"/>
+        <w:tblW w:type="auto" w:w="0"/>
+        <w:jc w:val="center"/>
+        <w:tblLook w:firstColumn="1" w:firstRow="1" w:lastColumn="0" w:lastRow="0" w:noHBand="0" w:noVBand="1" w:val="04A0"/>
+      </w:tblPr>
+      <w:tblGrid>
+        <w:gridCol w:w="2160"/>
+        <w:gridCol w:w="2160"/>
+        <w:gridCol w:w="2160"/>
+        <w:gridCol w:w="2160"/>
+      </w:tblGrid>
+      <w:tr>
+        <w:tc>
+          <w:tcPr>
+            <w:tcW w:type="dxa" w:w="2160"/>
+          </w:tcPr>
+          <w:p>
+            <w:pPr>
+              <w:jc w:val="center"/>
+            </w:pPr>
+            <w:r>
+              <w:rPr>
+                <w:b/>
+                <w:sz w:val="20"/>
+              </w:rPr>
+              <w:t>Aspecto</w:t>
+            </w:r>
+          </w:p>
+        </w:tc>
+        <w:tc>
+          <w:tcPr>
+            <w:tcW w:type="dxa" w:w="2160"/>
+          </w:tcPr>
+          <w:p>
+            <w:pPr>
+              <w:jc w:val="center"/>
+            </w:pPr>
+            <w:r>
+              <w:rPr>
+                <w:b/>
+                <w:sz w:val="20"/>
+              </w:rPr>
+              <w:t>Grupo 3</w:t>
+            </w:r>
+          </w:p>
+        </w:tc>
+        <w:tc>
+          <w:tcPr>
+            <w:tcW w:type="dxa" w:w="2160"/>
+          </w:tcPr>
+          <w:p>
+            <w:pPr>
+              <w:jc w:val="center"/>
+            </w:pPr>
+            <w:r>
+              <w:rPr>
+                <w:b/>
+                <w:sz w:val="20"/>
+              </w:rPr>
+              <w:t>Grupo 1</w:t>
+            </w:r>
+          </w:p>
+        </w:tc>
+        <w:tc>
+          <w:tcPr>
+            <w:tcW w:type="dxa" w:w="2160"/>
+          </w:tcPr>
+          <w:p>
+            <w:pPr>
+              <w:jc w:val="center"/>
+            </w:pPr>
+            <w:r>
+              <w:rPr>
+                <w:b/>
+                <w:sz w:val="20"/>
+              </w:rPr>
+              <w:t>Observacion</w:t>
+            </w:r>
+          </w:p>
+        </w:tc>
+      </w:tr>
+      <w:tr>
+        <w:tc>
+          <w:tcPr>
+            <w:tcW w:type="dxa" w:w="2160"/>
+          </w:tcPr>
+          <w:p>
+            <w:r>
+              <w:rPr>
+                <w:sz w:val="20"/>
+              </w:rPr>
+              <w:t>Identificacion</w:t>
+            </w:r>
+          </w:p>
+        </w:tc>
+        <w:tc>
+          <w:tcPr>
+            <w:tcW w:type="dxa" w:w="2160"/>
+          </w:tcPr>
+          <w:p>
+            <w:r>
+              <w:rPr>
+                <w:sz w:val="20"/>
+              </w:rPr>
+              <w:t>CI obligatorio</w:t>
+            </w:r>
+          </w:p>
+        </w:tc>
+        <w:tc>
+          <w:tcPr>
+            <w:tcW w:type="dxa" w:w="2160"/>
+          </w:tcPr>
+          <w:p>
+            <w:r>
+              <w:rPr>
+                <w:sz w:val="20"/>
+              </w:rPr>
+              <w:t>Sin CI</w:t>
+            </w:r>
+          </w:p>
+        </w:tc>
+        <w:tc>
+          <w:tcPr>
+            <w:tcW w:type="dxa" w:w="2160"/>
+          </w:tcPr>
+          <w:p>
+            <w:r>
+              <w:rPr>
+                <w:sz w:val="20"/>
+              </w:rPr>
+              <w:t>Se genera marcador G1-PAC-{id}</w:t>
+            </w:r>
+          </w:p>
+        </w:tc>
+      </w:tr>
+      <w:tr>
+        <w:tc>
+          <w:tcPr>
+            <w:tcW w:type="dxa" w:w="2160"/>
+          </w:tcPr>
+          <w:p>
+            <w:r>
+              <w:rPr>
+                <w:sz w:val="20"/>
+              </w:rPr>
+              <w:t>Ubicacion</w:t>
+            </w:r>
+          </w:p>
+        </w:tc>
+        <w:tc>
+          <w:tcPr>
+            <w:tcW w:type="dxa" w:w="2160"/>
+          </w:tcPr>
+          <w:p>
+            <w:r>
+              <w:rPr>
+                <w:sz w:val="20"/>
+              </w:rPr>
+              <w:t>zona + ciudad</w:t>
+            </w:r>
+          </w:p>
+        </w:tc>
+        <w:tc>
+          <w:tcPr>
+            <w:tcW w:type="dxa" w:w="2160"/>
+          </w:tcPr>
+          <w:p>
+            <w:r>
+              <w:rPr>
+                <w:sz w:val="20"/>
+              </w:rPr>
+              <w:t>No existe</w:t>
+            </w:r>
+          </w:p>
+        </w:tc>
+        <w:tc>
+          <w:tcPr>
+            <w:tcW w:type="dxa" w:w="2160"/>
+          </w:tcPr>
+          <w:p>
+            <w:r>
+              <w:rPr>
+                <w:sz w:val="20"/>
+              </w:rPr>
+              <w:t>Se asigna zona especial ID=99</w:t>
+            </w:r>
+          </w:p>
+        </w:tc>
+      </w:tr>
+      <w:tr>
+        <w:tc>
+          <w:tcPr>
+            <w:tcW w:type="dxa" w:w="2160"/>
+          </w:tcPr>
+          <w:p>
+            <w:r>
+              <w:rPr>
+                <w:sz w:val="20"/>
+              </w:rPr>
+              <w:t>Especialidad</w:t>
+            </w:r>
+          </w:p>
+        </w:tc>
+        <w:tc>
+          <w:tcPr>
+            <w:tcW w:type="dxa" w:w="2160"/>
+          </w:tcPr>
+          <w:p>
+            <w:r>
+              <w:rPr>
+                <w:sz w:val="20"/>
+              </w:rPr>
+              <w:t>ID normalizado (15)</w:t>
+            </w:r>
+          </w:p>
+        </w:tc>
+        <w:tc>
+          <w:tcPr>
+            <w:tcW w:type="dxa" w:w="2160"/>
+          </w:tcPr>
+          <w:p>
+            <w:r>
+              <w:rPr>
+                <w:sz w:val="20"/>
+              </w:rPr>
+              <w:t>Texto libre</w:t>
+            </w:r>
+          </w:p>
+        </w:tc>
+        <w:tc>
+          <w:tcPr>
+            <w:tcW w:type="dxa" w:w="2160"/>
+          </w:tcPr>
+          <w:p>
+            <w:r>
+              <w:rPr>
+                <w:sz w:val="20"/>
+              </w:rPr>
+              <w:t>JOIN por nombre con ESPECIALIDAD</w:t>
+            </w:r>
+          </w:p>
+        </w:tc>
+      </w:tr>
+      <w:tr>
+        <w:tc>
+          <w:tcPr>
+            <w:tcW w:type="dxa" w:w="2160"/>
+          </w:tcPr>
+          <w:p>
+            <w:r>
+              <w:rPr>
+                <w:sz w:val="20"/>
+              </w:rPr>
+              <w:t>Diagnostico</w:t>
+            </w:r>
+          </w:p>
+        </w:tc>
+        <w:tc>
+          <w:tcPr>
+            <w:tcW w:type="dxa" w:w="2160"/>
+          </w:tcPr>
+          <w:p>
+            <w:r>
+              <w:rPr>
+                <w:sz w:val="20"/>
+              </w:rPr>
+              <w:t>FK -&gt; TIPO_DIAGNOSTICO</w:t>
+            </w:r>
+          </w:p>
+        </w:tc>
+        <w:tc>
+          <w:tcPr>
+            <w:tcW w:type="dxa" w:w="2160"/>
+          </w:tcPr>
+          <w:p>
+            <w:r>
+              <w:rPr>
+                <w:sz w:val="20"/>
+              </w:rPr>
+              <w:t>Codigo CIE-10</w:t>
+            </w:r>
+          </w:p>
+        </w:tc>
+        <w:tc>
+          <w:tcPr>
+            <w:tcW w:type="dxa" w:w="2160"/>
+          </w:tcPr>
+          <w:p>
+            <w:r>
+              <w:rPr>
+                <w:sz w:val="20"/>
+              </w:rPr>
+              <w:t>Mapeo CIE-10 -&gt; categoria</w:t>
+            </w:r>
+          </w:p>
+        </w:tc>
+      </w:tr>
+      <w:tr>
+        <w:tc>
+          <w:tcPr>
+            <w:tcW w:type="dxa" w:w="2160"/>
+          </w:tcPr>
+          <w:p>
+            <w:r>
+              <w:rPr>
+                <w:sz w:val="20"/>
+              </w:rPr>
+              <w:t>Fecha/hora</w:t>
+            </w:r>
+          </w:p>
+        </w:tc>
+        <w:tc>
+          <w:tcPr>
+            <w:tcW w:type="dxa" w:w="2160"/>
+          </w:tcPr>
+          <w:p>
+            <w:r>
+              <w:rPr>
+                <w:sz w:val="20"/>
+              </w:rPr>
+              <w:t>fecha_cita + hora</w:t>
+            </w:r>
+          </w:p>
+        </w:tc>
+        <w:tc>
+          <w:tcPr>
+            <w:tcW w:type="dxa" w:w="2160"/>
+          </w:tcPr>
+          <w:p>
+            <w:r>
+              <w:rPr>
+                <w:sz w:val="20"/>
+              </w:rPr>
+              <w:t>timestamp unico</w:t>
+            </w:r>
+          </w:p>
+        </w:tc>
+        <w:tc>
+          <w:tcPr>
+            <w:tcW w:type="dxa" w:w="2160"/>
+          </w:tcPr>
+          <w:p>
+            <w:r>
+              <w:rPr>
+                <w:sz w:val="20"/>
+              </w:rPr>
+              <w:t>Se extrae DATE y TIME</w:t>
+            </w:r>
+          </w:p>
+        </w:tc>
+      </w:tr>
+      <w:tr>
+        <w:tc>
+          <w:tcPr>
+            <w:tcW w:type="dxa" w:w="2160"/>
+          </w:tcPr>
+          <w:p>
+            <w:r>
+              <w:rPr>
+                <w:sz w:val="20"/>
+              </w:rPr>
+              <w:t>Turno</w:t>
+            </w:r>
+          </w:p>
+        </w:tc>
+        <w:tc>
+          <w:tcPr>
+            <w:tcW w:type="dxa" w:w="2160"/>
+          </w:tcPr>
+          <w:p>
+            <w:r>
+              <w:rPr>
+                <w:sz w:val="20"/>
+              </w:rPr>
+              <w:t>numero_turno</w:t>
+            </w:r>
+          </w:p>
+        </w:tc>
+        <w:tc>
+          <w:tcPr>
+            <w:tcW w:type="dxa" w:w="2160"/>
+          </w:tcPr>
+          <w:p>
+            <w:r>
+              <w:rPr>
+                <w:sz w:val="20"/>
+              </w:rPr>
+              <w:t>No existe</w:t>
+            </w:r>
+          </w:p>
+        </w:tc>
+        <w:tc>
+          <w:tcPr>
+            <w:tcW w:type="dxa" w:w="2160"/>
+          </w:tcPr>
+          <w:p>
+            <w:r>
+              <w:rPr>
+                <w:sz w:val="20"/>
+              </w:rPr>
+              <w:t>ROW_NUMBER() por dia+medico</w:t>
+            </w:r>
+          </w:p>
+        </w:tc>
+      </w:tr>
+      <w:tr>
+        <w:tc>
+          <w:tcPr>
+            <w:tcW w:type="dxa" w:w="2160"/>
+          </w:tcPr>
+          <w:p>
+            <w:r>
+              <w:rPr>
+                <w:sz w:val="20"/>
+              </w:rPr>
+              <w:t>Recetas</w:t>
+            </w:r>
+          </w:p>
+        </w:tc>
+        <w:tc>
+          <w:tcPr>
+            <w:tcW w:type="dxa" w:w="2160"/>
+          </w:tcPr>
+          <w:p>
+            <w:r>
+              <w:rPr>
+                <w:sz w:val="20"/>
+              </w:rPr>
+              <w:t>Tabla RECETA</w:t>
+            </w:r>
+          </w:p>
+        </w:tc>
+        <w:tc>
+          <w:tcPr>
+            <w:tcW w:type="dxa" w:w="2160"/>
+          </w:tcPr>
+          <w:p>
+            <w:r>
+              <w:rPr>
+                <w:sz w:val="20"/>
+              </w:rPr>
+              <w:t>No tiene</w:t>
+            </w:r>
+          </w:p>
+        </w:tc>
+        <w:tc>
+          <w:tcPr>
+            <w:tcW w:type="dxa" w:w="2160"/>
+          </w:tcPr>
+          <w:p>
+            <w:r>
+              <w:rPr>
+                <w:sz w:val="20"/>
+              </w:rPr>
+              <w:t>No se migran recetas</w:t>
+            </w:r>
+          </w:p>
+        </w:tc>
+      </w:tr>
+    </w:tbl>
+    <w:p/>
+    <w:p>
+      <w:r>
+        <w:t>Estrategia de IDs (offsets para evitar colision):</w:t>
+      </w:r>
+    </w:p>
+    <w:tbl>
+      <w:tblPr>
+        <w:tblStyle w:val="TableGrid"/>
+        <w:tblW w:type="auto" w:w="0"/>
+        <w:jc w:val="center"/>
+        <w:tblLook w:firstColumn="1" w:firstRow="1" w:lastColumn="0" w:lastRow="0" w:noHBand="0" w:noVBand="1" w:val="04A0"/>
+      </w:tblPr>
+      <w:tblGrid>
+        <w:gridCol w:w="2160"/>
+        <w:gridCol w:w="2160"/>
+        <w:gridCol w:w="2160"/>
+        <w:gridCol w:w="2160"/>
+      </w:tblGrid>
+      <w:tr>
+        <w:tc>
+          <w:tcPr>
+            <w:tcW w:type="dxa" w:w="2160"/>
+          </w:tcPr>
+          <w:p>
+            <w:pPr>
+              <w:jc w:val="center"/>
+            </w:pPr>
+            <w:r>
+              <w:rPr>
+                <w:b/>
+                <w:sz w:val="20"/>
+              </w:rPr>
+              <w:t>Entidad</w:t>
+            </w:r>
+          </w:p>
+        </w:tc>
+        <w:tc>
+          <w:tcPr>
+            <w:tcW w:type="dxa" w:w="2160"/>
+          </w:tcPr>
+          <w:p>
+            <w:pPr>
+              <w:jc w:val="center"/>
+            </w:pPr>
+            <w:r>
+              <w:rPr>
+                <w:b/>
+                <w:sz w:val="20"/>
+              </w:rPr>
+              <w:t>Rango original</w:t>
+            </w:r>
+          </w:p>
+        </w:tc>
+        <w:tc>
+          <w:tcPr>
+            <w:tcW w:type="dxa" w:w="2160"/>
+          </w:tcPr>
+          <w:p>
+            <w:pPr>
+              <w:jc w:val="center"/>
+            </w:pPr>
+            <w:r>
+              <w:rPr>
+                <w:b/>
+                <w:sz w:val="20"/>
+              </w:rPr>
+              <w:t>Offset</w:t>
+            </w:r>
+          </w:p>
+        </w:tc>
+        <w:tc>
+          <w:tcPr>
+            <w:tcW w:type="dxa" w:w="2160"/>
+          </w:tcPr>
+          <w:p>
+            <w:pPr>
+              <w:jc w:val="center"/>
+            </w:pPr>
+            <w:r>
+              <w:rPr>
+                <w:b/>
+                <w:sz w:val="20"/>
+              </w:rPr>
+              <w:t>Rango destino</w:t>
+            </w:r>
+          </w:p>
+        </w:tc>
+      </w:tr>
+      <w:tr>
+        <w:tc>
+          <w:tcPr>
+            <w:tcW w:type="dxa" w:w="2160"/>
+          </w:tcPr>
+          <w:p>
+            <w:r>
+              <w:rPr>
+                <w:sz w:val="20"/>
+              </w:rPr>
+              <w:t>Pacientes -&gt; PERSONA</w:t>
+            </w:r>
+          </w:p>
+        </w:tc>
+        <w:tc>
+          <w:tcPr>
+            <w:tcW w:type="dxa" w:w="2160"/>
+          </w:tcPr>
+          <w:p>
+            <w:r>
+              <w:rPr>
+                <w:sz w:val="20"/>
+              </w:rPr>
+              <w:t>1 - 50,000</w:t>
+            </w:r>
+          </w:p>
+        </w:tc>
+        <w:tc>
+          <w:tcPr>
+            <w:tcW w:type="dxa" w:w="2160"/>
+          </w:tcPr>
+          <w:p>
+            <w:r>
+              <w:rPr>
+                <w:sz w:val="20"/>
+              </w:rPr>
+              <w:t>+100,000</w:t>
+            </w:r>
+          </w:p>
+        </w:tc>
+        <w:tc>
+          <w:tcPr>
+            <w:tcW w:type="dxa" w:w="2160"/>
+          </w:tcPr>
+          <w:p>
+            <w:r>
+              <w:rPr>
+                <w:sz w:val="20"/>
+              </w:rPr>
+              <w:t>100,001 - 150,000</w:t>
+            </w:r>
+          </w:p>
+        </w:tc>
+      </w:tr>
+      <w:tr>
+        <w:tc>
+          <w:tcPr>
+            <w:tcW w:type="dxa" w:w="2160"/>
+          </w:tcPr>
+          <w:p>
+            <w:r>
+              <w:rPr>
+                <w:sz w:val="20"/>
+              </w:rPr>
+              <w:t>Personal -&gt; PERSONA</w:t>
+            </w:r>
+          </w:p>
+        </w:tc>
+        <w:tc>
+          <w:tcPr>
+            <w:tcW w:type="dxa" w:w="2160"/>
+          </w:tcPr>
+          <w:p>
+            <w:r>
+              <w:rPr>
+                <w:sz w:val="20"/>
+              </w:rPr>
+              <w:t>1 - 50,000</w:t>
+            </w:r>
+          </w:p>
+        </w:tc>
+        <w:tc>
+          <w:tcPr>
+            <w:tcW w:type="dxa" w:w="2160"/>
+          </w:tcPr>
+          <w:p>
+            <w:r>
+              <w:rPr>
+                <w:sz w:val="20"/>
+              </w:rPr>
+              <w:t>+200,000</w:t>
+            </w:r>
+          </w:p>
+        </w:tc>
+        <w:tc>
+          <w:tcPr>
+            <w:tcW w:type="dxa" w:w="2160"/>
+          </w:tcPr>
+          <w:p>
+            <w:r>
+              <w:rPr>
+                <w:sz w:val="20"/>
+              </w:rPr>
+              <w:t>200,001 - 250,000</w:t>
+            </w:r>
+          </w:p>
+        </w:tc>
+      </w:tr>
+      <w:tr>
+        <w:tc>
+          <w:tcPr>
+            <w:tcW w:type="dxa" w:w="2160"/>
+          </w:tcPr>
+          <w:p>
+            <w:r>
+              <w:rPr>
+                <w:sz w:val="20"/>
+              </w:rPr>
+              <w:t>Atenciones -&gt; CITA_MEDICA</w:t>
+            </w:r>
+          </w:p>
+        </w:tc>
+        <w:tc>
+          <w:tcPr>
+            <w:tcW w:type="dxa" w:w="2160"/>
+          </w:tcPr>
+          <w:p>
+            <w:r>
+              <w:rPr>
+                <w:sz w:val="20"/>
+              </w:rPr>
+              <w:t>1 - 50,000</w:t>
+            </w:r>
+          </w:p>
+        </w:tc>
+        <w:tc>
+          <w:tcPr>
+            <w:tcW w:type="dxa" w:w="2160"/>
+          </w:tcPr>
+          <w:p>
+            <w:r>
+              <w:rPr>
+                <w:sz w:val="20"/>
+              </w:rPr>
+              <w:t>+100,000</w:t>
+            </w:r>
+          </w:p>
+        </w:tc>
+        <w:tc>
+          <w:tcPr>
+            <w:tcW w:type="dxa" w:w="2160"/>
+          </w:tcPr>
+          <w:p>
+            <w:r>
+              <w:rPr>
+                <w:sz w:val="20"/>
+              </w:rPr>
+              <w:t>100,001 - 150,000</w:t>
+            </w:r>
+          </w:p>
+        </w:tc>
+      </w:tr>
+      <w:tr>
+        <w:tc>
+          <w:tcPr>
+            <w:tcW w:type="dxa" w:w="2160"/>
+          </w:tcPr>
+          <w:p>
+            <w:r>
+              <w:rPr>
+                <w:sz w:val="20"/>
+              </w:rPr>
+              <w:t>Diagnosticos -&gt; DIAGNOSTICO</w:t>
+            </w:r>
+          </w:p>
+        </w:tc>
+        <w:tc>
+          <w:tcPr>
+            <w:tcW w:type="dxa" w:w="2160"/>
+          </w:tcPr>
+          <w:p>
+            <w:r>
+              <w:rPr>
+                <w:sz w:val="20"/>
+              </w:rPr>
+              <w:t>1 - 68,123</w:t>
+            </w:r>
+          </w:p>
+        </w:tc>
+        <w:tc>
+          <w:tcPr>
+            <w:tcW w:type="dxa" w:w="2160"/>
+          </w:tcPr>
+          <w:p>
+            <w:r>
+              <w:rPr>
+                <w:sz w:val="20"/>
+              </w:rPr>
+              <w:t>+100,000</w:t>
+            </w:r>
+          </w:p>
+        </w:tc>
+        <w:tc>
+          <w:tcPr>
+            <w:tcW w:type="dxa" w:w="2160"/>
+          </w:tcPr>
+          <w:p>
+            <w:r>
+              <w:rPr>
+                <w:sz w:val="20"/>
+              </w:rPr>
+              <w:t>100,001 - 168,123</w:t>
+            </w:r>
+          </w:p>
+        </w:tc>
+      </w:tr>
+    </w:tbl>
+    <w:p/>
+    <w:p>
+      <w:r>
+        <w:t>Mapeo CIE-10 -&gt; Tipo de Diagnostico:</w:t>
+      </w:r>
+    </w:p>
+    <w:tbl>
+      <w:tblPr>
+        <w:tblStyle w:val="TableGrid"/>
+        <w:tblW w:type="auto" w:w="0"/>
+        <w:jc w:val="center"/>
+        <w:tblLook w:firstColumn="1" w:firstRow="1" w:lastColumn="0" w:lastRow="0" w:noHBand="0" w:noVBand="1" w:val="04A0"/>
+      </w:tblPr>
+      <w:tblGrid>
+        <w:gridCol w:w="2880"/>
+        <w:gridCol w:w="2880"/>
+        <w:gridCol w:w="2880"/>
+      </w:tblGrid>
+      <w:tr>
+        <w:tc>
+          <w:tcPr>
+            <w:tcW w:type="dxa" w:w="2880"/>
+          </w:tcPr>
+          <w:p>
+            <w:pPr>
+              <w:jc w:val="center"/>
+            </w:pPr>
+            <w:r>
+              <w:rPr>
+                <w:b/>
+                <w:sz w:val="20"/>
+              </w:rPr>
+              <w:t>Codigo CIE-10</w:t>
+            </w:r>
+          </w:p>
+        </w:tc>
+        <w:tc>
+          <w:tcPr>
+            <w:tcW w:type="dxa" w:w="2880"/>
+          </w:tcPr>
+          <w:p>
+            <w:pPr>
+              <w:jc w:val="center"/>
+            </w:pPr>
+            <w:r>
+              <w:rPr>
+                <w:b/>
+                <w:sz w:val="20"/>
+              </w:rPr>
+              <w:t>Diagnostico</w:t>
+            </w:r>
+          </w:p>
+        </w:tc>
+        <w:tc>
+          <w:tcPr>
+            <w:tcW w:type="dxa" w:w="2880"/>
+          </w:tcPr>
+          <w:p>
+            <w:pPr>
+              <w:jc w:val="center"/>
+            </w:pPr>
+            <w:r>
+              <w:rPr>
+                <w:b/>
+                <w:sz w:val="20"/>
+              </w:rPr>
+              <w:t>Categoria asignada</w:t>
+            </w:r>
+          </w:p>
+        </w:tc>
+      </w:tr>
+      <w:tr>
+        <w:tc>
+          <w:tcPr>
+            <w:tcW w:type="dxa" w:w="2880"/>
+          </w:tcPr>
+          <w:p>
+            <w:r>
+              <w:rPr>
+                <w:sz w:val="20"/>
+              </w:rPr>
+              <w:t>I10</w:t>
+            </w:r>
+          </w:p>
+        </w:tc>
+        <w:tc>
+          <w:tcPr>
+            <w:tcW w:type="dxa" w:w="2880"/>
+          </w:tcPr>
+          <w:p>
+            <w:r>
+              <w:rPr>
+                <w:sz w:val="20"/>
+              </w:rPr>
+              <w:t>Hipertension esencial</w:t>
+            </w:r>
+          </w:p>
+        </w:tc>
+        <w:tc>
+          <w:tcPr>
+            <w:tcW w:type="dxa" w:w="2880"/>
+          </w:tcPr>
+          <w:p>
+            <w:r>
+              <w:rPr>
+                <w:sz w:val="20"/>
+              </w:rPr>
+              <w:t>Clinico</w:t>
+            </w:r>
+          </w:p>
+        </w:tc>
+      </w:tr>
+      <w:tr>
+        <w:tc>
+          <w:tcPr>
+            <w:tcW w:type="dxa" w:w="2880"/>
+          </w:tcPr>
+          <w:p>
+            <w:r>
+              <w:rPr>
+                <w:sz w:val="20"/>
+              </w:rPr>
+              <w:t>R10.9 / R51</w:t>
+            </w:r>
+          </w:p>
+        </w:tc>
+        <w:tc>
+          <w:tcPr>
+            <w:tcW w:type="dxa" w:w="2880"/>
+          </w:tcPr>
+          <w:p>
+            <w:r>
+              <w:rPr>
+                <w:sz w:val="20"/>
+              </w:rPr>
+              <w:t>Dolor abdominal / Cefalea</w:t>
+            </w:r>
+          </w:p>
+        </w:tc>
+        <w:tc>
+          <w:tcPr>
+            <w:tcW w:type="dxa" w:w="2880"/>
+          </w:tcPr>
+          <w:p>
+            <w:r>
+              <w:rPr>
+                <w:sz w:val="20"/>
+              </w:rPr>
+              <w:t>Clinico</w:t>
+            </w:r>
+          </w:p>
+        </w:tc>
+      </w:tr>
+      <w:tr>
+        <w:tc>
+          <w:tcPr>
+            <w:tcW w:type="dxa" w:w="2880"/>
+          </w:tcPr>
+          <w:p>
+            <w:r>
+              <w:rPr>
+                <w:sz w:val="20"/>
+              </w:rPr>
+              <w:t>J02.9 / J06.9 / J20.9</w:t>
+            </w:r>
+          </w:p>
+        </w:tc>
+        <w:tc>
+          <w:tcPr>
+            <w:tcW w:type="dxa" w:w="2880"/>
+          </w:tcPr>
+          <w:p>
+            <w:r>
+              <w:rPr>
+                <w:sz w:val="20"/>
+              </w:rPr>
+              <w:t>Infecciones respiratorias</w:t>
+            </w:r>
+          </w:p>
+        </w:tc>
+        <w:tc>
+          <w:tcPr>
+            <w:tcW w:type="dxa" w:w="2880"/>
+          </w:tcPr>
+          <w:p>
+            <w:r>
+              <w:rPr>
+                <w:sz w:val="20"/>
+              </w:rPr>
+              <w:t>Clinico</w:t>
+            </w:r>
+          </w:p>
+        </w:tc>
+      </w:tr>
+      <w:tr>
+        <w:tc>
+          <w:tcPr>
+            <w:tcW w:type="dxa" w:w="2880"/>
+          </w:tcPr>
+          <w:p>
+            <w:r>
+              <w:rPr>
+                <w:sz w:val="20"/>
+              </w:rPr>
+              <w:t>M54.5</w:t>
+            </w:r>
+          </w:p>
+        </w:tc>
+        <w:tc>
+          <w:tcPr>
+            <w:tcW w:type="dxa" w:w="2880"/>
+          </w:tcPr>
+          <w:p>
+            <w:r>
+              <w:rPr>
+                <w:sz w:val="20"/>
+              </w:rPr>
+              <w:t>Dolor lumbar bajo</w:t>
+            </w:r>
+          </w:p>
+        </w:tc>
+        <w:tc>
+          <w:tcPr>
+            <w:tcW w:type="dxa" w:w="2880"/>
+          </w:tcPr>
+          <w:p>
+            <w:r>
+              <w:rPr>
+                <w:sz w:val="20"/>
+              </w:rPr>
+              <w:t>Por Imagen</w:t>
+            </w:r>
+          </w:p>
+        </w:tc>
+      </w:tr>
+      <w:tr>
+        <w:tc>
+          <w:tcPr>
+            <w:tcW w:type="dxa" w:w="2880"/>
+          </w:tcPr>
+          <w:p>
+            <w:r>
+              <w:rPr>
+                <w:sz w:val="20"/>
+              </w:rPr>
+              <w:t>E78.5 / E11.9</w:t>
+            </w:r>
+          </w:p>
+        </w:tc>
+        <w:tc>
+          <w:tcPr>
+            <w:tcW w:type="dxa" w:w="2880"/>
+          </w:tcPr>
+          <w:p>
+            <w:r>
+              <w:rPr>
+                <w:sz w:val="20"/>
+              </w:rPr>
+              <w:t>Hiperlipidemia / Diabetes tipo 2</w:t>
+            </w:r>
+          </w:p>
+        </w:tc>
+        <w:tc>
+          <w:tcPr>
+            <w:tcW w:type="dxa" w:w="2880"/>
+          </w:tcPr>
+          <w:p>
+            <w:r>
+              <w:rPr>
+                <w:sz w:val="20"/>
+              </w:rPr>
+              <w:t>Laboratorio</w:t>
+            </w:r>
+          </w:p>
+        </w:tc>
+      </w:tr>
+      <w:tr>
+        <w:tc>
+          <w:tcPr>
+            <w:tcW w:type="dxa" w:w="2880"/>
+          </w:tcPr>
+          <w:p>
+            <w:r>
+              <w:rPr>
+                <w:sz w:val="20"/>
+              </w:rPr>
+              <w:t>N39.0</w:t>
+            </w:r>
+          </w:p>
+        </w:tc>
+        <w:tc>
+          <w:tcPr>
+            <w:tcW w:type="dxa" w:w="2880"/>
+          </w:tcPr>
+          <w:p>
+            <w:r>
+              <w:rPr>
+                <w:sz w:val="20"/>
+              </w:rPr>
+              <w:t>Infeccion urinaria</w:t>
+            </w:r>
+          </w:p>
+        </w:tc>
+        <w:tc>
+          <w:tcPr>
+            <w:tcW w:type="dxa" w:w="2880"/>
+          </w:tcPr>
+          <w:p>
+            <w:r>
+              <w:rPr>
+                <w:sz w:val="20"/>
+              </w:rPr>
+              <w:t>Laboratorio</w:t>
+            </w:r>
+          </w:p>
+        </w:tc>
+      </w:tr>
+      <w:tr>
+        <w:tc>
+          <w:tcPr>
+            <w:tcW w:type="dxa" w:w="2880"/>
+          </w:tcPr>
+          <w:p>
+            <w:r>
+              <w:rPr>
+                <w:sz w:val="20"/>
+              </w:rPr>
+              <w:t>E66.9</w:t>
+            </w:r>
+          </w:p>
+        </w:tc>
+        <w:tc>
+          <w:tcPr>
+            <w:tcW w:type="dxa" w:w="2880"/>
+          </w:tcPr>
+          <w:p>
+            <w:r>
+              <w:rPr>
+                <w:sz w:val="20"/>
+              </w:rPr>
+              <w:t>Obesidad</w:t>
+            </w:r>
+          </w:p>
+        </w:tc>
+        <w:tc>
+          <w:tcPr>
+            <w:tcW w:type="dxa" w:w="2880"/>
+          </w:tcPr>
+          <w:p>
+            <w:r>
+              <w:rPr>
+                <w:sz w:val="20"/>
+              </w:rPr>
+              <w:t>Nutricional</w:t>
+            </w:r>
+          </w:p>
+        </w:tc>
+      </w:tr>
+      <w:tr>
+        <w:tc>
+          <w:tcPr>
+            <w:tcW w:type="dxa" w:w="2880"/>
+          </w:tcPr>
+          <w:p>
+            <w:r>
+              <w:rPr>
+                <w:sz w:val="20"/>
+              </w:rPr>
+              <w:t>K29.5</w:t>
+            </w:r>
+          </w:p>
+        </w:tc>
+        <w:tc>
+          <w:tcPr>
+            <w:tcW w:type="dxa" w:w="2880"/>
+          </w:tcPr>
+          <w:p>
+            <w:r>
+              <w:rPr>
+                <w:sz w:val="20"/>
+              </w:rPr>
+              <w:t>Gastritis cronica</w:t>
+            </w:r>
+          </w:p>
+        </w:tc>
+        <w:tc>
+          <w:tcPr>
+            <w:tcW w:type="dxa" w:w="2880"/>
+          </w:tcPr>
+          <w:p>
+            <w:r>
+              <w:rPr>
+                <w:sz w:val="20"/>
+              </w:rPr>
+              <w:t>Endoscopico</w:t>
+            </w:r>
+          </w:p>
+        </w:tc>
+      </w:tr>
+      <w:tr>
+        <w:tc>
+          <w:tcPr>
+            <w:tcW w:type="dxa" w:w="2880"/>
+          </w:tcPr>
+          <w:p>
+            <w:r>
+              <w:rPr>
+                <w:sz w:val="20"/>
+              </w:rPr>
+              <w:t>Z00.0 / Z71.1</w:t>
+            </w:r>
+          </w:p>
+        </w:tc>
+        <w:tc>
+          <w:tcPr>
+            <w:tcW w:type="dxa" w:w="2880"/>
+          </w:tcPr>
+          <w:p>
+            <w:r>
+              <w:rPr>
+                <w:sz w:val="20"/>
+              </w:rPr>
+              <w:t>Examen general / Consulta orientacion</w:t>
+            </w:r>
+          </w:p>
+        </w:tc>
+        <w:tc>
+          <w:tcPr>
+            <w:tcW w:type="dxa" w:w="2880"/>
+          </w:tcPr>
+          <w:p>
+            <w:r>
+              <w:rPr>
+                <w:sz w:val="20"/>
+              </w:rPr>
+              <w:t>Ambulatorio</w:t>
+            </w:r>
+          </w:p>
+        </w:tc>
+      </w:tr>
+    </w:tbl>
+    <w:p/>
+    <w:p>
+      <w:r>
+        <w:t>Resultado de la carga G3 + G1:</w:t>
+      </w:r>
+    </w:p>
+    <w:tbl>
+      <w:tblPr>
+        <w:tblStyle w:val="TableGrid"/>
+        <w:tblW w:type="auto" w:w="0"/>
+        <w:jc w:val="center"/>
+        <w:tblLook w:firstColumn="1" w:firstRow="1" w:lastColumn="0" w:lastRow="0" w:noHBand="0" w:noVBand="1" w:val="04A0"/>
+      </w:tblPr>
+      <w:tblGrid>
+        <w:gridCol w:w="2160"/>
+        <w:gridCol w:w="2160"/>
+        <w:gridCol w:w="2160"/>
+        <w:gridCol w:w="2160"/>
+      </w:tblGrid>
+      <w:tr>
+        <w:tc>
+          <w:tcPr>
+            <w:tcW w:type="dxa" w:w="2160"/>
+          </w:tcPr>
+          <w:p>
+            <w:pPr>
+              <w:jc w:val="center"/>
+            </w:pPr>
+            <w:r>
+              <w:rPr>
+                <w:b/>
+                <w:sz w:val="20"/>
+              </w:rPr>
+              <w:t>Tabla DW</w:t>
+            </w:r>
+          </w:p>
+        </w:tc>
+        <w:tc>
+          <w:tcPr>
+            <w:tcW w:type="dxa" w:w="2160"/>
+          </w:tcPr>
+          <w:p>
+            <w:pPr>
+              <w:jc w:val="center"/>
+            </w:pPr>
+            <w:r>
+              <w:rPr>
+                <w:b/>
+                <w:sz w:val="20"/>
+              </w:rPr>
+              <w:t>Antes (G3)</w:t>
+            </w:r>
+          </w:p>
+        </w:tc>
+        <w:tc>
+          <w:tcPr>
+            <w:tcW w:type="dxa" w:w="2160"/>
+          </w:tcPr>
+          <w:p>
+            <w:pPr>
+              <w:jc w:val="center"/>
+            </w:pPr>
+            <w:r>
+              <w:rPr>
+                <w:b/>
+                <w:sz w:val="20"/>
+              </w:rPr>
+              <w:t>+ Grupo 1</w:t>
+            </w:r>
+          </w:p>
+        </w:tc>
+        <w:tc>
+          <w:tcPr>
+            <w:tcW w:type="dxa" w:w="2160"/>
+          </w:tcPr>
+          <w:p>
+            <w:pPr>
+              <w:jc w:val="center"/>
+            </w:pPr>
+            <w:r>
+              <w:rPr>
+                <w:b/>
+                <w:sz w:val="20"/>
+              </w:rPr>
+              <w:t>Despues (Total)</w:t>
+            </w:r>
+          </w:p>
+        </w:tc>
+      </w:tr>
+      <w:tr>
+        <w:tc>
+          <w:tcPr>
+            <w:tcW w:type="dxa" w:w="2160"/>
+          </w:tcPr>
+          <w:p>
+            <w:r>
+              <w:rPr>
+                <w:sz w:val="20"/>
+              </w:rPr>
+              <w:t>dim_paciente</w:t>
+            </w:r>
+          </w:p>
+        </w:tc>
+        <w:tc>
+          <w:tcPr>
+            <w:tcW w:type="dxa" w:w="2160"/>
+          </w:tcPr>
+          <w:p>
+            <w:r>
+              <w:rPr>
+                <w:sz w:val="20"/>
+              </w:rPr>
+              <w:t>4,500</w:t>
+            </w:r>
+          </w:p>
+        </w:tc>
+        <w:tc>
+          <w:tcPr>
+            <w:tcW w:type="dxa" w:w="2160"/>
+          </w:tcPr>
+          <w:p>
+            <w:r>
+              <w:rPr>
+                <w:sz w:val="20"/>
+              </w:rPr>
+              <w:t>+87,487</w:t>
+            </w:r>
+          </w:p>
+        </w:tc>
+        <w:tc>
+          <w:tcPr>
+            <w:tcW w:type="dxa" w:w="2160"/>
+          </w:tcPr>
+          <w:p>
+            <w:r>
+              <w:rPr>
+                <w:sz w:val="20"/>
+              </w:rPr>
+              <w:t>91,987</w:t>
+            </w:r>
+          </w:p>
+        </w:tc>
+      </w:tr>
+      <w:tr>
+        <w:tc>
+          <w:tcPr>
+            <w:tcW w:type="dxa" w:w="2160"/>
+          </w:tcPr>
+          <w:p>
+            <w:r>
+              <w:rPr>
+                <w:sz w:val="20"/>
+              </w:rPr>
+              <w:t>dim_medico</w:t>
+            </w:r>
+          </w:p>
+        </w:tc>
+        <w:tc>
+          <w:tcPr>
+            <w:tcW w:type="dxa" w:w="2160"/>
+          </w:tcPr>
+          <w:p>
+            <w:r>
+              <w:rPr>
+                <w:sz w:val="20"/>
+              </w:rPr>
+              <w:t>500</w:t>
+            </w:r>
+          </w:p>
+        </w:tc>
+        <w:tc>
+          <w:tcPr>
+            <w:tcW w:type="dxa" w:w="2160"/>
+          </w:tcPr>
+          <w:p>
+            <w:r>
+              <w:rPr>
+                <w:sz w:val="20"/>
+              </w:rPr>
+              <w:t>+13,337</w:t>
+            </w:r>
+          </w:p>
+        </w:tc>
+        <w:tc>
+          <w:tcPr>
+            <w:tcW w:type="dxa" w:w="2160"/>
+          </w:tcPr>
+          <w:p>
+            <w:r>
+              <w:rPr>
+                <w:sz w:val="20"/>
+              </w:rPr>
+              <w:t>13,837</w:t>
+            </w:r>
+          </w:p>
+        </w:tc>
+      </w:tr>
+      <w:tr>
+        <w:tc>
+          <w:tcPr>
+            <w:tcW w:type="dxa" w:w="2160"/>
+          </w:tcPr>
+          <w:p>
+            <w:r>
+              <w:rPr>
+                <w:sz w:val="20"/>
+              </w:rPr>
+              <w:t>fact_atenciones</w:t>
+            </w:r>
+          </w:p>
+        </w:tc>
+        <w:tc>
+          <w:tcPr>
+            <w:tcW w:type="dxa" w:w="2160"/>
+          </w:tcPr>
+          <w:p>
+            <w:r>
+              <w:rPr>
+                <w:sz w:val="20"/>
+              </w:rPr>
+              <w:t>15,000</w:t>
+            </w:r>
+          </w:p>
+        </w:tc>
+        <w:tc>
+          <w:tcPr>
+            <w:tcW w:type="dxa" w:w="2160"/>
+          </w:tcPr>
+          <w:p>
+            <w:r>
+              <w:rPr>
+                <w:sz w:val="20"/>
+              </w:rPr>
+              <w:t>+68,123</w:t>
+            </w:r>
+          </w:p>
+        </w:tc>
+        <w:tc>
+          <w:tcPr>
+            <w:tcW w:type="dxa" w:w="2160"/>
+          </w:tcPr>
+          <w:p>
+            <w:r>
+              <w:rPr>
+                <w:sz w:val="20"/>
+              </w:rPr>
+              <w:t>83,123</w:t>
+            </w:r>
+          </w:p>
+        </w:tc>
+      </w:tr>
+    </w:tbl>
+    <w:p/>
+    <w:p>
+      <w:pPr>
+        <w:pStyle w:val="Heading3"/>
+      </w:pPr>
+      <w:r>
+        <w:t>3.2.4. Analisis comparativo: Grupo 6 -&gt; Grupo 3</w:t>
+      </w:r>
+    </w:p>
+    <w:p>
+      <w:r>
+        <w:t>Esquema PostgreSQL 17 normalizado en 3NF. 25 tablas totales (incluye catalogos y extensiones), de las cuales 9 son relevantes para la migracion:</w:t>
+      </w:r>
+    </w:p>
+    <w:tbl>
+      <w:tblPr>
+        <w:tblStyle w:val="TableGrid"/>
+        <w:tblW w:type="auto" w:w="0"/>
+        <w:jc w:val="center"/>
+        <w:tblLook w:firstColumn="1" w:firstRow="1" w:lastColumn="0" w:lastRow="0" w:noHBand="0" w:noVBand="1" w:val="04A0"/>
+      </w:tblPr>
+      <w:tblGrid>
+        <w:gridCol w:w="2880"/>
+        <w:gridCol w:w="2880"/>
+        <w:gridCol w:w="2880"/>
+      </w:tblGrid>
+      <w:tr>
+        <w:tc>
+          <w:tcPr>
+            <w:tcW w:type="dxa" w:w="2880"/>
+          </w:tcPr>
+          <w:p>
+            <w:pPr>
+              <w:jc w:val="center"/>
+            </w:pPr>
+            <w:r>
+              <w:rPr>
+                <w:b/>
+                <w:sz w:val="20"/>
+              </w:rPr>
+              <w:t>Tabla</w:t>
+            </w:r>
+          </w:p>
+        </w:tc>
+        <w:tc>
+          <w:tcPr>
+            <w:tcW w:type="dxa" w:w="2880"/>
+          </w:tcPr>
+          <w:p>
+            <w:pPr>
+              <w:jc w:val="center"/>
+            </w:pPr>
+            <w:r>
+              <w:rPr>
+                <w:b/>
+                <w:sz w:val="20"/>
+              </w:rPr>
+              <w:t>Registros</w:t>
+            </w:r>
+          </w:p>
+        </w:tc>
+        <w:tc>
+          <w:tcPr>
+            <w:tcW w:type="dxa" w:w="2880"/>
+          </w:tcPr>
+          <w:p>
+            <w:pPr>
+              <w:jc w:val="center"/>
+            </w:pPr>
+            <w:r>
+              <w:rPr>
+                <w:b/>
+                <w:sz w:val="20"/>
+              </w:rPr>
+              <w:t>Columnas principales</w:t>
+            </w:r>
+          </w:p>
+        </w:tc>
+      </w:tr>
+      <w:tr>
+        <w:tc>
+          <w:tcPr>
+            <w:tcW w:type="dxa" w:w="2880"/>
+          </w:tcPr>
+          <w:p>
+            <w:r>
+              <w:rPr>
+                <w:sz w:val="20"/>
+              </w:rPr>
+              <w:t>persona</w:t>
+            </w:r>
+          </w:p>
+        </w:tc>
+        <w:tc>
+          <w:tcPr>
+            <w:tcW w:type="dxa" w:w="2880"/>
+          </w:tcPr>
+          <w:p>
+            <w:r>
+              <w:rPr>
+                <w:sz w:val="20"/>
+              </w:rPr>
+              <w:t>35,331</w:t>
+            </w:r>
+          </w:p>
+        </w:tc>
+        <w:tc>
+          <w:tcPr>
+            <w:tcW w:type="dxa" w:w="2880"/>
+          </w:tcPr>
+          <w:p>
+            <w:r>
+              <w:rPr>
+                <w:sz w:val="20"/>
+              </w:rPr>
+              <w:t>id_persona, ci, nombre, fecha_nacimiento, sexo</w:t>
+            </w:r>
+          </w:p>
+        </w:tc>
+      </w:tr>
+      <w:tr>
+        <w:tc>
+          <w:tcPr>
+            <w:tcW w:type="dxa" w:w="2880"/>
+          </w:tcPr>
+          <w:p>
+            <w:r>
+              <w:rPr>
+                <w:sz w:val="20"/>
+              </w:rPr>
+              <w:t>paciente</w:t>
+            </w:r>
+          </w:p>
+        </w:tc>
+        <w:tc>
+          <w:tcPr>
+            <w:tcW w:type="dxa" w:w="2880"/>
+          </w:tcPr>
+          <w:p>
+            <w:r>
+              <w:rPr>
+                <w:sz w:val="20"/>
+              </w:rPr>
+              <w:t>34,500</w:t>
+            </w:r>
+          </w:p>
+        </w:tc>
+        <w:tc>
+          <w:tcPr>
+            <w:tcW w:type="dxa" w:w="2880"/>
+          </w:tcPr>
+          <w:p>
+            <w:r>
+              <w:rPr>
+                <w:sz w:val="20"/>
+              </w:rPr>
+              <w:t>id_paciente, id_persona (tabla de rol)</w:t>
+            </w:r>
+          </w:p>
+        </w:tc>
+      </w:tr>
+      <w:tr>
+        <w:tc>
+          <w:tcPr>
+            <w:tcW w:type="dxa" w:w="2880"/>
+          </w:tcPr>
+          <w:p>
+            <w:r>
+              <w:rPr>
+                <w:sz w:val="20"/>
+              </w:rPr>
+              <w:t>personal</w:t>
+            </w:r>
+          </w:p>
+        </w:tc>
+        <w:tc>
+          <w:tcPr>
+            <w:tcW w:type="dxa" w:w="2880"/>
+          </w:tcPr>
+          <w:p>
+            <w:r>
+              <w:rPr>
+                <w:sz w:val="20"/>
+              </w:rPr>
+              <w:t>831</w:t>
+            </w:r>
+          </w:p>
+        </w:tc>
+        <w:tc>
+          <w:tcPr>
+            <w:tcW w:type="dxa" w:w="2880"/>
+          </w:tcPr>
+          <w:p>
+            <w:r>
+              <w:rPr>
+                <w:sz w:val="20"/>
+              </w:rPr>
+              <w:t>id_personal, id_persona, id_especialidad</w:t>
+            </w:r>
+          </w:p>
+        </w:tc>
+      </w:tr>
+      <w:tr>
+        <w:tc>
+          <w:tcPr>
+            <w:tcW w:type="dxa" w:w="2880"/>
+          </w:tcPr>
+          <w:p>
+            <w:r>
+              <w:rPr>
+                <w:sz w:val="20"/>
+              </w:rPr>
+              <w:t>especialidad</w:t>
+            </w:r>
+          </w:p>
+        </w:tc>
+        <w:tc>
+          <w:tcPr>
+            <w:tcW w:type="dxa" w:w="2880"/>
+          </w:tcPr>
+          <w:p>
+            <w:r>
+              <w:rPr>
+                <w:sz w:val="20"/>
+              </w:rPr>
+              <w:t>24</w:t>
+            </w:r>
+          </w:p>
+        </w:tc>
+        <w:tc>
+          <w:tcPr>
+            <w:tcW w:type="dxa" w:w="2880"/>
+          </w:tcPr>
+          <w:p>
+            <w:r>
+              <w:rPr>
+                <w:sz w:val="20"/>
+              </w:rPr>
+              <w:t>id_especialidad, nombre</w:t>
+            </w:r>
+          </w:p>
+        </w:tc>
+      </w:tr>
+      <w:tr>
+        <w:tc>
+          <w:tcPr>
+            <w:tcW w:type="dxa" w:w="2880"/>
+          </w:tcPr>
+          <w:p>
+            <w:r>
+              <w:rPr>
+                <w:sz w:val="20"/>
+              </w:rPr>
+              <w:t>zona</w:t>
+            </w:r>
+          </w:p>
+        </w:tc>
+        <w:tc>
+          <w:tcPr>
+            <w:tcW w:type="dxa" w:w="2880"/>
+          </w:tcPr>
+          <w:p>
+            <w:r>
+              <w:rPr>
+                <w:sz w:val="20"/>
+              </w:rPr>
+              <w:t>30</w:t>
+            </w:r>
+          </w:p>
+        </w:tc>
+        <w:tc>
+          <w:tcPr>
+            <w:tcW w:type="dxa" w:w="2880"/>
+          </w:tcPr>
+          <w:p>
+            <w:r>
+              <w:rPr>
+                <w:sz w:val="20"/>
+              </w:rPr>
+              <w:t>id_zona, nombre, ciudad</w:t>
+            </w:r>
+          </w:p>
+        </w:tc>
+      </w:tr>
+      <w:tr>
+        <w:tc>
+          <w:tcPr>
+            <w:tcW w:type="dxa" w:w="2880"/>
+          </w:tcPr>
+          <w:p>
+            <w:r>
+              <w:rPr>
+                <w:sz w:val="20"/>
+              </w:rPr>
+              <w:t>tipo_diagnostico</w:t>
+            </w:r>
+          </w:p>
+        </w:tc>
+        <w:tc>
+          <w:tcPr>
+            <w:tcW w:type="dxa" w:w="2880"/>
+          </w:tcPr>
+          <w:p>
+            <w:r>
+              <w:rPr>
+                <w:sz w:val="20"/>
+              </w:rPr>
+              <w:t>25</w:t>
+            </w:r>
+          </w:p>
+        </w:tc>
+        <w:tc>
+          <w:tcPr>
+            <w:tcW w:type="dxa" w:w="2880"/>
+          </w:tcPr>
+          <w:p>
+            <w:r>
+              <w:rPr>
+                <w:sz w:val="20"/>
+              </w:rPr>
+              <w:t>id_tipo_diagnostico, nombre, categoria</w:t>
+            </w:r>
+          </w:p>
+        </w:tc>
+      </w:tr>
+      <w:tr>
+        <w:tc>
+          <w:tcPr>
+            <w:tcW w:type="dxa" w:w="2880"/>
+          </w:tcPr>
+          <w:p>
+            <w:r>
+              <w:rPr>
+                <w:sz w:val="20"/>
+              </w:rPr>
+              <w:t>cita_medica</w:t>
+            </w:r>
+          </w:p>
+        </w:tc>
+        <w:tc>
+          <w:tcPr>
+            <w:tcW w:type="dxa" w:w="2880"/>
+          </w:tcPr>
+          <w:p>
+            <w:r>
+              <w:rPr>
+                <w:sz w:val="20"/>
+              </w:rPr>
+              <w:t>70,000</w:t>
+            </w:r>
+          </w:p>
+        </w:tc>
+        <w:tc>
+          <w:tcPr>
+            <w:tcW w:type="dxa" w:w="2880"/>
+          </w:tcPr>
+          <w:p>
+            <w:r>
+              <w:rPr>
+                <w:sz w:val="20"/>
+              </w:rPr>
+              <w:t>id_cita, fecha_registro, fecha_cita, hora</w:t>
+            </w:r>
+          </w:p>
+        </w:tc>
+      </w:tr>
+      <w:tr>
+        <w:tc>
+          <w:tcPr>
+            <w:tcW w:type="dxa" w:w="2880"/>
+          </w:tcPr>
+          <w:p>
+            <w:r>
+              <w:rPr>
+                <w:sz w:val="20"/>
+              </w:rPr>
+              <w:t>diagnostico</w:t>
+            </w:r>
+          </w:p>
+        </w:tc>
+        <w:tc>
+          <w:tcPr>
+            <w:tcW w:type="dxa" w:w="2880"/>
+          </w:tcPr>
+          <w:p>
+            <w:r>
+              <w:rPr>
+                <w:sz w:val="20"/>
+              </w:rPr>
+              <w:t>40,134</w:t>
+            </w:r>
+          </w:p>
+        </w:tc>
+        <w:tc>
+          <w:tcPr>
+            <w:tcW w:type="dxa" w:w="2880"/>
+          </w:tcPr>
+          <w:p>
+            <w:r>
+              <w:rPr>
+                <w:sz w:val="20"/>
+              </w:rPr>
+              <w:t>id_diagnostico, descripcion, observacion</w:t>
+            </w:r>
+          </w:p>
+        </w:tc>
+      </w:tr>
+      <w:tr>
+        <w:tc>
+          <w:tcPr>
+            <w:tcW w:type="dxa" w:w="2880"/>
+          </w:tcPr>
+          <w:p>
+            <w:r>
+              <w:rPr>
+                <w:sz w:val="20"/>
+              </w:rPr>
+              <w:t>receta</w:t>
+            </w:r>
+          </w:p>
+        </w:tc>
+        <w:tc>
+          <w:tcPr>
+            <w:tcW w:type="dxa" w:w="2880"/>
+          </w:tcPr>
+          <w:p>
+            <w:r>
+              <w:rPr>
+                <w:sz w:val="20"/>
+              </w:rPr>
+              <w:t>40,134</w:t>
+            </w:r>
+          </w:p>
+        </w:tc>
+        <w:tc>
+          <w:tcPr>
+            <w:tcW w:type="dxa" w:w="2880"/>
+          </w:tcPr>
+          <w:p>
+            <w:r>
+              <w:rPr>
+                <w:sz w:val="20"/>
+              </w:rPr>
+              <w:t>id_receta, medicamentos, indicaciones</w:t>
+            </w:r>
+          </w:p>
+        </w:tc>
+      </w:tr>
+    </w:tbl>
+    <w:p/>
+    <w:p>
+      <w:r>
+        <w:t>Diferencias identificadas:</w:t>
+      </w:r>
+    </w:p>
+    <w:tbl>
+      <w:tblPr>
+        <w:tblStyle w:val="TableGrid"/>
+        <w:tblW w:type="auto" w:w="0"/>
+        <w:jc w:val="center"/>
+        <w:tblLook w:firstColumn="1" w:firstRow="1" w:lastColumn="0" w:lastRow="0" w:noHBand="0" w:noVBand="1" w:val="04A0"/>
+      </w:tblPr>
+      <w:tblGrid>
+        <w:gridCol w:w="2160"/>
+        <w:gridCol w:w="2160"/>
+        <w:gridCol w:w="2160"/>
+        <w:gridCol w:w="2160"/>
+      </w:tblGrid>
+      <w:tr>
+        <w:tc>
+          <w:tcPr>
+            <w:tcW w:type="dxa" w:w="2160"/>
+          </w:tcPr>
+          <w:p>
+            <w:pPr>
+              <w:jc w:val="center"/>
+            </w:pPr>
+            <w:r>
+              <w:rPr>
+                <w:b/>
+                <w:sz w:val="20"/>
+              </w:rPr>
+              <w:t>Aspecto</w:t>
+            </w:r>
+          </w:p>
+        </w:tc>
+        <w:tc>
+          <w:tcPr>
+            <w:tcW w:type="dxa" w:w="2160"/>
+          </w:tcPr>
+          <w:p>
+            <w:pPr>
+              <w:jc w:val="center"/>
+            </w:pPr>
+            <w:r>
+              <w:rPr>
+                <w:b/>
+                <w:sz w:val="20"/>
+              </w:rPr>
+              <w:t>Grupo 3</w:t>
+            </w:r>
+          </w:p>
+        </w:tc>
+        <w:tc>
+          <w:tcPr>
+            <w:tcW w:type="dxa" w:w="2160"/>
+          </w:tcPr>
+          <w:p>
+            <w:pPr>
+              <w:jc w:val="center"/>
+            </w:pPr>
+            <w:r>
+              <w:rPr>
+                <w:b/>
+                <w:sz w:val="20"/>
+              </w:rPr>
+              <w:t>Grupo 6</w:t>
+            </w:r>
+          </w:p>
+        </w:tc>
+        <w:tc>
+          <w:tcPr>
+            <w:tcW w:type="dxa" w:w="2160"/>
+          </w:tcPr>
+          <w:p>
+            <w:pPr>
+              <w:jc w:val="center"/>
+            </w:pPr>
+            <w:r>
+              <w:rPr>
+                <w:b/>
+                <w:sz w:val="20"/>
+              </w:rPr>
+              <w:t>Observacion</w:t>
+            </w:r>
+          </w:p>
+        </w:tc>
+      </w:tr>
+      <w:tr>
+        <w:tc>
+          <w:tcPr>
+            <w:tcW w:type="dxa" w:w="2160"/>
+          </w:tcPr>
+          <w:p>
+            <w:r>
+              <w:rPr>
+                <w:sz w:val="20"/>
+              </w:rPr>
+              <w:t>Personas</w:t>
+            </w:r>
+          </w:p>
+        </w:tc>
+        <w:tc>
+          <w:tcPr>
+            <w:tcW w:type="dxa" w:w="2160"/>
+          </w:tcPr>
+          <w:p>
+            <w:r>
+              <w:rPr>
+                <w:sz w:val="20"/>
+              </w:rPr>
+              <w:t>PERSONA unificada</w:t>
+            </w:r>
+          </w:p>
+        </w:tc>
+        <w:tc>
+          <w:tcPr>
+            <w:tcW w:type="dxa" w:w="2160"/>
+          </w:tcPr>
+          <w:p>
+            <w:r>
+              <w:rPr>
+                <w:sz w:val="20"/>
+              </w:rPr>
+              <w:t>persona + paciente + personal</w:t>
+            </w:r>
+          </w:p>
+        </w:tc>
+        <w:tc>
+          <w:tcPr>
+            <w:tcW w:type="dxa" w:w="2160"/>
+          </w:tcPr>
+          <w:p>
+            <w:r>
+              <w:rPr>
+                <w:sz w:val="20"/>
+              </w:rPr>
+              <w:t>Roles en tablas separadas</w:t>
+            </w:r>
+          </w:p>
+        </w:tc>
+      </w:tr>
+      <w:tr>
+        <w:tc>
+          <w:tcPr>
+            <w:tcW w:type="dxa" w:w="2160"/>
+          </w:tcPr>
+          <w:p>
+            <w:r>
+              <w:rPr>
+                <w:sz w:val="20"/>
+              </w:rPr>
+              <w:t>Especialidades</w:t>
+            </w:r>
+          </w:p>
+        </w:tc>
+        <w:tc>
+          <w:tcPr>
+            <w:tcW w:type="dxa" w:w="2160"/>
+          </w:tcPr>
+          <w:p>
+            <w:r>
+              <w:rPr>
+                <w:sz w:val="20"/>
+              </w:rPr>
+              <w:t>15 registros</w:t>
+            </w:r>
+          </w:p>
+        </w:tc>
+        <w:tc>
+          <w:tcPr>
+            <w:tcW w:type="dxa" w:w="2160"/>
+          </w:tcPr>
+          <w:p>
+            <w:r>
+              <w:rPr>
+                <w:sz w:val="20"/>
+              </w:rPr>
+              <w:t>24 registros</w:t>
+            </w:r>
+          </w:p>
+        </w:tc>
+        <w:tc>
+          <w:tcPr>
+            <w:tcW w:type="dxa" w:w="2160"/>
+          </w:tcPr>
+          <w:p>
+            <w:r>
+              <w:rPr>
+                <w:sz w:val="20"/>
+              </w:rPr>
+              <w:t>9 adicionales sin equivalente en G3</w:t>
+            </w:r>
+          </w:p>
+        </w:tc>
+      </w:tr>
+      <w:tr>
+        <w:tc>
+          <w:tcPr>
+            <w:tcW w:type="dxa" w:w="2160"/>
+          </w:tcPr>
+          <w:p>
+            <w:r>
+              <w:rPr>
+                <w:sz w:val="20"/>
+              </w:rPr>
+              <w:t>Zonas</w:t>
+            </w:r>
+          </w:p>
+        </w:tc>
+        <w:tc>
+          <w:tcPr>
+            <w:tcW w:type="dxa" w:w="2160"/>
+          </w:tcPr>
+          <w:p>
+            <w:r>
+              <w:rPr>
+                <w:sz w:val="20"/>
+              </w:rPr>
+              <w:t>20 zonas</w:t>
+            </w:r>
+          </w:p>
+        </w:tc>
+        <w:tc>
+          <w:tcPr>
+            <w:tcW w:type="dxa" w:w="2160"/>
+          </w:tcPr>
+          <w:p>
+            <w:r>
+              <w:rPr>
+                <w:sz w:val="20"/>
+              </w:rPr>
+              <w:t>30 zonas</w:t>
+            </w:r>
+          </w:p>
+        </w:tc>
+        <w:tc>
+          <w:tcPr>
+            <w:tcW w:type="dxa" w:w="2160"/>
+          </w:tcPr>
+          <w:p>
+            <w:r>
+              <w:rPr>
+                <w:sz w:val="20"/>
+              </w:rPr>
+              <w:t>Se asigna zona generica ID=98</w:t>
+            </w:r>
+          </w:p>
+        </w:tc>
+      </w:tr>
+      <w:tr>
+        <w:tc>
+          <w:tcPr>
+            <w:tcW w:type="dxa" w:w="2160"/>
+          </w:tcPr>
+          <w:p>
+            <w:r>
+              <w:rPr>
+                <w:sz w:val="20"/>
+              </w:rPr>
+              <w:t>Catalogos extra</w:t>
+            </w:r>
+          </w:p>
+        </w:tc>
+        <w:tc>
+          <w:tcPr>
+            <w:tcW w:type="dxa" w:w="2160"/>
+          </w:tcPr>
+          <w:p>
+            <w:r>
+              <w:rPr>
+                <w:sz w:val="20"/>
+              </w:rPr>
+              <w:t>No existen</w:t>
+            </w:r>
+          </w:p>
+        </w:tc>
+        <w:tc>
+          <w:tcPr>
+            <w:tcW w:type="dxa" w:w="2160"/>
+          </w:tcPr>
+          <w:p>
+            <w:r>
+              <w:rPr>
+                <w:sz w:val="20"/>
+              </w:rPr>
+              <w:t>9 tablas cat_*</w:t>
+            </w:r>
+          </w:p>
+        </w:tc>
+        <w:tc>
+          <w:tcPr>
+            <w:tcW w:type="dxa" w:w="2160"/>
+          </w:tcPr>
+          <w:p>
+            <w:r>
+              <w:rPr>
+                <w:sz w:val="20"/>
+              </w:rPr>
+              <w:t>No relevantes para el DW</w:t>
+            </w:r>
+          </w:p>
+        </w:tc>
+      </w:tr>
+      <w:tr>
+        <w:tc>
+          <w:tcPr>
+            <w:tcW w:type="dxa" w:w="2160"/>
+          </w:tcPr>
+          <w:p>
+            <w:r>
+              <w:rPr>
+                <w:sz w:val="20"/>
+              </w:rPr>
+              <w:t>Tipo diagnostico</w:t>
+            </w:r>
+          </w:p>
+        </w:tc>
+        <w:tc>
+          <w:tcPr>
+            <w:tcW w:type="dxa" w:w="2160"/>
+          </w:tcPr>
+          <w:p>
+            <w:r>
+              <w:rPr>
+                <w:sz w:val="20"/>
+              </w:rPr>
+              <w:t>IDs 1-25</w:t>
+            </w:r>
+          </w:p>
+        </w:tc>
+        <w:tc>
+          <w:tcPr>
+            <w:tcW w:type="dxa" w:w="2160"/>
+          </w:tcPr>
+          <w:p>
+            <w:r>
+              <w:rPr>
+                <w:sz w:val="20"/>
+              </w:rPr>
+              <w:t>IDs 1-25 (coinciden)</w:t>
+            </w:r>
+          </w:p>
+        </w:tc>
+        <w:tc>
+          <w:tcPr>
+            <w:tcW w:type="dxa" w:w="2160"/>
+          </w:tcPr>
+          <w:p>
+            <w:r>
+              <w:rPr>
+                <w:sz w:val="20"/>
+              </w:rPr>
+              <w:t>Mapeo directo</w:t>
+            </w:r>
+          </w:p>
+        </w:tc>
+      </w:tr>
+    </w:tbl>
+    <w:p/>
+    <w:p>
+      <w:r>
+        <w:t>Estrategia de IDs:</w:t>
+      </w:r>
+    </w:p>
+    <w:tbl>
+      <w:tblPr>
+        <w:tblStyle w:val="TableGrid"/>
+        <w:tblW w:type="auto" w:w="0"/>
+        <w:jc w:val="center"/>
+        <w:tblLook w:firstColumn="1" w:firstRow="1" w:lastColumn="0" w:lastRow="0" w:noHBand="0" w:noVBand="1" w:val="04A0"/>
+      </w:tblPr>
+      <w:tblGrid>
+        <w:gridCol w:w="2160"/>
+        <w:gridCol w:w="2160"/>
+        <w:gridCol w:w="2160"/>
+        <w:gridCol w:w="2160"/>
+      </w:tblGrid>
+      <w:tr>
+        <w:tc>
+          <w:tcPr>
+            <w:tcW w:type="dxa" w:w="2160"/>
+          </w:tcPr>
+          <w:p>
+            <w:pPr>
+              <w:jc w:val="center"/>
+            </w:pPr>
+            <w:r>
+              <w:rPr>
+                <w:b/>
+                <w:sz w:val="20"/>
+              </w:rPr>
+              <w:t>Entidad</w:t>
+            </w:r>
+          </w:p>
+        </w:tc>
+        <w:tc>
+          <w:tcPr>
+            <w:tcW w:type="dxa" w:w="2160"/>
+          </w:tcPr>
+          <w:p>
+            <w:pPr>
+              <w:jc w:val="center"/>
+            </w:pPr>
+            <w:r>
+              <w:rPr>
+                <w:b/>
+                <w:sz w:val="20"/>
+              </w:rPr>
+              <w:t>Rango original</w:t>
+            </w:r>
+          </w:p>
+        </w:tc>
+        <w:tc>
+          <w:tcPr>
+            <w:tcW w:type="dxa" w:w="2160"/>
+          </w:tcPr>
+          <w:p>
+            <w:pPr>
+              <w:jc w:val="center"/>
+            </w:pPr>
+            <w:r>
+              <w:rPr>
+                <w:b/>
+                <w:sz w:val="20"/>
+              </w:rPr>
+              <w:t>Offset</w:t>
+            </w:r>
+          </w:p>
+        </w:tc>
+        <w:tc>
+          <w:tcPr>
+            <w:tcW w:type="dxa" w:w="2160"/>
+          </w:tcPr>
+          <w:p>
+            <w:pPr>
+              <w:jc w:val="center"/>
+            </w:pPr>
+            <w:r>
+              <w:rPr>
+                <w:b/>
+                <w:sz w:val="20"/>
+              </w:rPr>
+              <w:t>Rango destino</w:t>
+            </w:r>
+          </w:p>
+        </w:tc>
+      </w:tr>
+      <w:tr>
+        <w:tc>
+          <w:tcPr>
+            <w:tcW w:type="dxa" w:w="2160"/>
+          </w:tcPr>
+          <w:p>
+            <w:r>
+              <w:rPr>
+                <w:sz w:val="20"/>
+              </w:rPr>
+              <w:t>Pacientes (persona)</w:t>
+            </w:r>
+          </w:p>
+        </w:tc>
+        <w:tc>
+          <w:tcPr>
+            <w:tcW w:type="dxa" w:w="2160"/>
+          </w:tcPr>
+          <w:p>
+            <w:r>
+              <w:rPr>
+                <w:sz w:val="20"/>
+              </w:rPr>
+              <w:t>1 - 34,500</w:t>
+            </w:r>
+          </w:p>
+        </w:tc>
+        <w:tc>
+          <w:tcPr>
+            <w:tcW w:type="dxa" w:w="2160"/>
+          </w:tcPr>
+          <w:p>
+            <w:r>
+              <w:rPr>
+                <w:sz w:val="20"/>
+              </w:rPr>
+              <w:t>+300,000</w:t>
+            </w:r>
+          </w:p>
+        </w:tc>
+        <w:tc>
+          <w:tcPr>
+            <w:tcW w:type="dxa" w:w="2160"/>
+          </w:tcPr>
+          <w:p>
+            <w:r>
+              <w:rPr>
+                <w:sz w:val="20"/>
+              </w:rPr>
+              <w:t>300,001 - 334,500</w:t>
+            </w:r>
+          </w:p>
+        </w:tc>
+      </w:tr>
+      <w:tr>
+        <w:tc>
+          <w:tcPr>
+            <w:tcW w:type="dxa" w:w="2160"/>
+          </w:tcPr>
+          <w:p>
+            <w:r>
+              <w:rPr>
+                <w:sz w:val="20"/>
+              </w:rPr>
+              <w:t>Personal (persona)</w:t>
+            </w:r>
+          </w:p>
+        </w:tc>
+        <w:tc>
+          <w:tcPr>
+            <w:tcW w:type="dxa" w:w="2160"/>
+          </w:tcPr>
+          <w:p>
+            <w:r>
+              <w:rPr>
+                <w:sz w:val="20"/>
+              </w:rPr>
+              <w:t>1 - 831</w:t>
+            </w:r>
+          </w:p>
+        </w:tc>
+        <w:tc>
+          <w:tcPr>
+            <w:tcW w:type="dxa" w:w="2160"/>
+          </w:tcPr>
+          <w:p>
+            <w:r>
+              <w:rPr>
+                <w:sz w:val="20"/>
+              </w:rPr>
+              <w:t>+600,000</w:t>
+            </w:r>
+          </w:p>
+        </w:tc>
+        <w:tc>
+          <w:tcPr>
+            <w:tcW w:type="dxa" w:w="2160"/>
+          </w:tcPr>
+          <w:p>
+            <w:r>
+              <w:rPr>
+                <w:sz w:val="20"/>
+              </w:rPr>
+              <w:t>600,001 - 600,831</w:t>
+            </w:r>
+          </w:p>
+        </w:tc>
+      </w:tr>
+      <w:tr>
+        <w:tc>
+          <w:tcPr>
+            <w:tcW w:type="dxa" w:w="2160"/>
+          </w:tcPr>
+          <w:p>
+            <w:r>
+              <w:rPr>
+                <w:sz w:val="20"/>
+              </w:rPr>
+              <w:t>Citas</w:t>
+            </w:r>
+          </w:p>
+        </w:tc>
+        <w:tc>
+          <w:tcPr>
+            <w:tcW w:type="dxa" w:w="2160"/>
+          </w:tcPr>
+          <w:p>
+            <w:r>
+              <w:rPr>
+                <w:sz w:val="20"/>
+              </w:rPr>
+              <w:t>1 - 70,000</w:t>
+            </w:r>
+          </w:p>
+        </w:tc>
+        <w:tc>
+          <w:tcPr>
+            <w:tcW w:type="dxa" w:w="2160"/>
+          </w:tcPr>
+          <w:p>
+            <w:r>
+              <w:rPr>
+                <w:sz w:val="20"/>
+              </w:rPr>
+              <w:t>+300,000</w:t>
+            </w:r>
+          </w:p>
+        </w:tc>
+        <w:tc>
+          <w:tcPr>
+            <w:tcW w:type="dxa" w:w="2160"/>
+          </w:tcPr>
+          <w:p>
+            <w:r>
+              <w:rPr>
+                <w:sz w:val="20"/>
+              </w:rPr>
+              <w:t>300,001 - 370,000</w:t>
+            </w:r>
+          </w:p>
+        </w:tc>
+      </w:tr>
+      <w:tr>
+        <w:tc>
+          <w:tcPr>
+            <w:tcW w:type="dxa" w:w="2160"/>
+          </w:tcPr>
+          <w:p>
+            <w:r>
+              <w:rPr>
+                <w:sz w:val="20"/>
+              </w:rPr>
+              <w:t>Diagnosticos</w:t>
+            </w:r>
+          </w:p>
+        </w:tc>
+        <w:tc>
+          <w:tcPr>
+            <w:tcW w:type="dxa" w:w="2160"/>
+          </w:tcPr>
+          <w:p>
+            <w:r>
+              <w:rPr>
+                <w:sz w:val="20"/>
+              </w:rPr>
+              <w:t>1 - 40,134</w:t>
+            </w:r>
+          </w:p>
+        </w:tc>
+        <w:tc>
+          <w:tcPr>
+            <w:tcW w:type="dxa" w:w="2160"/>
+          </w:tcPr>
+          <w:p>
+            <w:r>
+              <w:rPr>
+                <w:sz w:val="20"/>
+              </w:rPr>
+              <w:t>+300,000</w:t>
+            </w:r>
+          </w:p>
+        </w:tc>
+        <w:tc>
+          <w:tcPr>
+            <w:tcW w:type="dxa" w:w="2160"/>
+          </w:tcPr>
+          <w:p>
+            <w:r>
+              <w:rPr>
+                <w:sz w:val="20"/>
+              </w:rPr>
+              <w:t>300,001 - 340,134</w:t>
+            </w:r>
+          </w:p>
+        </w:tc>
+      </w:tr>
+      <w:tr>
+        <w:tc>
+          <w:tcPr>
+            <w:tcW w:type="dxa" w:w="2160"/>
+          </w:tcPr>
+          <w:p>
+            <w:r>
+              <w:rPr>
+                <w:sz w:val="20"/>
+              </w:rPr>
+              <w:t>Recetas</w:t>
+            </w:r>
+          </w:p>
+        </w:tc>
+        <w:tc>
+          <w:tcPr>
+            <w:tcW w:type="dxa" w:w="2160"/>
+          </w:tcPr>
+          <w:p>
+            <w:r>
+              <w:rPr>
+                <w:sz w:val="20"/>
+              </w:rPr>
+              <w:t>1 - 40,134</w:t>
+            </w:r>
+          </w:p>
+        </w:tc>
+        <w:tc>
+          <w:tcPr>
+            <w:tcW w:type="dxa" w:w="2160"/>
+          </w:tcPr>
+          <w:p>
+            <w:r>
+              <w:rPr>
+                <w:sz w:val="20"/>
+              </w:rPr>
+              <w:t>+300,000</w:t>
+            </w:r>
+          </w:p>
+        </w:tc>
+        <w:tc>
+          <w:tcPr>
+            <w:tcW w:type="dxa" w:w="2160"/>
+          </w:tcPr>
+          <w:p>
+            <w:r>
+              <w:rPr>
+                <w:sz w:val="20"/>
+              </w:rPr>
+              <w:t>300,001 - 340,134</w:t>
+            </w:r>
+          </w:p>
+        </w:tc>
+      </w:tr>
+    </w:tbl>
+    <w:p/>
+    <w:p>
+      <w:r>
+        <w:t>Extraccion del dump SQL: El G6 entrega sus datos como dump PostgreSQL (encoding WIN1252). Se convierte el encoding a UTF-8 y se renombran las tablas a staging mediante sed.</w:t>
+      </w:r>
+    </w:p>
+    <w:p>
+      <w:r>
+        <w:t>Mapeo de especialidades (24 -&gt; 15):</w:t>
+      </w:r>
+    </w:p>
+    <w:p>
+      <w:r>
+        <w:t>Las especialidades 1-15 coinciden con G3 (mapeo directo). Las 9 adicionales (16-24) se remapearon por afinidad clinica:</w:t>
+      </w:r>
+    </w:p>
+    <w:tbl>
+      <w:tblPr>
+        <w:tblStyle w:val="TableGrid"/>
+        <w:tblW w:type="auto" w:w="0"/>
+        <w:jc w:val="center"/>
+        <w:tblLook w:firstColumn="1" w:firstRow="1" w:lastColumn="0" w:lastRow="0" w:noHBand="0" w:noVBand="1" w:val="04A0"/>
+      </w:tblPr>
+      <w:tblGrid>
+        <w:gridCol w:w="1728"/>
+        <w:gridCol w:w="1728"/>
+        <w:gridCol w:w="1728"/>
+        <w:gridCol w:w="1728"/>
+        <w:gridCol w:w="1728"/>
+      </w:tblGrid>
+      <w:tr>
+        <w:tc>
+          <w:tcPr>
+            <w:tcW w:type="dxa" w:w="1728"/>
+          </w:tcPr>
+          <w:p>
+            <w:pPr>
+              <w:jc w:val="center"/>
+            </w:pPr>
+            <w:r>
+              <w:rPr>
+                <w:b/>
+                <w:sz w:val="20"/>
+              </w:rPr>
+              <w:t>ID G6</w:t>
+            </w:r>
+          </w:p>
+        </w:tc>
+        <w:tc>
+          <w:tcPr>
+            <w:tcW w:type="dxa" w:w="1728"/>
+          </w:tcPr>
+          <w:p>
+            <w:pPr>
+              <w:jc w:val="center"/>
+            </w:pPr>
+            <w:r>
+              <w:rPr>
+                <w:b/>
+                <w:sz w:val="20"/>
+              </w:rPr>
+              <w:t>Especialidad G6</w:t>
+            </w:r>
+          </w:p>
+        </w:tc>
+        <w:tc>
+          <w:tcPr>
+            <w:tcW w:type="dxa" w:w="1728"/>
+          </w:tcPr>
+          <w:p>
+            <w:pPr>
+              <w:jc w:val="center"/>
+            </w:pPr>
+            <w:r>
+              <w:rPr>
+                <w:b/>
+                <w:sz w:val="20"/>
+              </w:rPr>
+              <w:t>ID G3</w:t>
+            </w:r>
+          </w:p>
+        </w:tc>
+        <w:tc>
+          <w:tcPr>
+            <w:tcW w:type="dxa" w:w="1728"/>
+          </w:tcPr>
+          <w:p>
+            <w:pPr>
+              <w:jc w:val="center"/>
+            </w:pPr>
+            <w:r>
+              <w:rPr>
+                <w:b/>
+                <w:sz w:val="20"/>
+              </w:rPr>
+              <w:t>Especialidad G3</w:t>
+            </w:r>
+          </w:p>
+        </w:tc>
+        <w:tc>
+          <w:tcPr>
+            <w:tcW w:type="dxa" w:w="1728"/>
+          </w:tcPr>
+          <w:p>
+            <w:pPr>
+              <w:jc w:val="center"/>
+            </w:pPr>
+            <w:r>
+              <w:rPr>
+                <w:b/>
+                <w:sz w:val="20"/>
+              </w:rPr>
+              <w:t>Justificacion</w:t>
+            </w:r>
+          </w:p>
+        </w:tc>
+      </w:tr>
+      <w:tr>
+        <w:tc>
+          <w:tcPr>
+            <w:tcW w:type="dxa" w:w="1728"/>
+          </w:tcPr>
+          <w:p>
+            <w:r>
+              <w:rPr>
+                <w:sz w:val="20"/>
+              </w:rPr>
+              <w:t>16</w:t>
+            </w:r>
+          </w:p>
+        </w:tc>
+        <w:tc>
+          <w:tcPr>
+            <w:tcW w:type="dxa" w:w="1728"/>
+          </w:tcPr>
+          <w:p>
+            <w:r>
+              <w:rPr>
+                <w:sz w:val="20"/>
+              </w:rPr>
+              <w:t>Medicina Interna</w:t>
+            </w:r>
+          </w:p>
+        </w:tc>
+        <w:tc>
+          <w:tcPr>
+            <w:tcW w:type="dxa" w:w="1728"/>
+          </w:tcPr>
+          <w:p>
+            <w:r>
+              <w:rPr>
+                <w:sz w:val="20"/>
+              </w:rPr>
+              <w:t>1</w:t>
+            </w:r>
+          </w:p>
+        </w:tc>
+        <w:tc>
+          <w:tcPr>
+            <w:tcW w:type="dxa" w:w="1728"/>
+          </w:tcPr>
+          <w:p>
+            <w:r>
+              <w:rPr>
+                <w:sz w:val="20"/>
+              </w:rPr>
+              <w:t>Medicina General</w:t>
+            </w:r>
+          </w:p>
+        </w:tc>
+        <w:tc>
+          <w:tcPr>
+            <w:tcW w:type="dxa" w:w="1728"/>
+          </w:tcPr>
+          <w:p>
+            <w:r>
+              <w:rPr>
+                <w:sz w:val="20"/>
+              </w:rPr>
+              <w:t>Subespecialidad de medicina general</w:t>
+            </w:r>
+          </w:p>
+        </w:tc>
+      </w:tr>
+      <w:tr>
+        <w:tc>
+          <w:tcPr>
+            <w:tcW w:type="dxa" w:w="1728"/>
+          </w:tcPr>
+          <w:p>
+            <w:r>
+              <w:rPr>
+                <w:sz w:val="20"/>
+              </w:rPr>
+              <w:t>17</w:t>
+            </w:r>
+          </w:p>
+        </w:tc>
+        <w:tc>
+          <w:tcPr>
+            <w:tcW w:type="dxa" w:w="1728"/>
+          </w:tcPr>
+          <w:p>
+            <w:r>
+              <w:rPr>
+                <w:sz w:val="20"/>
+              </w:rPr>
+              <w:t>Cirugia General</w:t>
+            </w:r>
+          </w:p>
+        </w:tc>
+        <w:tc>
+          <w:tcPr>
+            <w:tcW w:type="dxa" w:w="1728"/>
+          </w:tcPr>
+          <w:p>
+            <w:r>
+              <w:rPr>
+                <w:sz w:val="20"/>
+              </w:rPr>
+              <w:t>7</w:t>
+            </w:r>
+          </w:p>
+        </w:tc>
+        <w:tc>
+          <w:tcPr>
+            <w:tcW w:type="dxa" w:w="1728"/>
+          </w:tcPr>
+          <w:p>
+            <w:r>
+              <w:rPr>
+                <w:sz w:val="20"/>
+              </w:rPr>
+              <w:t>Traumatologia</w:t>
+            </w:r>
+          </w:p>
+        </w:tc>
+        <w:tc>
+          <w:tcPr>
+            <w:tcW w:type="dxa" w:w="1728"/>
+          </w:tcPr>
+          <w:p>
+            <w:r>
+              <w:rPr>
+                <w:sz w:val="20"/>
+              </w:rPr>
+              <w:t>Area quirurgica mas cercana</w:t>
+            </w:r>
+          </w:p>
+        </w:tc>
+      </w:tr>
+      <w:tr>
+        <w:tc>
+          <w:tcPr>
+            <w:tcW w:type="dxa" w:w="1728"/>
+          </w:tcPr>
+          <w:p>
+            <w:r>
+              <w:rPr>
+                <w:sz w:val="20"/>
+              </w:rPr>
+              <w:t>18</w:t>
+            </w:r>
+          </w:p>
+        </w:tc>
+        <w:tc>
+          <w:tcPr>
+            <w:tcW w:type="dxa" w:w="1728"/>
+          </w:tcPr>
+          <w:p>
+            <w:r>
+              <w:rPr>
+                <w:sz w:val="20"/>
+              </w:rPr>
+              <w:t>Radiologia</w:t>
+            </w:r>
+          </w:p>
+        </w:tc>
+        <w:tc>
+          <w:tcPr>
+            <w:tcW w:type="dxa" w:w="1728"/>
+          </w:tcPr>
+          <w:p>
+            <w:r>
+              <w:rPr>
+                <w:sz w:val="20"/>
+              </w:rPr>
+              <w:t>1</w:t>
+            </w:r>
+          </w:p>
+        </w:tc>
+        <w:tc>
+          <w:tcPr>
+            <w:tcW w:type="dxa" w:w="1728"/>
+          </w:tcPr>
+          <w:p>
+            <w:r>
+              <w:rPr>
+                <w:sz w:val="20"/>
+              </w:rPr>
+              <w:t>Medicina General</w:t>
+            </w:r>
+          </w:p>
+        </w:tc>
+        <w:tc>
+          <w:tcPr>
+            <w:tcW w:type="dxa" w:w="1728"/>
+          </w:tcPr>
+          <w:p>
+            <w:r>
+              <w:rPr>
+                <w:sz w:val="20"/>
+              </w:rPr>
+              <w:t>Servicio de apoyo diagnostico</w:t>
+            </w:r>
+          </w:p>
+        </w:tc>
+      </w:tr>
+      <w:tr>
+        <w:tc>
+          <w:tcPr>
+            <w:tcW w:type="dxa" w:w="1728"/>
+          </w:tcPr>
+          <w:p>
+            <w:r>
+              <w:rPr>
+                <w:sz w:val="20"/>
+              </w:rPr>
+              <w:t>19</w:t>
+            </w:r>
+          </w:p>
+        </w:tc>
+        <w:tc>
+          <w:tcPr>
+            <w:tcW w:type="dxa" w:w="1728"/>
+          </w:tcPr>
+          <w:p>
+            <w:r>
+              <w:rPr>
+                <w:sz w:val="20"/>
+              </w:rPr>
+              <w:t>Anestesiologia</w:t>
+            </w:r>
+          </w:p>
+        </w:tc>
+        <w:tc>
+          <w:tcPr>
+            <w:tcW w:type="dxa" w:w="1728"/>
+          </w:tcPr>
+          <w:p>
+            <w:r>
+              <w:rPr>
+                <w:sz w:val="20"/>
+              </w:rPr>
+              <w:t>1</w:t>
+            </w:r>
+          </w:p>
+        </w:tc>
+        <w:tc>
+          <w:tcPr>
+            <w:tcW w:type="dxa" w:w="1728"/>
+          </w:tcPr>
+          <w:p>
+            <w:r>
+              <w:rPr>
+                <w:sz w:val="20"/>
+              </w:rPr>
+              <w:t>Medicina General</w:t>
+            </w:r>
+          </w:p>
+        </w:tc>
+        <w:tc>
+          <w:tcPr>
+            <w:tcW w:type="dxa" w:w="1728"/>
+          </w:tcPr>
+          <w:p>
+            <w:r>
+              <w:rPr>
+                <w:sz w:val="20"/>
+              </w:rPr>
+              <w:t>Servicio transversal</w:t>
+            </w:r>
+          </w:p>
+        </w:tc>
+      </w:tr>
+      <w:tr>
+        <w:tc>
+          <w:tcPr>
+            <w:tcW w:type="dxa" w:w="1728"/>
+          </w:tcPr>
+          <w:p>
+            <w:r>
+              <w:rPr>
+                <w:sz w:val="20"/>
+              </w:rPr>
+              <w:t>20</w:t>
+            </w:r>
+          </w:p>
+        </w:tc>
+        <w:tc>
+          <w:tcPr>
+            <w:tcW w:type="dxa" w:w="1728"/>
+          </w:tcPr>
+          <w:p>
+            <w:r>
+              <w:rPr>
+                <w:sz w:val="20"/>
+              </w:rPr>
+              <w:t>Nefrologia</w:t>
+            </w:r>
+          </w:p>
+        </w:tc>
+        <w:tc>
+          <w:tcPr>
+            <w:tcW w:type="dxa" w:w="1728"/>
+          </w:tcPr>
+          <w:p>
+            <w:r>
+              <w:rPr>
+                <w:sz w:val="20"/>
+              </w:rPr>
+              <w:t>10</w:t>
+            </w:r>
+          </w:p>
+        </w:tc>
+        <w:tc>
+          <w:tcPr>
+            <w:tcW w:type="dxa" w:w="1728"/>
+          </w:tcPr>
+          <w:p>
+            <w:r>
+              <w:rPr>
+                <w:sz w:val="20"/>
+              </w:rPr>
+              <w:t>Urologia</w:t>
+            </w:r>
+          </w:p>
+        </w:tc>
+        <w:tc>
+          <w:tcPr>
+            <w:tcW w:type="dxa" w:w="1728"/>
+          </w:tcPr>
+          <w:p>
+            <w:r>
+              <w:rPr>
+                <w:sz w:val="20"/>
+              </w:rPr>
+              <w:t>Misma area anatomica (sistema renal)</w:t>
+            </w:r>
+          </w:p>
+        </w:tc>
+      </w:tr>
+      <w:tr>
+        <w:tc>
+          <w:tcPr>
+            <w:tcW w:type="dxa" w:w="1728"/>
+          </w:tcPr>
+          <w:p>
+            <w:r>
+              <w:rPr>
+                <w:sz w:val="20"/>
+              </w:rPr>
+              <w:t>21</w:t>
+            </w:r>
+          </w:p>
+        </w:tc>
+        <w:tc>
+          <w:tcPr>
+            <w:tcW w:type="dxa" w:w="1728"/>
+          </w:tcPr>
+          <w:p>
+            <w:r>
+              <w:rPr>
+                <w:sz w:val="20"/>
+              </w:rPr>
+              <w:t>Hematologia</w:t>
+            </w:r>
+          </w:p>
+        </w:tc>
+        <w:tc>
+          <w:tcPr>
+            <w:tcW w:type="dxa" w:w="1728"/>
+          </w:tcPr>
+          <w:p>
+            <w:r>
+              <w:rPr>
+                <w:sz w:val="20"/>
+              </w:rPr>
+              <w:t>1</w:t>
+            </w:r>
+          </w:p>
+        </w:tc>
+        <w:tc>
+          <w:tcPr>
+            <w:tcW w:type="dxa" w:w="1728"/>
+          </w:tcPr>
+          <w:p>
+            <w:r>
+              <w:rPr>
+                <w:sz w:val="20"/>
+              </w:rPr>
+              <w:t>Medicina General</w:t>
+            </w:r>
+          </w:p>
+        </w:tc>
+        <w:tc>
+          <w:tcPr>
+            <w:tcW w:type="dxa" w:w="1728"/>
+          </w:tcPr>
+          <w:p>
+            <w:r>
+              <w:rPr>
+                <w:sz w:val="20"/>
+              </w:rPr>
+              <w:t>Subespecialidad de medicina interna</w:t>
+            </w:r>
+          </w:p>
+        </w:tc>
+      </w:tr>
+      <w:tr>
+        <w:tc>
+          <w:tcPr>
+            <w:tcW w:type="dxa" w:w="1728"/>
+          </w:tcPr>
+          <w:p>
+            <w:r>
+              <w:rPr>
+                <w:sz w:val="20"/>
+              </w:rPr>
+              <w:t>22</w:t>
+            </w:r>
+          </w:p>
+        </w:tc>
+        <w:tc>
+          <w:tcPr>
+            <w:tcW w:type="dxa" w:w="1728"/>
+          </w:tcPr>
+          <w:p>
+            <w:r>
+              <w:rPr>
+                <w:sz w:val="20"/>
+              </w:rPr>
+              <w:t>Reumatologia</w:t>
+            </w:r>
+          </w:p>
+        </w:tc>
+        <w:tc>
+          <w:tcPr>
+            <w:tcW w:type="dxa" w:w="1728"/>
+          </w:tcPr>
+          <w:p>
+            <w:r>
+              <w:rPr>
+                <w:sz w:val="20"/>
+              </w:rPr>
+              <w:t>7</w:t>
+            </w:r>
+          </w:p>
+        </w:tc>
+        <w:tc>
+          <w:tcPr>
+            <w:tcW w:type="dxa" w:w="1728"/>
+          </w:tcPr>
+          <w:p>
+            <w:r>
+              <w:rPr>
+                <w:sz w:val="20"/>
+              </w:rPr>
+              <w:t>Traumatologia</w:t>
+            </w:r>
+          </w:p>
+        </w:tc>
+        <w:tc>
+          <w:tcPr>
+            <w:tcW w:type="dxa" w:w="1728"/>
+          </w:tcPr>
+          <w:p>
+            <w:r>
+              <w:rPr>
+                <w:sz w:val="20"/>
+              </w:rPr>
+              <w:t>Sistema musculoesqueletico</w:t>
+            </w:r>
+          </w:p>
+        </w:tc>
+      </w:tr>
+      <w:tr>
+        <w:tc>
+          <w:tcPr>
+            <w:tcW w:type="dxa" w:w="1728"/>
+          </w:tcPr>
+          <w:p>
+            <w:r>
+              <w:rPr>
+                <w:sz w:val="20"/>
+              </w:rPr>
+              <w:t>23</w:t>
+            </w:r>
+          </w:p>
+        </w:tc>
+        <w:tc>
+          <w:tcPr>
+            <w:tcW w:type="dxa" w:w="1728"/>
+          </w:tcPr>
+          <w:p>
+            <w:r>
+              <w:rPr>
+                <w:sz w:val="20"/>
+              </w:rPr>
+              <w:t>Infectologia</w:t>
+            </w:r>
+          </w:p>
+        </w:tc>
+        <w:tc>
+          <w:tcPr>
+            <w:tcW w:type="dxa" w:w="1728"/>
+          </w:tcPr>
+          <w:p>
+            <w:r>
+              <w:rPr>
+                <w:sz w:val="20"/>
+              </w:rPr>
+              <w:t>1</w:t>
+            </w:r>
+          </w:p>
+        </w:tc>
+        <w:tc>
+          <w:tcPr>
+            <w:tcW w:type="dxa" w:w="1728"/>
+          </w:tcPr>
+          <w:p>
+            <w:r>
+              <w:rPr>
+                <w:sz w:val="20"/>
+              </w:rPr>
+              <w:t>Medicina General</w:t>
+            </w:r>
+          </w:p>
+        </w:tc>
+        <w:tc>
+          <w:tcPr>
+            <w:tcW w:type="dxa" w:w="1728"/>
+          </w:tcPr>
+          <w:p>
+            <w:r>
+              <w:rPr>
+                <w:sz w:val="20"/>
+              </w:rPr>
+              <w:t>Subespecialidad de medicina interna</w:t>
+            </w:r>
+          </w:p>
+        </w:tc>
+      </w:tr>
+      <w:tr>
+        <w:tc>
+          <w:tcPr>
+            <w:tcW w:type="dxa" w:w="1728"/>
+          </w:tcPr>
+          <w:p>
+            <w:r>
+              <w:rPr>
+                <w:sz w:val="20"/>
+              </w:rPr>
+              <w:t>24</w:t>
+            </w:r>
+          </w:p>
+        </w:tc>
+        <w:tc>
+          <w:tcPr>
+            <w:tcW w:type="dxa" w:w="1728"/>
+          </w:tcPr>
+          <w:p>
+            <w:r>
+              <w:rPr>
+                <w:sz w:val="20"/>
+              </w:rPr>
+              <w:t>Medicina Familiar</w:t>
+            </w:r>
+          </w:p>
+        </w:tc>
+        <w:tc>
+          <w:tcPr>
+            <w:tcW w:type="dxa" w:w="1728"/>
+          </w:tcPr>
+          <w:p>
+            <w:r>
+              <w:rPr>
+                <w:sz w:val="20"/>
+              </w:rPr>
+              <w:t>1</w:t>
+            </w:r>
+          </w:p>
+        </w:tc>
+        <w:tc>
+          <w:tcPr>
+            <w:tcW w:type="dxa" w:w="1728"/>
+          </w:tcPr>
+          <w:p>
+            <w:r>
+              <w:rPr>
+                <w:sz w:val="20"/>
+              </w:rPr>
+              <w:t>Medicina General</w:t>
+            </w:r>
+          </w:p>
+        </w:tc>
+        <w:tc>
+          <w:tcPr>
+            <w:tcW w:type="dxa" w:w="1728"/>
+          </w:tcPr>
+          <w:p>
+            <w:r>
+              <w:rPr>
+                <w:sz w:val="20"/>
+              </w:rPr>
+              <w:t>Equivalente funcional</w:t>
+            </w:r>
+          </w:p>
+        </w:tc>
+      </w:tr>
+    </w:tbl>
+    <w:p/>
+    <w:p>
+      <w:r>
+        <w:t>Resultado de la carga G3 + G6:</w:t>
+      </w:r>
+    </w:p>
+    <w:tbl>
+      <w:tblPr>
+        <w:tblStyle w:val="TableGrid"/>
+        <w:tblW w:type="auto" w:w="0"/>
+        <w:jc w:val="center"/>
+        <w:tblLook w:firstColumn="1" w:firstRow="1" w:lastColumn="0" w:lastRow="0" w:noHBand="0" w:noVBand="1" w:val="04A0"/>
+      </w:tblPr>
+      <w:tblGrid>
+        <w:gridCol w:w="2160"/>
+        <w:gridCol w:w="2160"/>
+        <w:gridCol w:w="2160"/>
+        <w:gridCol w:w="2160"/>
+      </w:tblGrid>
+      <w:tr>
+        <w:tc>
+          <w:tcPr>
+            <w:tcW w:type="dxa" w:w="2160"/>
+          </w:tcPr>
+          <w:p>
+            <w:pPr>
+              <w:jc w:val="center"/>
+            </w:pPr>
+            <w:r>
+              <w:rPr>
+                <w:b/>
+                <w:sz w:val="20"/>
+              </w:rPr>
+              <w:t>Tabla DW</w:t>
+            </w:r>
+          </w:p>
+        </w:tc>
+        <w:tc>
+          <w:tcPr>
+            <w:tcW w:type="dxa" w:w="2160"/>
+          </w:tcPr>
+          <w:p>
+            <w:pPr>
+              <w:jc w:val="center"/>
+            </w:pPr>
+            <w:r>
+              <w:rPr>
+                <w:b/>
+                <w:sz w:val="20"/>
+              </w:rPr>
+              <w:t>Antes (G3)</w:t>
+            </w:r>
+          </w:p>
+        </w:tc>
+        <w:tc>
+          <w:tcPr>
+            <w:tcW w:type="dxa" w:w="2160"/>
+          </w:tcPr>
+          <w:p>
+            <w:pPr>
+              <w:jc w:val="center"/>
+            </w:pPr>
+            <w:r>
+              <w:rPr>
+                <w:b/>
+                <w:sz w:val="20"/>
+              </w:rPr>
+              <w:t>+ Grupo 6</w:t>
+            </w:r>
+          </w:p>
+        </w:tc>
+        <w:tc>
+          <w:tcPr>
+            <w:tcW w:type="dxa" w:w="2160"/>
+          </w:tcPr>
+          <w:p>
+            <w:pPr>
+              <w:jc w:val="center"/>
+            </w:pPr>
+            <w:r>
+              <w:rPr>
+                <w:b/>
+                <w:sz w:val="20"/>
+              </w:rPr>
+              <w:t>Despues (Total)</w:t>
+            </w:r>
+          </w:p>
+        </w:tc>
+      </w:tr>
+      <w:tr>
+        <w:tc>
+          <w:tcPr>
+            <w:tcW w:type="dxa" w:w="2160"/>
+          </w:tcPr>
+          <w:p>
+            <w:r>
+              <w:rPr>
+                <w:sz w:val="20"/>
+              </w:rPr>
+              <w:t>dim_paciente</w:t>
+            </w:r>
+          </w:p>
+        </w:tc>
+        <w:tc>
+          <w:tcPr>
+            <w:tcW w:type="dxa" w:w="2160"/>
+          </w:tcPr>
+          <w:p>
+            <w:r>
+              <w:rPr>
+                <w:sz w:val="20"/>
+              </w:rPr>
+              <w:t>4,500</w:t>
+            </w:r>
+          </w:p>
+        </w:tc>
+        <w:tc>
+          <w:tcPr>
+            <w:tcW w:type="dxa" w:w="2160"/>
+          </w:tcPr>
+          <w:p>
+            <w:r>
+              <w:rPr>
+                <w:sz w:val="20"/>
+              </w:rPr>
+              <w:t>+34,500</w:t>
+            </w:r>
+          </w:p>
+        </w:tc>
+        <w:tc>
+          <w:tcPr>
+            <w:tcW w:type="dxa" w:w="2160"/>
+          </w:tcPr>
+          <w:p>
+            <w:r>
+              <w:rPr>
+                <w:sz w:val="20"/>
+              </w:rPr>
+              <w:t>39,000</w:t>
+            </w:r>
+          </w:p>
+        </w:tc>
+      </w:tr>
+      <w:tr>
+        <w:tc>
+          <w:tcPr>
+            <w:tcW w:type="dxa" w:w="2160"/>
+          </w:tcPr>
+          <w:p>
+            <w:r>
+              <w:rPr>
+                <w:sz w:val="20"/>
+              </w:rPr>
+              <w:t>dim_medico</w:t>
+            </w:r>
+          </w:p>
+        </w:tc>
+        <w:tc>
+          <w:tcPr>
+            <w:tcW w:type="dxa" w:w="2160"/>
+          </w:tcPr>
+          <w:p>
+            <w:r>
+              <w:rPr>
+                <w:sz w:val="20"/>
+              </w:rPr>
+              <w:t>500</w:t>
+            </w:r>
+          </w:p>
+        </w:tc>
+        <w:tc>
+          <w:tcPr>
+            <w:tcW w:type="dxa" w:w="2160"/>
+          </w:tcPr>
+          <w:p>
+            <w:r>
+              <w:rPr>
+                <w:sz w:val="20"/>
+              </w:rPr>
+              <w:t>+831</w:t>
+            </w:r>
+          </w:p>
+        </w:tc>
+        <w:tc>
+          <w:tcPr>
+            <w:tcW w:type="dxa" w:w="2160"/>
+          </w:tcPr>
+          <w:p>
+            <w:r>
+              <w:rPr>
+                <w:sz w:val="20"/>
+              </w:rPr>
+              <w:t>1,331</w:t>
+            </w:r>
+          </w:p>
+        </w:tc>
+      </w:tr>
+      <w:tr>
+        <w:tc>
+          <w:tcPr>
+            <w:tcW w:type="dxa" w:w="2160"/>
+          </w:tcPr>
+          <w:p>
+            <w:r>
+              <w:rPr>
+                <w:sz w:val="20"/>
+              </w:rPr>
+              <w:t>fact_atenciones</w:t>
+            </w:r>
+          </w:p>
+        </w:tc>
+        <w:tc>
+          <w:tcPr>
+            <w:tcW w:type="dxa" w:w="2160"/>
+          </w:tcPr>
+          <w:p>
+            <w:r>
+              <w:rPr>
+                <w:sz w:val="20"/>
+              </w:rPr>
+              <w:t>15,000</w:t>
+            </w:r>
+          </w:p>
+        </w:tc>
+        <w:tc>
+          <w:tcPr>
+            <w:tcW w:type="dxa" w:w="2160"/>
+          </w:tcPr>
+          <w:p>
+            <w:r>
+              <w:rPr>
+                <w:sz w:val="20"/>
+              </w:rPr>
+              <w:t>+40,134</w:t>
+            </w:r>
+          </w:p>
+        </w:tc>
+        <w:tc>
+          <w:tcPr>
+            <w:tcW w:type="dxa" w:w="2160"/>
+          </w:tcPr>
+          <w:p>
+            <w:r>
+              <w:rPr>
+                <w:sz w:val="20"/>
+              </w:rPr>
+              <w:t>55,134</w:t>
+            </w:r>
+          </w:p>
+        </w:tc>
+      </w:tr>
+    </w:tbl>
+    <w:p/>
+    <w:p>
+      <w:pPr>
+        <w:pStyle w:val="Heading3"/>
+      </w:pPr>
+      <w:r>
+        <w:t>3.2.5. Analisis comparativo: Grupo 4 -&gt; Grupo 3</w:t>
+      </w:r>
+    </w:p>
+    <w:p>
+      <w:r>
+        <w:t>Base de datos alojada en Neon (PostgreSQL serverless en AWS us-east-2). El Grupo 4 es el que aporta el mayor volumen de datos al DW, con registros desde 2015 hasta 2026.</w:t>
+      </w:r>
+    </w:p>
+    <w:p>
+      <w:r>
+        <w:t>Esquema del Grupo 4 (fuente):</w:t>
+      </w:r>
+    </w:p>
+    <w:tbl>
+      <w:tblPr>
+        <w:tblStyle w:val="TableGrid"/>
+        <w:tblW w:type="auto" w:w="0"/>
+        <w:jc w:val="center"/>
+        <w:tblLook w:firstColumn="1" w:firstRow="1" w:lastColumn="0" w:lastRow="0" w:noHBand="0" w:noVBand="1" w:val="04A0"/>
+      </w:tblPr>
+      <w:tblGrid>
+        <w:gridCol w:w="2880"/>
+        <w:gridCol w:w="2880"/>
+        <w:gridCol w:w="2880"/>
+      </w:tblGrid>
+      <w:tr>
+        <w:tc>
+          <w:tcPr>
+            <w:tcW w:type="dxa" w:w="2880"/>
+          </w:tcPr>
+          <w:p>
+            <w:pPr>
+              <w:jc w:val="center"/>
+            </w:pPr>
+            <w:r>
+              <w:rPr>
+                <w:b/>
+                <w:sz w:val="20"/>
+              </w:rPr>
+              <w:t>Tabla</w:t>
+            </w:r>
+          </w:p>
+        </w:tc>
+        <w:tc>
+          <w:tcPr>
+            <w:tcW w:type="dxa" w:w="2880"/>
+          </w:tcPr>
+          <w:p>
+            <w:pPr>
+              <w:jc w:val="center"/>
+            </w:pPr>
+            <w:r>
+              <w:rPr>
+                <w:b/>
+                <w:sz w:val="20"/>
+              </w:rPr>
+              <w:t>Registros</w:t>
+            </w:r>
+          </w:p>
+        </w:tc>
+        <w:tc>
+          <w:tcPr>
+            <w:tcW w:type="dxa" w:w="2880"/>
+          </w:tcPr>
+          <w:p>
+            <w:pPr>
+              <w:jc w:val="center"/>
+            </w:pPr>
+            <w:r>
+              <w:rPr>
+                <w:b/>
+                <w:sz w:val="20"/>
+              </w:rPr>
+              <w:t>Columnas principales</w:t>
+            </w:r>
+          </w:p>
+        </w:tc>
+      </w:tr>
+      <w:tr>
+        <w:tc>
+          <w:tcPr>
+            <w:tcW w:type="dxa" w:w="2880"/>
+          </w:tcPr>
+          <w:p>
+            <w:r>
+              <w:rPr>
+                <w:sz w:val="20"/>
+              </w:rPr>
+              <w:t>PERSONA</w:t>
+            </w:r>
+          </w:p>
+        </w:tc>
+        <w:tc>
+          <w:tcPr>
+            <w:tcW w:type="dxa" w:w="2880"/>
+          </w:tcPr>
+          <w:p>
+            <w:r>
+              <w:rPr>
+                <w:sz w:val="20"/>
+              </w:rPr>
+              <w:t>~330,000</w:t>
+            </w:r>
+          </w:p>
+        </w:tc>
+        <w:tc>
+          <w:tcPr>
+            <w:tcW w:type="dxa" w:w="2880"/>
+          </w:tcPr>
+          <w:p>
+            <w:r>
+              <w:rPr>
+                <w:sz w:val="20"/>
+              </w:rPr>
+              <w:t>ID_Persona, CI, Nombre, Fecha_Nacimiento, Sexo</w:t>
+            </w:r>
+          </w:p>
+        </w:tc>
+      </w:tr>
+      <w:tr>
+        <w:tc>
+          <w:tcPr>
+            <w:tcW w:type="dxa" w:w="2880"/>
+          </w:tcPr>
+          <w:p>
+            <w:r>
+              <w:rPr>
+                <w:sz w:val="20"/>
+              </w:rPr>
+              <w:t>CITA_MEDICA</w:t>
+            </w:r>
+          </w:p>
+        </w:tc>
+        <w:tc>
+          <w:tcPr>
+            <w:tcW w:type="dxa" w:w="2880"/>
+          </w:tcPr>
+          <w:p>
+            <w:r>
+              <w:rPr>
+                <w:sz w:val="20"/>
+              </w:rPr>
+              <w:t>~500,000</w:t>
+            </w:r>
+          </w:p>
+        </w:tc>
+        <w:tc>
+          <w:tcPr>
+            <w:tcW w:type="dxa" w:w="2880"/>
+          </w:tcPr>
+          <w:p>
+            <w:r>
+              <w:rPr>
+                <w:sz w:val="20"/>
+              </w:rPr>
+              <w:t>ID_Cita, Fecha_Cita, Hora, Estado, ID_Paciente</w:t>
+            </w:r>
+          </w:p>
+        </w:tc>
+      </w:tr>
+      <w:tr>
+        <w:tc>
+          <w:tcPr>
+            <w:tcW w:type="dxa" w:w="2880"/>
+          </w:tcPr>
+          <w:p>
+            <w:r>
+              <w:rPr>
+                <w:sz w:val="20"/>
+              </w:rPr>
+              <w:t>DIAGNOSTICO</w:t>
+            </w:r>
+          </w:p>
+        </w:tc>
+        <w:tc>
+          <w:tcPr>
+            <w:tcW w:type="dxa" w:w="2880"/>
+          </w:tcPr>
+          <w:p>
+            <w:r>
+              <w:rPr>
+                <w:sz w:val="20"/>
+              </w:rPr>
+              <w:t>~301,112</w:t>
+            </w:r>
+          </w:p>
+        </w:tc>
+        <w:tc>
+          <w:tcPr>
+            <w:tcW w:type="dxa" w:w="2880"/>
+          </w:tcPr>
+          <w:p>
+            <w:r>
+              <w:rPr>
+                <w:sz w:val="20"/>
+              </w:rPr>
+              <w:t>ID_Diagnostico, Descripcion, ID_Cita</w:t>
+            </w:r>
+          </w:p>
+        </w:tc>
+      </w:tr>
+      <w:tr>
+        <w:tc>
+          <w:tcPr>
+            <w:tcW w:type="dxa" w:w="2880"/>
+          </w:tcPr>
+          <w:p>
+            <w:r>
+              <w:rPr>
+                <w:sz w:val="20"/>
+              </w:rPr>
+              <w:t>TIPO_DIAGNOSTICO</w:t>
+            </w:r>
+          </w:p>
+        </w:tc>
+        <w:tc>
+          <w:tcPr>
+            <w:tcW w:type="dxa" w:w="2880"/>
+          </w:tcPr>
+          <w:p>
+            <w:r>
+              <w:rPr>
+                <w:sz w:val="20"/>
+              </w:rPr>
+              <w:t>25</w:t>
+            </w:r>
+          </w:p>
+        </w:tc>
+        <w:tc>
+          <w:tcPr>
+            <w:tcW w:type="dxa" w:w="2880"/>
+          </w:tcPr>
+          <w:p>
+            <w:r>
+              <w:rPr>
+                <w:sz w:val="20"/>
+              </w:rPr>
+              <w:t>ID_Tipo_Diagnostico, Nombre</w:t>
+            </w:r>
+          </w:p>
+        </w:tc>
+      </w:tr>
+      <w:tr>
+        <w:tc>
+          <w:tcPr>
+            <w:tcW w:type="dxa" w:w="2880"/>
+          </w:tcPr>
+          <w:p>
+            <w:r>
+              <w:rPr>
+                <w:sz w:val="20"/>
+              </w:rPr>
+              <w:t>ESPECIALIDAD</w:t>
+            </w:r>
+          </w:p>
+        </w:tc>
+        <w:tc>
+          <w:tcPr>
+            <w:tcW w:type="dxa" w:w="2880"/>
+          </w:tcPr>
+          <w:p>
+            <w:r>
+              <w:rPr>
+                <w:sz w:val="20"/>
+              </w:rPr>
+              <w:t>15</w:t>
+            </w:r>
+          </w:p>
+        </w:tc>
+        <w:tc>
+          <w:tcPr>
+            <w:tcW w:type="dxa" w:w="2880"/>
+          </w:tcPr>
+          <w:p>
+            <w:r>
+              <w:rPr>
+                <w:sz w:val="20"/>
+              </w:rPr>
+              <w:t>ID_Especialidad, Nombre</w:t>
+            </w:r>
+          </w:p>
+        </w:tc>
+      </w:tr>
+      <w:tr>
+        <w:tc>
+          <w:tcPr>
+            <w:tcW w:type="dxa" w:w="2880"/>
+          </w:tcPr>
+          <w:p>
+            <w:r>
+              <w:rPr>
+                <w:sz w:val="20"/>
+              </w:rPr>
+              <w:t>ZONA</w:t>
+            </w:r>
+          </w:p>
+        </w:tc>
+        <w:tc>
+          <w:tcPr>
+            <w:tcW w:type="dxa" w:w="2880"/>
+          </w:tcPr>
+          <w:p>
+            <w:r>
+              <w:rPr>
+                <w:sz w:val="20"/>
+              </w:rPr>
+              <w:t>20+</w:t>
+            </w:r>
+          </w:p>
+        </w:tc>
+        <w:tc>
+          <w:tcPr>
+            <w:tcW w:type="dxa" w:w="2880"/>
+          </w:tcPr>
+          <w:p>
+            <w:r>
+              <w:rPr>
+                <w:sz w:val="20"/>
+              </w:rPr>
+              <w:t>ID_Zona, Nombre, Ciudad</w:t>
+            </w:r>
+          </w:p>
+        </w:tc>
+      </w:tr>
+    </w:tbl>
+    <w:p/>
+    <w:p>
+      <w:r>
+        <w:t>Diferencias identificadas:</w:t>
+      </w:r>
+    </w:p>
+    <w:tbl>
+      <w:tblPr>
+        <w:tblStyle w:val="TableGrid"/>
+        <w:tblW w:type="auto" w:w="0"/>
+        <w:jc w:val="center"/>
+        <w:tblLook w:firstColumn="1" w:firstRow="1" w:lastColumn="0" w:lastRow="0" w:noHBand="0" w:noVBand="1" w:val="04A0"/>
+      </w:tblPr>
+      <w:tblGrid>
+        <w:gridCol w:w="2160"/>
+        <w:gridCol w:w="2160"/>
+        <w:gridCol w:w="2160"/>
+        <w:gridCol w:w="2160"/>
+      </w:tblGrid>
+      <w:tr>
+        <w:tc>
+          <w:tcPr>
+            <w:tcW w:type="dxa" w:w="2160"/>
+          </w:tcPr>
+          <w:p>
+            <w:pPr>
+              <w:jc w:val="center"/>
+            </w:pPr>
+            <w:r>
+              <w:rPr>
+                <w:b/>
+                <w:sz w:val="20"/>
+              </w:rPr>
+              <w:t>Aspecto</w:t>
+            </w:r>
+          </w:p>
+        </w:tc>
+        <w:tc>
+          <w:tcPr>
+            <w:tcW w:type="dxa" w:w="2160"/>
+          </w:tcPr>
+          <w:p>
+            <w:pPr>
+              <w:jc w:val="center"/>
+            </w:pPr>
+            <w:r>
+              <w:rPr>
+                <w:b/>
+                <w:sz w:val="20"/>
+              </w:rPr>
+              <w:t>Grupo 3</w:t>
+            </w:r>
+          </w:p>
+        </w:tc>
+        <w:tc>
+          <w:tcPr>
+            <w:tcW w:type="dxa" w:w="2160"/>
+          </w:tcPr>
+          <w:p>
+            <w:pPr>
+              <w:jc w:val="center"/>
+            </w:pPr>
+            <w:r>
+              <w:rPr>
+                <w:b/>
+                <w:sz w:val="20"/>
+              </w:rPr>
+              <w:t>Grupo 4</w:t>
+            </w:r>
+          </w:p>
+        </w:tc>
+        <w:tc>
+          <w:tcPr>
+            <w:tcW w:type="dxa" w:w="2160"/>
+          </w:tcPr>
+          <w:p>
+            <w:pPr>
+              <w:jc w:val="center"/>
+            </w:pPr>
+            <w:r>
+              <w:rPr>
+                <w:b/>
+                <w:sz w:val="20"/>
+              </w:rPr>
+              <w:t>Observacion</w:t>
+            </w:r>
+          </w:p>
+        </w:tc>
+      </w:tr>
+      <w:tr>
+        <w:tc>
+          <w:tcPr>
+            <w:tcW w:type="dxa" w:w="2160"/>
+          </w:tcPr>
+          <w:p>
+            <w:r>
+              <w:rPr>
+                <w:sz w:val="20"/>
+              </w:rPr>
+              <w:t>Esquema</w:t>
+            </w:r>
+          </w:p>
+        </w:tc>
+        <w:tc>
+          <w:tcPr>
+            <w:tcW w:type="dxa" w:w="2160"/>
+          </w:tcPr>
+          <w:p>
+            <w:r>
+              <w:rPr>
+                <w:sz w:val="20"/>
+              </w:rPr>
+              <w:t>Modelo propio</w:t>
+            </w:r>
+          </w:p>
+        </w:tc>
+        <w:tc>
+          <w:tcPr>
+            <w:tcW w:type="dxa" w:w="2160"/>
+          </w:tcPr>
+          <w:p>
+            <w:r>
+              <w:rPr>
+                <w:sz w:val="20"/>
+              </w:rPr>
+              <w:t>Mismo esquema relacional</w:t>
+            </w:r>
+          </w:p>
+        </w:tc>
+        <w:tc>
+          <w:tcPr>
+            <w:tcW w:type="dxa" w:w="2160"/>
+          </w:tcPr>
+          <w:p>
+            <w:r>
+              <w:rPr>
+                <w:sz w:val="20"/>
+              </w:rPr>
+              <w:t>Estructura compatible</w:t>
+            </w:r>
+          </w:p>
+        </w:tc>
+      </w:tr>
+      <w:tr>
+        <w:tc>
+          <w:tcPr>
+            <w:tcW w:type="dxa" w:w="2160"/>
+          </w:tcPr>
+          <w:p>
+            <w:r>
+              <w:rPr>
+                <w:sz w:val="20"/>
+              </w:rPr>
+              <w:t>Especialidades</w:t>
+            </w:r>
+          </w:p>
+        </w:tc>
+        <w:tc>
+          <w:tcPr>
+            <w:tcW w:type="dxa" w:w="2160"/>
+          </w:tcPr>
+          <w:p>
+            <w:r>
+              <w:rPr>
+                <w:sz w:val="20"/>
+              </w:rPr>
+              <w:t>15 registros</w:t>
+            </w:r>
+          </w:p>
+        </w:tc>
+        <w:tc>
+          <w:tcPr>
+            <w:tcW w:type="dxa" w:w="2160"/>
+          </w:tcPr>
+          <w:p>
+            <w:r>
+              <w:rPr>
+                <w:sz w:val="20"/>
+              </w:rPr>
+              <w:t>15 registros</w:t>
+            </w:r>
+          </w:p>
+        </w:tc>
+        <w:tc>
+          <w:tcPr>
+            <w:tcW w:type="dxa" w:w="2160"/>
+          </w:tcPr>
+          <w:p>
+            <w:r>
+              <w:rPr>
+                <w:sz w:val="20"/>
+              </w:rPr>
+              <w:t>Mapeo directo (IDs coinciden)</w:t>
+            </w:r>
+          </w:p>
+        </w:tc>
+      </w:tr>
+      <w:tr>
+        <w:tc>
+          <w:tcPr>
+            <w:tcW w:type="dxa" w:w="2160"/>
+          </w:tcPr>
+          <w:p>
+            <w:r>
+              <w:rPr>
+                <w:sz w:val="20"/>
+              </w:rPr>
+              <w:t>Tipo diagnostico</w:t>
+            </w:r>
+          </w:p>
+        </w:tc>
+        <w:tc>
+          <w:tcPr>
+            <w:tcW w:type="dxa" w:w="2160"/>
+          </w:tcPr>
+          <w:p>
+            <w:r>
+              <w:rPr>
+                <w:sz w:val="20"/>
+              </w:rPr>
+              <w:t>IDs 1-25</w:t>
+            </w:r>
+          </w:p>
+        </w:tc>
+        <w:tc>
+          <w:tcPr>
+            <w:tcW w:type="dxa" w:w="2160"/>
+          </w:tcPr>
+          <w:p>
+            <w:r>
+              <w:rPr>
+                <w:sz w:val="20"/>
+              </w:rPr>
+              <w:t>IDs 1-25 (coinciden)</w:t>
+            </w:r>
+          </w:p>
+        </w:tc>
+        <w:tc>
+          <w:tcPr>
+            <w:tcW w:type="dxa" w:w="2160"/>
+          </w:tcPr>
+          <w:p>
+            <w:r>
+              <w:rPr>
+                <w:sz w:val="20"/>
+              </w:rPr>
+              <w:t>Mapeo directo</w:t>
+            </w:r>
+          </w:p>
+        </w:tc>
+      </w:tr>
+      <w:tr>
+        <w:tc>
+          <w:tcPr>
+            <w:tcW w:type="dxa" w:w="2160"/>
+          </w:tcPr>
+          <w:p>
+            <w:r>
+              <w:rPr>
+                <w:sz w:val="20"/>
+              </w:rPr>
+              <w:t>Volumen</w:t>
+            </w:r>
+          </w:p>
+        </w:tc>
+        <w:tc>
+          <w:tcPr>
+            <w:tcW w:type="dxa" w:w="2160"/>
+          </w:tcPr>
+          <w:p>
+            <w:r>
+              <w:rPr>
+                <w:sz w:val="20"/>
+              </w:rPr>
+              <w:t>~15,000 atenciones</w:t>
+            </w:r>
+          </w:p>
+        </w:tc>
+        <w:tc>
+          <w:tcPr>
+            <w:tcW w:type="dxa" w:w="2160"/>
+          </w:tcPr>
+          <w:p>
+            <w:r>
+              <w:rPr>
+                <w:sz w:val="20"/>
+              </w:rPr>
+              <w:t>~301,112 atenciones</w:t>
+            </w:r>
+          </w:p>
+        </w:tc>
+        <w:tc>
+          <w:tcPr>
+            <w:tcW w:type="dxa" w:w="2160"/>
+          </w:tcPr>
+          <w:p>
+            <w:r>
+              <w:rPr>
+                <w:sz w:val="20"/>
+              </w:rPr>
+              <w:t>20x mayor volumen</w:t>
+            </w:r>
+          </w:p>
+        </w:tc>
+      </w:tr>
+      <w:tr>
+        <w:tc>
+          <w:tcPr>
+            <w:tcW w:type="dxa" w:w="2160"/>
+          </w:tcPr>
+          <w:p>
+            <w:r>
+              <w:rPr>
+                <w:sz w:val="20"/>
+              </w:rPr>
+              <w:t>Periodo</w:t>
+            </w:r>
+          </w:p>
+        </w:tc>
+        <w:tc>
+          <w:tcPr>
+            <w:tcW w:type="dxa" w:w="2160"/>
+          </w:tcPr>
+          <w:p>
+            <w:r>
+              <w:rPr>
+                <w:sz w:val="20"/>
+              </w:rPr>
+              <w:t>2024 - 2026</w:t>
+            </w:r>
+          </w:p>
+        </w:tc>
+        <w:tc>
+          <w:tcPr>
+            <w:tcW w:type="dxa" w:w="2160"/>
+          </w:tcPr>
+          <w:p>
+            <w:r>
+              <w:rPr>
+                <w:sz w:val="20"/>
+              </w:rPr>
+              <w:t>2015 - 2026</w:t>
+            </w:r>
+          </w:p>
+        </w:tc>
+        <w:tc>
+          <w:tcPr>
+            <w:tcW w:type="dxa" w:w="2160"/>
+          </w:tcPr>
+          <w:p>
+            <w:r>
+              <w:rPr>
+                <w:sz w:val="20"/>
+              </w:rPr>
+              <w:t>Historico mucho mas extenso</w:t>
+            </w:r>
+          </w:p>
+        </w:tc>
+      </w:tr>
+      <w:tr>
+        <w:tc>
+          <w:tcPr>
+            <w:tcW w:type="dxa" w:w="2160"/>
+          </w:tcPr>
+          <w:p>
+            <w:r>
+              <w:rPr>
+                <w:sz w:val="20"/>
+              </w:rPr>
+              <w:t>Conexion</w:t>
+            </w:r>
+          </w:p>
+        </w:tc>
+        <w:tc>
+          <w:tcPr>
+            <w:tcW w:type="dxa" w:w="2160"/>
+          </w:tcPr>
+          <w:p>
+            <w:r>
+              <w:rPr>
+                <w:sz w:val="20"/>
+              </w:rPr>
+              <w:t>localhost</w:t>
+            </w:r>
+          </w:p>
+        </w:tc>
+        <w:tc>
+          <w:tcPr>
+            <w:tcW w:type="dxa" w:w="2160"/>
+          </w:tcPr>
+          <w:p>
+            <w:r>
+              <w:rPr>
+                <w:sz w:val="20"/>
+              </w:rPr>
+              <w:t>Neon pooler remoto</w:t>
+            </w:r>
+          </w:p>
+        </w:tc>
+        <w:tc>
+          <w:tcPr>
+            <w:tcW w:type="dxa" w:w="2160"/>
+          </w:tcPr>
+          <w:p>
+            <w:r>
+              <w:rPr>
+                <w:sz w:val="20"/>
+              </w:rPr>
+              <w:t>Requiere SSL</w:t>
+            </w:r>
+          </w:p>
+        </w:tc>
+      </w:tr>
+    </w:tbl>
+    <w:p/>
+    <w:p>
+      <w:r>
+        <w:t>El proceso de extraccion del Grupo 4 es similar al del Grupo 1: se conecta al servidor Neon mediante psql con cadena de conexion PostgreSQL (sslmode=require) y se descargan las tablas relevantes a CSV mediante \copy TO STDOUT.</w:t>
+      </w:r>
+    </w:p>
+    <w:p>
+      <w:r>
+        <w:t>Estrategia de IDs:</w:t>
+      </w:r>
+    </w:p>
+    <w:tbl>
+      <w:tblPr>
+        <w:tblStyle w:val="TableGrid"/>
+        <w:tblW w:type="auto" w:w="0"/>
+        <w:jc w:val="center"/>
+        <w:tblLook w:firstColumn="1" w:firstRow="1" w:lastColumn="0" w:lastRow="0" w:noHBand="0" w:noVBand="1" w:val="04A0"/>
+      </w:tblPr>
+      <w:tblGrid>
+        <w:gridCol w:w="2160"/>
+        <w:gridCol w:w="2160"/>
+        <w:gridCol w:w="2160"/>
+        <w:gridCol w:w="2160"/>
+      </w:tblGrid>
+      <w:tr>
+        <w:tc>
+          <w:tcPr>
+            <w:tcW w:type="dxa" w:w="2160"/>
+          </w:tcPr>
+          <w:p>
+            <w:pPr>
+              <w:jc w:val="center"/>
+            </w:pPr>
+            <w:r>
+              <w:rPr>
+                <w:b/>
+                <w:sz w:val="20"/>
+              </w:rPr>
+              <w:t>Entidad</w:t>
+            </w:r>
+          </w:p>
+        </w:tc>
+        <w:tc>
+          <w:tcPr>
+            <w:tcW w:type="dxa" w:w="2160"/>
+          </w:tcPr>
+          <w:p>
+            <w:pPr>
+              <w:jc w:val="center"/>
+            </w:pPr>
+            <w:r>
+              <w:rPr>
+                <w:b/>
+                <w:sz w:val="20"/>
+              </w:rPr>
+              <w:t>Rango original</w:t>
+            </w:r>
+          </w:p>
+        </w:tc>
+        <w:tc>
+          <w:tcPr>
+            <w:tcW w:type="dxa" w:w="2160"/>
+          </w:tcPr>
+          <w:p>
+            <w:pPr>
+              <w:jc w:val="center"/>
+            </w:pPr>
+            <w:r>
+              <w:rPr>
+                <w:b/>
+                <w:sz w:val="20"/>
+              </w:rPr>
+              <w:t>Offset</w:t>
+            </w:r>
+          </w:p>
+        </w:tc>
+        <w:tc>
+          <w:tcPr>
+            <w:tcW w:type="dxa" w:w="2160"/>
+          </w:tcPr>
+          <w:p>
+            <w:pPr>
+              <w:jc w:val="center"/>
+            </w:pPr>
+            <w:r>
+              <w:rPr>
+                <w:b/>
+                <w:sz w:val="20"/>
+              </w:rPr>
+              <w:t>Rango destino</w:t>
+            </w:r>
+          </w:p>
+        </w:tc>
+      </w:tr>
+      <w:tr>
+        <w:tc>
+          <w:tcPr>
+            <w:tcW w:type="dxa" w:w="2160"/>
+          </w:tcPr>
+          <w:p>
+            <w:r>
+              <w:rPr>
+                <w:sz w:val="20"/>
+              </w:rPr>
+              <w:t>Pacientes -&gt; PERSONA</w:t>
+            </w:r>
+          </w:p>
+        </w:tc>
+        <w:tc>
+          <w:tcPr>
+            <w:tcW w:type="dxa" w:w="2160"/>
+          </w:tcPr>
+          <w:p>
+            <w:r>
+              <w:rPr>
+                <w:sz w:val="20"/>
+              </w:rPr>
+              <w:t>1 - ~300,000</w:t>
+            </w:r>
+          </w:p>
+        </w:tc>
+        <w:tc>
+          <w:tcPr>
+            <w:tcW w:type="dxa" w:w="2160"/>
+          </w:tcPr>
+          <w:p>
+            <w:r>
+              <w:rPr>
+                <w:sz w:val="20"/>
+              </w:rPr>
+              <w:t>+400,000</w:t>
+            </w:r>
+          </w:p>
+        </w:tc>
+        <w:tc>
+          <w:tcPr>
+            <w:tcW w:type="dxa" w:w="2160"/>
+          </w:tcPr>
+          <w:p>
+            <w:r>
+              <w:rPr>
+                <w:sz w:val="20"/>
+              </w:rPr>
+              <w:t>400,001 - ~700,000</w:t>
+            </w:r>
+          </w:p>
+        </w:tc>
+      </w:tr>
+      <w:tr>
+        <w:tc>
+          <w:tcPr>
+            <w:tcW w:type="dxa" w:w="2160"/>
+          </w:tcPr>
+          <w:p>
+            <w:r>
+              <w:rPr>
+                <w:sz w:val="20"/>
+              </w:rPr>
+              <w:t>Personal -&gt; PERSONA</w:t>
+            </w:r>
+          </w:p>
+        </w:tc>
+        <w:tc>
+          <w:tcPr>
+            <w:tcW w:type="dxa" w:w="2160"/>
+          </w:tcPr>
+          <w:p>
+            <w:r>
+              <w:rPr>
+                <w:sz w:val="20"/>
+              </w:rPr>
+              <w:t>1 - ~30,000</w:t>
+            </w:r>
+          </w:p>
+        </w:tc>
+        <w:tc>
+          <w:tcPr>
+            <w:tcW w:type="dxa" w:w="2160"/>
+          </w:tcPr>
+          <w:p>
+            <w:r>
+              <w:rPr>
+                <w:sz w:val="20"/>
+              </w:rPr>
+              <w:t>+700,000</w:t>
+            </w:r>
+          </w:p>
+        </w:tc>
+        <w:tc>
+          <w:tcPr>
+            <w:tcW w:type="dxa" w:w="2160"/>
+          </w:tcPr>
+          <w:p>
+            <w:r>
+              <w:rPr>
+                <w:sz w:val="20"/>
+              </w:rPr>
+              <w:t>700,001 - ~730,000</w:t>
+            </w:r>
+          </w:p>
+        </w:tc>
+      </w:tr>
+      <w:tr>
+        <w:tc>
+          <w:tcPr>
+            <w:tcW w:type="dxa" w:w="2160"/>
+          </w:tcPr>
+          <w:p>
+            <w:r>
+              <w:rPr>
+                <w:sz w:val="20"/>
+              </w:rPr>
+              <w:t>Citas -&gt; CITA_MEDICA</w:t>
+            </w:r>
+          </w:p>
+        </w:tc>
+        <w:tc>
+          <w:tcPr>
+            <w:tcW w:type="dxa" w:w="2160"/>
+          </w:tcPr>
+          <w:p>
+            <w:r>
+              <w:rPr>
+                <w:sz w:val="20"/>
+              </w:rPr>
+              <w:t>1 - ~500,000</w:t>
+            </w:r>
+          </w:p>
+        </w:tc>
+        <w:tc>
+          <w:tcPr>
+            <w:tcW w:type="dxa" w:w="2160"/>
+          </w:tcPr>
+          <w:p>
+            <w:r>
+              <w:rPr>
+                <w:sz w:val="20"/>
+              </w:rPr>
+              <w:t>+400,000</w:t>
+            </w:r>
+          </w:p>
+        </w:tc>
+        <w:tc>
+          <w:tcPr>
+            <w:tcW w:type="dxa" w:w="2160"/>
+          </w:tcPr>
+          <w:p>
+            <w:r>
+              <w:rPr>
+                <w:sz w:val="20"/>
+              </w:rPr>
+              <w:t>400,001 - ~900,000</w:t>
+            </w:r>
+          </w:p>
+        </w:tc>
+      </w:tr>
+      <w:tr>
+        <w:tc>
+          <w:tcPr>
+            <w:tcW w:type="dxa" w:w="2160"/>
+          </w:tcPr>
+          <w:p>
+            <w:r>
+              <w:rPr>
+                <w:sz w:val="20"/>
+              </w:rPr>
+              <w:t>Diagnosticos -&gt; DIAGNOSTICO</w:t>
+            </w:r>
+          </w:p>
+        </w:tc>
+        <w:tc>
+          <w:tcPr>
+            <w:tcW w:type="dxa" w:w="2160"/>
+          </w:tcPr>
+          <w:p>
+            <w:r>
+              <w:rPr>
+                <w:sz w:val="20"/>
+              </w:rPr>
+              <w:t>1 - ~301,112</w:t>
+            </w:r>
+          </w:p>
+        </w:tc>
+        <w:tc>
+          <w:tcPr>
+            <w:tcW w:type="dxa" w:w="2160"/>
+          </w:tcPr>
+          <w:p>
+            <w:r>
+              <w:rPr>
+                <w:sz w:val="20"/>
+              </w:rPr>
+              <w:t>+400,000</w:t>
+            </w:r>
+          </w:p>
+        </w:tc>
+        <w:tc>
+          <w:tcPr>
+            <w:tcW w:type="dxa" w:w="2160"/>
+          </w:tcPr>
+          <w:p>
+            <w:r>
+              <w:rPr>
+                <w:sz w:val="20"/>
+              </w:rPr>
+              <w:t>400,001 - ~701,112</w:t>
+            </w:r>
+          </w:p>
+        </w:tc>
+      </w:tr>
+    </w:tbl>
+    <w:p/>
+    <w:p>
+      <w:r>
+        <w:t>Dado que el Grupo 4 comparte el mismo esquema relacional que el Grupo 3 (PERSONA, CITA_MEDICA, DIAGNOSTICO con las mismas tablas de catalogo), la transformacion es directa: solo requiere la aplicacion de offsets en los IDs y la asignacion del marcador 'G4' en el campo CI para identificar el origen. No fue necesario mapeo de especialidades ni conversion de codigos diagnosticos.</w:t>
+      </w:r>
+    </w:p>
+    <w:p>
+      <w:r>
+        <w:t>Resultado de la carga con Grupo 4:</w:t>
+      </w:r>
+    </w:p>
+    <w:tbl>
+      <w:tblPr>
+        <w:tblStyle w:val="TableGrid"/>
+        <w:tblW w:type="auto" w:w="0"/>
+        <w:jc w:val="center"/>
+        <w:tblLook w:firstColumn="1" w:firstRow="1" w:lastColumn="0" w:lastRow="0" w:noHBand="0" w:noVBand="1" w:val="04A0"/>
+      </w:tblPr>
+      <w:tblGrid>
+        <w:gridCol w:w="2160"/>
+        <w:gridCol w:w="2160"/>
+        <w:gridCol w:w="2160"/>
+        <w:gridCol w:w="2160"/>
+      </w:tblGrid>
+      <w:tr>
+        <w:tc>
+          <w:tcPr>
+            <w:tcW w:type="dxa" w:w="2160"/>
+          </w:tcPr>
+          <w:p>
+            <w:pPr>
+              <w:jc w:val="center"/>
+            </w:pPr>
+            <w:r>
+              <w:rPr>
+                <w:b/>
+                <w:sz w:val="20"/>
+              </w:rPr>
+              <w:t>Tabla DW</w:t>
+            </w:r>
+          </w:p>
+        </w:tc>
+        <w:tc>
+          <w:tcPr>
+            <w:tcW w:type="dxa" w:w="2160"/>
+          </w:tcPr>
+          <w:p>
+            <w:pPr>
+              <w:jc w:val="center"/>
+            </w:pPr>
+            <w:r>
+              <w:rPr>
+                <w:b/>
+                <w:sz w:val="20"/>
+              </w:rPr>
+              <w:t>Antes (G3+G1+G6)</w:t>
+            </w:r>
+          </w:p>
+        </w:tc>
+        <w:tc>
+          <w:tcPr>
+            <w:tcW w:type="dxa" w:w="2160"/>
+          </w:tcPr>
+          <w:p>
+            <w:pPr>
+              <w:jc w:val="center"/>
+            </w:pPr>
+            <w:r>
+              <w:rPr>
+                <w:b/>
+                <w:sz w:val="20"/>
+              </w:rPr>
+              <w:t>+ Grupo 4</w:t>
+            </w:r>
+          </w:p>
+        </w:tc>
+        <w:tc>
+          <w:tcPr>
+            <w:tcW w:type="dxa" w:w="2160"/>
+          </w:tcPr>
+          <w:p>
+            <w:pPr>
+              <w:jc w:val="center"/>
+            </w:pPr>
+            <w:r>
+              <w:rPr>
+                <w:b/>
+                <w:sz w:val="20"/>
+              </w:rPr>
+              <w:t>Despues (Total)</w:t>
+            </w:r>
+          </w:p>
+        </w:tc>
+      </w:tr>
+      <w:tr>
+        <w:tc>
+          <w:tcPr>
+            <w:tcW w:type="dxa" w:w="2160"/>
+          </w:tcPr>
+          <w:p>
+            <w:r>
+              <w:rPr>
+                <w:sz w:val="20"/>
+              </w:rPr>
+              <w:t>dim_paciente</w:t>
+            </w:r>
+          </w:p>
+        </w:tc>
+        <w:tc>
+          <w:tcPr>
+            <w:tcW w:type="dxa" w:w="2160"/>
+          </w:tcPr>
+          <w:p>
+            <w:r>
+              <w:rPr>
+                <w:sz w:val="20"/>
+              </w:rPr>
+              <w:t>126,487</w:t>
+            </w:r>
+          </w:p>
+        </w:tc>
+        <w:tc>
+          <w:tcPr>
+            <w:tcW w:type="dxa" w:w="2160"/>
+          </w:tcPr>
+          <w:p>
+            <w:r>
+              <w:rPr>
+                <w:sz w:val="20"/>
+              </w:rPr>
+              <w:t>+300,000</w:t>
+            </w:r>
+          </w:p>
+        </w:tc>
+        <w:tc>
+          <w:tcPr>
+            <w:tcW w:type="dxa" w:w="2160"/>
+          </w:tcPr>
+          <w:p>
+            <w:r>
+              <w:rPr>
+                <w:sz w:val="20"/>
+              </w:rPr>
+              <w:t>426,487</w:t>
+            </w:r>
+          </w:p>
+        </w:tc>
+      </w:tr>
+      <w:tr>
+        <w:tc>
+          <w:tcPr>
+            <w:tcW w:type="dxa" w:w="2160"/>
+          </w:tcPr>
+          <w:p>
+            <w:r>
+              <w:rPr>
+                <w:sz w:val="20"/>
+              </w:rPr>
+              <w:t>dim_medico</w:t>
+            </w:r>
+          </w:p>
+        </w:tc>
+        <w:tc>
+          <w:tcPr>
+            <w:tcW w:type="dxa" w:w="2160"/>
+          </w:tcPr>
+          <w:p>
+            <w:r>
+              <w:rPr>
+                <w:sz w:val="20"/>
+              </w:rPr>
+              <w:t>14,668</w:t>
+            </w:r>
+          </w:p>
+        </w:tc>
+        <w:tc>
+          <w:tcPr>
+            <w:tcW w:type="dxa" w:w="2160"/>
+          </w:tcPr>
+          <w:p>
+            <w:r>
+              <w:rPr>
+                <w:sz w:val="20"/>
+              </w:rPr>
+              <w:t>+300,000</w:t>
+            </w:r>
+          </w:p>
+        </w:tc>
+        <w:tc>
+          <w:tcPr>
+            <w:tcW w:type="dxa" w:w="2160"/>
+          </w:tcPr>
+          <w:p>
+            <w:r>
+              <w:rPr>
+                <w:sz w:val="20"/>
+              </w:rPr>
+              <w:t>314,668</w:t>
+            </w:r>
+          </w:p>
+        </w:tc>
+      </w:tr>
+      <w:tr>
+        <w:tc>
+          <w:tcPr>
+            <w:tcW w:type="dxa" w:w="2160"/>
+          </w:tcPr>
+          <w:p>
+            <w:r>
+              <w:rPr>
+                <w:sz w:val="20"/>
+              </w:rPr>
+              <w:t>fact_atenciones</w:t>
+            </w:r>
+          </w:p>
+        </w:tc>
+        <w:tc>
+          <w:tcPr>
+            <w:tcW w:type="dxa" w:w="2160"/>
+          </w:tcPr>
+          <w:p>
+            <w:r>
+              <w:rPr>
+                <w:sz w:val="20"/>
+              </w:rPr>
+              <w:t>123,257</w:t>
+            </w:r>
+          </w:p>
+        </w:tc>
+        <w:tc>
+          <w:tcPr>
+            <w:tcW w:type="dxa" w:w="2160"/>
+          </w:tcPr>
+          <w:p>
+            <w:r>
+              <w:rPr>
+                <w:sz w:val="20"/>
+              </w:rPr>
+              <w:t>+301,112</w:t>
+            </w:r>
+          </w:p>
+        </w:tc>
+        <w:tc>
+          <w:tcPr>
+            <w:tcW w:type="dxa" w:w="2160"/>
+          </w:tcPr>
+          <w:p>
+            <w:r>
+              <w:rPr>
+                <w:sz w:val="20"/>
+              </w:rPr>
+              <w:t>424,369</w:t>
+            </w:r>
+          </w:p>
+        </w:tc>
+      </w:tr>
+    </w:tbl>
+    <w:p/>
+    <w:p>
+      <w:pPr>
+        <w:pStyle w:val="Heading3"/>
+      </w:pPr>
+      <w:r>
+        <w:t>3.2.6. Carga final al Data Warehouse</w:t>
+      </w:r>
+    </w:p>
+    <w:p>
+      <w:r>
+        <w:t>La carga al modelo estrella se ejecuta en 6 pasos para cada grupo:</w:t>
+      </w:r>
+    </w:p>
+    <w:p>
+      <w:pPr>
+        <w:pStyle w:val="ListBullet"/>
+      </w:pPr>
+      <w:r>
+        <w:rPr>
+          <w:sz w:val="22"/>
+        </w:rPr>
+        <w:t>Extraccion de dim_paciente: SELECT con clasificacion por grupo_origen (CASE WHEN CI LIKE 'G1-%' THEN 'G1' ... END).</w:t>
+      </w:r>
+    </w:p>
+    <w:p>
+      <w:pPr>
+        <w:pStyle w:val="ListBullet"/>
+      </w:pPr>
+      <w:r>
+        <w:rPr>
+          <w:sz w:val="22"/>
+        </w:rPr>
+        <w:t>Extraccion de dim_medico: SELECT de medicos con especialidad y ubicacion.</w:t>
+      </w:r>
+    </w:p>
+    <w:p>
+      <w:pPr>
+        <w:pStyle w:val="ListBullet"/>
+      </w:pPr>
+      <w:r>
+        <w:rPr>
+          <w:sz w:val="22"/>
+        </w:rPr>
+        <w:t>Asignacion de sucursal_key: UPDATE dim_paciente SET sucursal_key = CASE grupo_origen WHEN 'G3' THEN 1, 'G1' THEN 2, 'G6' THEN 3, 'G4' THEN 4 END.</w:t>
+      </w:r>
+    </w:p>
+    <w:p>
+      <w:pPr>
+        <w:pStyle w:val="ListBullet"/>
+      </w:pPr>
+      <w:r>
+        <w:rPr>
+          <w:sz w:val="22"/>
+        </w:rPr>
+        <w:t>Carga de staging de hechos: combina DIAGNOSTICO + CITA_MEDICA + TIPO_DIAGNOSTICO con campos temporales derivados (anio, mes, trimestre, dia_semana).</w:t>
+      </w:r>
+    </w:p>
+    <w:p>
+      <w:pPr>
+        <w:pStyle w:val="ListBullet"/>
+      </w:pPr>
+      <w:r>
+        <w:rPr>
+          <w:sz w:val="22"/>
+        </w:rPr>
+        <w:t>Resolucion de FK: INSERT INTO fact_atenciones ... SELECT con JOIN por CI a dim_paciente y dim_medico para obtener las claves subrogadas.</w:t>
+      </w:r>
+    </w:p>
+    <w:p>
+      <w:pPr>
+        <w:pStyle w:val="ListBullet"/>
+      </w:pPr>
+      <w:r>
+        <w:rPr>
+          <w:sz w:val="22"/>
+        </w:rPr>
+        <w:t>Verificacion de integridad: se valida que no existan registros huerfanos ni FK rotas en el modelo final.</w:t>
+      </w:r>
+    </w:p>
+    <w:p/>
+    <w:p>
+      <w:r>
+        <w:t>Verificacion de integridad del DW final:</w:t>
+      </w:r>
+    </w:p>
+    <w:tbl>
+      <w:tblPr>
+        <w:tblStyle w:val="TableGrid"/>
+        <w:tblW w:type="auto" w:w="0"/>
+        <w:jc w:val="center"/>
+        <w:tblLook w:firstColumn="1" w:firstRow="1" w:lastColumn="0" w:lastRow="0" w:noHBand="0" w:noVBand="1" w:val="04A0"/>
+      </w:tblPr>
+      <w:tblGrid>
+        <w:gridCol w:w="4320"/>
+        <w:gridCol w:w="4320"/>
+      </w:tblGrid>
+      <w:tr>
+        <w:tc>
+          <w:tcPr>
+            <w:tcW w:type="dxa" w:w="4320"/>
+          </w:tcPr>
+          <w:p>
+            <w:pPr>
+              <w:jc w:val="center"/>
+            </w:pPr>
+            <w:r>
+              <w:rPr>
+                <w:b/>
+                <w:sz w:val="20"/>
+              </w:rPr>
+              <w:t>Verificacion</w:t>
+            </w:r>
+          </w:p>
+        </w:tc>
+        <w:tc>
+          <w:tcPr>
+            <w:tcW w:type="dxa" w:w="4320"/>
+          </w:tcPr>
+          <w:p>
+            <w:pPr>
+              <w:jc w:val="center"/>
+            </w:pPr>
+            <w:r>
+              <w:rPr>
+                <w:b/>
+                <w:sz w:val="20"/>
+              </w:rPr>
+              <w:t>Resultado</w:t>
+            </w:r>
+          </w:p>
+        </w:tc>
+      </w:tr>
+      <w:tr>
+        <w:tc>
+          <w:tcPr>
+            <w:tcW w:type="dxa" w:w="4320"/>
+          </w:tcPr>
+          <w:p>
+            <w:r>
+              <w:rPr>
+                <w:sz w:val="20"/>
+              </w:rPr>
+              <w:t>Pacientes sin sucursal asignada</w:t>
+            </w:r>
+          </w:p>
+        </w:tc>
+        <w:tc>
+          <w:tcPr>
+            <w:tcW w:type="dxa" w:w="4320"/>
+          </w:tcPr>
+          <w:p>
+            <w:r>
+              <w:rPr>
+                <w:sz w:val="20"/>
+              </w:rPr>
+              <w:t>0</w:t>
+            </w:r>
+          </w:p>
+        </w:tc>
+      </w:tr>
+      <w:tr>
+        <w:tc>
+          <w:tcPr>
+            <w:tcW w:type="dxa" w:w="4320"/>
+          </w:tcPr>
+          <w:p>
+            <w:r>
+              <w:rPr>
+                <w:sz w:val="20"/>
+              </w:rPr>
+              <w:t>Atenciones sin paciente valido (FK)</w:t>
+            </w:r>
+          </w:p>
+        </w:tc>
+        <w:tc>
+          <w:tcPr>
+            <w:tcW w:type="dxa" w:w="4320"/>
+          </w:tcPr>
+          <w:p>
+            <w:r>
+              <w:rPr>
+                <w:sz w:val="20"/>
+              </w:rPr>
+              <w:t>0</w:t>
+            </w:r>
+          </w:p>
+        </w:tc>
+      </w:tr>
+      <w:tr>
+        <w:tc>
+          <w:tcPr>
+            <w:tcW w:type="dxa" w:w="4320"/>
+          </w:tcPr>
+          <w:p>
+            <w:r>
+              <w:rPr>
+                <w:sz w:val="20"/>
+              </w:rPr>
+              <w:t>Atenciones sin medico valido (FK)</w:t>
+            </w:r>
+          </w:p>
+        </w:tc>
+        <w:tc>
+          <w:tcPr>
+            <w:tcW w:type="dxa" w:w="4320"/>
+          </w:tcPr>
+          <w:p>
+            <w:r>
+              <w:rPr>
+                <w:sz w:val="20"/>
+              </w:rPr>
+              <w:t>0</w:t>
+            </w:r>
+          </w:p>
+        </w:tc>
+      </w:tr>
+      <w:tr>
+        <w:tc>
+          <w:tcPr>
+            <w:tcW w:type="dxa" w:w="4320"/>
+          </w:tcPr>
+          <w:p>
+            <w:r>
+              <w:rPr>
+                <w:sz w:val="20"/>
+              </w:rPr>
+              <w:t>Registros huerfanos en fact_atenciones</w:t>
+            </w:r>
+          </w:p>
+        </w:tc>
+        <w:tc>
+          <w:tcPr>
+            <w:tcW w:type="dxa" w:w="4320"/>
+          </w:tcPr>
+          <w:p>
+            <w:r>
+              <w:rPr>
+                <w:sz w:val="20"/>
+              </w:rPr>
+              <w:t>0</w:t>
+            </w:r>
+          </w:p>
+        </w:tc>
+      </w:tr>
+    </w:tbl>
+    <w:p/>
+    <w:p>
+      <w:r>
+        <w:t>Resultado final del DW con los 4 grupos:</w:t>
+      </w:r>
+    </w:p>
+    <w:tbl>
+      <w:tblPr>
+        <w:tblStyle w:val="TableGrid"/>
+        <w:tblW w:type="auto" w:w="0"/>
+        <w:jc w:val="center"/>
+        <w:tblLook w:firstColumn="1" w:firstRow="1" w:lastColumn="0" w:lastRow="0" w:noHBand="0" w:noVBand="1" w:val="04A0"/>
+      </w:tblPr>
+      <w:tblGrid>
+        <w:gridCol w:w="1440"/>
+        <w:gridCol w:w="1440"/>
+        <w:gridCol w:w="1440"/>
+        <w:gridCol w:w="1440"/>
+        <w:gridCol w:w="1440"/>
+        <w:gridCol w:w="1440"/>
+      </w:tblGrid>
+      <w:tr>
+        <w:tc>
+          <w:tcPr>
+            <w:tcW w:type="dxa" w:w="1440"/>
+          </w:tcPr>
+          <w:p>
+            <w:pPr>
+              <w:jc w:val="center"/>
+            </w:pPr>
+            <w:r>
+              <w:rPr>
+                <w:b/>
+                <w:sz w:val="20"/>
+              </w:rPr>
+              <w:t>Tabla DW</w:t>
+            </w:r>
+          </w:p>
+        </w:tc>
+        <w:tc>
+          <w:tcPr>
+            <w:tcW w:type="dxa" w:w="1440"/>
+          </w:tcPr>
+          <w:p>
+            <w:pPr>
+              <w:jc w:val="center"/>
+            </w:pPr>
+            <w:r>
+              <w:rPr>
+                <w:b/>
+                <w:sz w:val="20"/>
+              </w:rPr>
+              <w:t>G3</w:t>
+            </w:r>
+          </w:p>
+        </w:tc>
+        <w:tc>
+          <w:tcPr>
+            <w:tcW w:type="dxa" w:w="1440"/>
+          </w:tcPr>
+          <w:p>
+            <w:pPr>
+              <w:jc w:val="center"/>
+            </w:pPr>
+            <w:r>
+              <w:rPr>
+                <w:b/>
+                <w:sz w:val="20"/>
+              </w:rPr>
+              <w:t>G1</w:t>
+            </w:r>
+          </w:p>
+        </w:tc>
+        <w:tc>
+          <w:tcPr>
+            <w:tcW w:type="dxa" w:w="1440"/>
+          </w:tcPr>
+          <w:p>
+            <w:pPr>
+              <w:jc w:val="center"/>
+            </w:pPr>
+            <w:r>
+              <w:rPr>
+                <w:b/>
+                <w:sz w:val="20"/>
+              </w:rPr>
+              <w:t>G6</w:t>
+            </w:r>
+          </w:p>
+        </w:tc>
+        <w:tc>
+          <w:tcPr>
+            <w:tcW w:type="dxa" w:w="1440"/>
+          </w:tcPr>
+          <w:p>
+            <w:pPr>
+              <w:jc w:val="center"/>
+            </w:pPr>
+            <w:r>
+              <w:rPr>
+                <w:b/>
+                <w:sz w:val="20"/>
+              </w:rPr>
+              <w:t>G4</w:t>
+            </w:r>
+          </w:p>
+        </w:tc>
+        <w:tc>
+          <w:tcPr>
+            <w:tcW w:type="dxa" w:w="1440"/>
+          </w:tcPr>
+          <w:p>
+            <w:pPr>
+              <w:jc w:val="center"/>
+            </w:pPr>
+            <w:r>
+              <w:rPr>
+                <w:b/>
+                <w:sz w:val="20"/>
+              </w:rPr>
+              <w:t>Total</w:t>
+            </w:r>
+          </w:p>
+        </w:tc>
+      </w:tr>
+      <w:tr>
+        <w:tc>
+          <w:tcPr>
+            <w:tcW w:type="dxa" w:w="1440"/>
+          </w:tcPr>
+          <w:p>
+            <w:r>
+              <w:rPr>
+                <w:sz w:val="20"/>
+              </w:rPr>
+              <w:t>dim_sucursal</w:t>
+            </w:r>
+          </w:p>
+        </w:tc>
+        <w:tc>
+          <w:tcPr>
+            <w:tcW w:type="dxa" w:w="1440"/>
+          </w:tcPr>
+          <w:p>
+            <w:r>
+              <w:rPr>
+                <w:sz w:val="20"/>
+              </w:rPr>
+              <w:t>-</w:t>
+            </w:r>
+          </w:p>
+        </w:tc>
+        <w:tc>
+          <w:tcPr>
+            <w:tcW w:type="dxa" w:w="1440"/>
+          </w:tcPr>
+          <w:p>
+            <w:r>
+              <w:rPr>
+                <w:sz w:val="20"/>
+              </w:rPr>
+              <w:t>-</w:t>
+            </w:r>
+          </w:p>
+        </w:tc>
+        <w:tc>
+          <w:tcPr>
+            <w:tcW w:type="dxa" w:w="1440"/>
+          </w:tcPr>
+          <w:p>
+            <w:r>
+              <w:rPr>
+                <w:sz w:val="20"/>
+              </w:rPr>
+              <w:t>-</w:t>
+            </w:r>
+          </w:p>
+        </w:tc>
+        <w:tc>
+          <w:tcPr>
+            <w:tcW w:type="dxa" w:w="1440"/>
+          </w:tcPr>
+          <w:p>
+            <w:r>
+              <w:rPr>
+                <w:sz w:val="20"/>
+              </w:rPr>
+              <w:t>-</w:t>
+            </w:r>
+          </w:p>
+        </w:tc>
+        <w:tc>
+          <w:tcPr>
+            <w:tcW w:type="dxa" w:w="1440"/>
+          </w:tcPr>
+          <w:p>
+            <w:r>
+              <w:rPr>
+                <w:sz w:val="20"/>
+              </w:rPr>
+              <w:t>4</w:t>
+            </w:r>
+          </w:p>
+        </w:tc>
+      </w:tr>
+      <w:tr>
+        <w:tc>
+          <w:tcPr>
+            <w:tcW w:type="dxa" w:w="1440"/>
+          </w:tcPr>
+          <w:p>
+            <w:r>
+              <w:rPr>
+                <w:sz w:val="20"/>
+              </w:rPr>
+              <w:t>dim_paciente</w:t>
+            </w:r>
+          </w:p>
+        </w:tc>
+        <w:tc>
+          <w:tcPr>
+            <w:tcW w:type="dxa" w:w="1440"/>
+          </w:tcPr>
+          <w:p>
+            <w:r>
+              <w:rPr>
+                <w:sz w:val="20"/>
+              </w:rPr>
+              <w:t>4,500</w:t>
+            </w:r>
+          </w:p>
+        </w:tc>
+        <w:tc>
+          <w:tcPr>
+            <w:tcW w:type="dxa" w:w="1440"/>
+          </w:tcPr>
+          <w:p>
+            <w:r>
+              <w:rPr>
+                <w:sz w:val="20"/>
+              </w:rPr>
+              <w:t>87,487</w:t>
+            </w:r>
+          </w:p>
+        </w:tc>
+        <w:tc>
+          <w:tcPr>
+            <w:tcW w:type="dxa" w:w="1440"/>
+          </w:tcPr>
+          <w:p>
+            <w:r>
+              <w:rPr>
+                <w:sz w:val="20"/>
+              </w:rPr>
+              <w:t>34,500</w:t>
+            </w:r>
+          </w:p>
+        </w:tc>
+        <w:tc>
+          <w:tcPr>
+            <w:tcW w:type="dxa" w:w="1440"/>
+          </w:tcPr>
+          <w:p>
+            <w:r>
+              <w:rPr>
+                <w:sz w:val="20"/>
+              </w:rPr>
+              <w:t>300,000</w:t>
+            </w:r>
+          </w:p>
+        </w:tc>
+        <w:tc>
+          <w:tcPr>
+            <w:tcW w:type="dxa" w:w="1440"/>
+          </w:tcPr>
+          <w:p>
+            <w:r>
+              <w:rPr>
+                <w:sz w:val="20"/>
+              </w:rPr>
+              <w:t>426,487</w:t>
+            </w:r>
+          </w:p>
+        </w:tc>
+      </w:tr>
+      <w:tr>
+        <w:tc>
+          <w:tcPr>
+            <w:tcW w:type="dxa" w:w="1440"/>
+          </w:tcPr>
+          <w:p>
+            <w:r>
+              <w:rPr>
+                <w:sz w:val="20"/>
+              </w:rPr>
+              <w:t>dim_medico</w:t>
+            </w:r>
+          </w:p>
+        </w:tc>
+        <w:tc>
+          <w:tcPr>
+            <w:tcW w:type="dxa" w:w="1440"/>
+          </w:tcPr>
+          <w:p>
+            <w:r>
+              <w:rPr>
+                <w:sz w:val="20"/>
+              </w:rPr>
+              <w:t>500</w:t>
+            </w:r>
+          </w:p>
+        </w:tc>
+        <w:tc>
+          <w:tcPr>
+            <w:tcW w:type="dxa" w:w="1440"/>
+          </w:tcPr>
+          <w:p>
+            <w:r>
+              <w:rPr>
+                <w:sz w:val="20"/>
+              </w:rPr>
+              <w:t>13,337</w:t>
+            </w:r>
+          </w:p>
+        </w:tc>
+        <w:tc>
+          <w:tcPr>
+            <w:tcW w:type="dxa" w:w="1440"/>
+          </w:tcPr>
+          <w:p>
+            <w:r>
+              <w:rPr>
+                <w:sz w:val="20"/>
+              </w:rPr>
+              <w:t>831</w:t>
+            </w:r>
+          </w:p>
+        </w:tc>
+        <w:tc>
+          <w:tcPr>
+            <w:tcW w:type="dxa" w:w="1440"/>
+          </w:tcPr>
+          <w:p>
+            <w:r>
+              <w:rPr>
+                <w:sz w:val="20"/>
+              </w:rPr>
+              <w:t>300,000</w:t>
+            </w:r>
+          </w:p>
+        </w:tc>
+        <w:tc>
+          <w:tcPr>
+            <w:tcW w:type="dxa" w:w="1440"/>
+          </w:tcPr>
+          <w:p>
+            <w:r>
+              <w:rPr>
+                <w:sz w:val="20"/>
+              </w:rPr>
+              <w:t>314,668</w:t>
+            </w:r>
+          </w:p>
+        </w:tc>
+      </w:tr>
+      <w:tr>
+        <w:tc>
+          <w:tcPr>
+            <w:tcW w:type="dxa" w:w="1440"/>
+          </w:tcPr>
+          <w:p>
+            <w:r>
+              <w:rPr>
+                <w:sz w:val="20"/>
+              </w:rPr>
+              <w:t>fact_atenciones</w:t>
+            </w:r>
+          </w:p>
+        </w:tc>
+        <w:tc>
+          <w:tcPr>
+            <w:tcW w:type="dxa" w:w="1440"/>
+          </w:tcPr>
+          <w:p>
+            <w:r>
+              <w:rPr>
+                <w:sz w:val="20"/>
+              </w:rPr>
+              <w:t>15,000</w:t>
+            </w:r>
+          </w:p>
+        </w:tc>
+        <w:tc>
+          <w:tcPr>
+            <w:tcW w:type="dxa" w:w="1440"/>
+          </w:tcPr>
+          <w:p>
+            <w:r>
+              <w:rPr>
+                <w:sz w:val="20"/>
+              </w:rPr>
+              <w:t>68,123</w:t>
+            </w:r>
+          </w:p>
+        </w:tc>
+        <w:tc>
+          <w:tcPr>
+            <w:tcW w:type="dxa" w:w="1440"/>
+          </w:tcPr>
+          <w:p>
+            <w:r>
+              <w:rPr>
+                <w:sz w:val="20"/>
+              </w:rPr>
+              <w:t>40,134</w:t>
+            </w:r>
+          </w:p>
+        </w:tc>
+        <w:tc>
+          <w:tcPr>
+            <w:tcW w:type="dxa" w:w="1440"/>
+          </w:tcPr>
+          <w:p>
+            <w:r>
+              <w:rPr>
+                <w:sz w:val="20"/>
+              </w:rPr>
+              <w:t>301,112</w:t>
+            </w:r>
+          </w:p>
+        </w:tc>
+        <w:tc>
+          <w:tcPr>
+            <w:tcW w:type="dxa" w:w="1440"/>
+          </w:tcPr>
+          <w:p>
+            <w:r>
+              <w:rPr>
+                <w:sz w:val="20"/>
+              </w:rPr>
+              <w:t>424,369</w:t>
+            </w:r>
+          </w:p>
+        </w:tc>
+      </w:tr>
+    </w:tbl>
+    <w:p/>
+    <w:p>
+      <w:r>
+        <w:t>Distribucion porcentual de atenciones (hechos) por grupo:</w:t>
+      </w:r>
+    </w:p>
+    <w:tbl>
+      <w:tblPr>
+        <w:tblStyle w:val="TableGrid"/>
+        <w:tblW w:type="auto" w:w="0"/>
+        <w:jc w:val="center"/>
+        <w:tblLook w:firstColumn="1" w:firstRow="1" w:lastColumn="0" w:lastRow="0" w:noHBand="0" w:noVBand="1" w:val="04A0"/>
+      </w:tblPr>
+      <w:tblGrid>
+        <w:gridCol w:w="2880"/>
+        <w:gridCol w:w="2880"/>
+        <w:gridCol w:w="2880"/>
+      </w:tblGrid>
+      <w:tr>
+        <w:tc>
+          <w:tcPr>
+            <w:tcW w:type="dxa" w:w="2880"/>
+          </w:tcPr>
+          <w:p>
+            <w:pPr>
+              <w:jc w:val="center"/>
+            </w:pPr>
+            <w:r>
+              <w:rPr>
+                <w:b/>
+                <w:sz w:val="20"/>
+              </w:rPr>
+              <w:t>Grupo</w:t>
+            </w:r>
+          </w:p>
+        </w:tc>
+        <w:tc>
+          <w:tcPr>
+            <w:tcW w:type="dxa" w:w="2880"/>
+          </w:tcPr>
+          <w:p>
+            <w:pPr>
+              <w:jc w:val="center"/>
+            </w:pPr>
+            <w:r>
+              <w:rPr>
+                <w:b/>
+                <w:sz w:val="20"/>
+              </w:rPr>
+              <w:t>Atenciones</w:t>
+            </w:r>
+          </w:p>
+        </w:tc>
+        <w:tc>
+          <w:tcPr>
+            <w:tcW w:type="dxa" w:w="2880"/>
+          </w:tcPr>
+          <w:p>
+            <w:pPr>
+              <w:jc w:val="center"/>
+            </w:pPr>
+            <w:r>
+              <w:rPr>
+                <w:b/>
+                <w:sz w:val="20"/>
+              </w:rPr>
+              <w:t>%</w:t>
+            </w:r>
+          </w:p>
+        </w:tc>
+      </w:tr>
+      <w:tr>
+        <w:tc>
+          <w:tcPr>
+            <w:tcW w:type="dxa" w:w="2880"/>
+          </w:tcPr>
+          <w:p>
+            <w:r>
+              <w:rPr>
+                <w:sz w:val="20"/>
+              </w:rPr>
+              <w:t>G3</w:t>
+            </w:r>
+          </w:p>
+        </w:tc>
+        <w:tc>
+          <w:tcPr>
+            <w:tcW w:type="dxa" w:w="2880"/>
+          </w:tcPr>
+          <w:p>
+            <w:r>
+              <w:rPr>
+                <w:sz w:val="20"/>
+              </w:rPr>
+              <w:t>15,000</w:t>
+            </w:r>
+          </w:p>
+        </w:tc>
+        <w:tc>
+          <w:tcPr>
+            <w:tcW w:type="dxa" w:w="2880"/>
+          </w:tcPr>
+          <w:p>
+            <w:r>
+              <w:rPr>
+                <w:sz w:val="20"/>
+              </w:rPr>
+              <w:t>3.5%</w:t>
+            </w:r>
+          </w:p>
+        </w:tc>
+      </w:tr>
+      <w:tr>
+        <w:tc>
+          <w:tcPr>
+            <w:tcW w:type="dxa" w:w="2880"/>
+          </w:tcPr>
+          <w:p>
+            <w:r>
+              <w:rPr>
+                <w:sz w:val="20"/>
+              </w:rPr>
+              <w:t>G1</w:t>
+            </w:r>
+          </w:p>
+        </w:tc>
+        <w:tc>
+          <w:tcPr>
+            <w:tcW w:type="dxa" w:w="2880"/>
+          </w:tcPr>
+          <w:p>
+            <w:r>
+              <w:rPr>
+                <w:sz w:val="20"/>
+              </w:rPr>
+              <w:t>68,123</w:t>
+            </w:r>
+          </w:p>
+        </w:tc>
+        <w:tc>
+          <w:tcPr>
+            <w:tcW w:type="dxa" w:w="2880"/>
+          </w:tcPr>
+          <w:p>
+            <w:r>
+              <w:rPr>
+                <w:sz w:val="20"/>
+              </w:rPr>
+              <w:t>16.1%</w:t>
+            </w:r>
+          </w:p>
+        </w:tc>
+      </w:tr>
+      <w:tr>
+        <w:tc>
+          <w:tcPr>
+            <w:tcW w:type="dxa" w:w="2880"/>
+          </w:tcPr>
+          <w:p>
+            <w:r>
+              <w:rPr>
+                <w:sz w:val="20"/>
+              </w:rPr>
+              <w:t>G6</w:t>
+            </w:r>
+          </w:p>
+        </w:tc>
+        <w:tc>
+          <w:tcPr>
+            <w:tcW w:type="dxa" w:w="2880"/>
+          </w:tcPr>
+          <w:p>
+            <w:r>
+              <w:rPr>
+                <w:sz w:val="20"/>
+              </w:rPr>
+              <w:t>40,134</w:t>
+            </w:r>
+          </w:p>
+        </w:tc>
+        <w:tc>
+          <w:tcPr>
+            <w:tcW w:type="dxa" w:w="2880"/>
+          </w:tcPr>
+          <w:p>
+            <w:r>
+              <w:rPr>
+                <w:sz w:val="20"/>
+              </w:rPr>
+              <w:t>9.5%</w:t>
+            </w:r>
+          </w:p>
+        </w:tc>
+      </w:tr>
+      <w:tr>
+        <w:tc>
+          <w:tcPr>
+            <w:tcW w:type="dxa" w:w="2880"/>
+          </w:tcPr>
+          <w:p>
+            <w:r>
+              <w:rPr>
+                <w:sz w:val="20"/>
+              </w:rPr>
+              <w:t>G4</w:t>
+            </w:r>
+          </w:p>
+        </w:tc>
+        <w:tc>
+          <w:tcPr>
+            <w:tcW w:type="dxa" w:w="2880"/>
+          </w:tcPr>
+          <w:p>
+            <w:r>
+              <w:rPr>
+                <w:sz w:val="20"/>
+              </w:rPr>
+              <w:t>301,112</w:t>
+            </w:r>
+          </w:p>
+        </w:tc>
+        <w:tc>
+          <w:tcPr>
+            <w:tcW w:type="dxa" w:w="2880"/>
+          </w:tcPr>
+          <w:p>
+            <w:r>
+              <w:rPr>
+                <w:sz w:val="20"/>
+              </w:rPr>
+              <w:t>70.9%</w:t>
+            </w:r>
+          </w:p>
+        </w:tc>
+      </w:tr>
+      <w:tr>
+        <w:tc>
+          <w:tcPr>
+            <w:tcW w:type="dxa" w:w="2880"/>
+          </w:tcPr>
+          <w:p>
+            <w:r>
+              <w:rPr>
+                <w:sz w:val="20"/>
+              </w:rPr>
+              <w:t>Total</w:t>
+            </w:r>
+          </w:p>
+        </w:tc>
+        <w:tc>
+          <w:tcPr>
+            <w:tcW w:type="dxa" w:w="2880"/>
+          </w:tcPr>
+          <w:p>
+            <w:r>
+              <w:rPr>
+                <w:sz w:val="20"/>
+              </w:rPr>
+              <w:t>424,369</w:t>
+            </w:r>
+          </w:p>
+        </w:tc>
+        <w:tc>
+          <w:tcPr>
+            <w:tcW w:type="dxa" w:w="2880"/>
+          </w:tcPr>
+          <w:p>
+            <w:r>
+              <w:rPr>
+                <w:sz w:val="20"/>
+              </w:rPr>
+              <w:t>100%</w:t>
+            </w:r>
+          </w:p>
+        </w:tc>
+      </w:tr>
+    </w:tbl>
+    <w:p/>
+    <w:p>
+      <w:r>
+        <w:t>Cada fuente presento desafios distintos de integracion: el Grupo 1 requirio mapeo de codigos CIE-10 a categorias diagnosticas y generacion de identificadores sinteticos; el Grupo 6 necesito conversion de encoding (WIN1252 -&gt; UTF-8) y remapeo de 24 especialidades a 15; el Grupo 4, al compartir el mismo esquema, solo requirio offsets de IDs. Los tres tipos de conexion utilizados (directa local, descarga CSV desde servidor remoto y carga de backup SQL) demuestran la capacidad del proceso ETL para integrar fuentes con distintos mecanismos de acceso.</w:t>
+      </w:r>
+    </w:p>
     <w:p>
       <w:pPr>
         <w:pStyle w:val="Heading2"/>
@@ -1538,7 +8258,7 @@
         <w:rPr>
           <w:sz w:val="22"/>
         </w:rPr>
-        <w:t>Tabla ordenada: para mostrar rankings detallados con multiples indicadores (especialidades saturadas).</w:t>
+        <w:t>Barras apiladas 100% con Top N: para mostrar las especialidades mas demandadas por sucursal, limitando a las principales para evitar ruido visual.</w:t>
       </w:r>
     </w:p>
     <w:p>
@@ -1909,6 +8629,41 @@
         <w:t>Reasignar medicos desde Grupo 4 (con excedente) hacia Grupo 6 y Grupo 3. Alternativamente, contratar personal adicional para Grupo 6 y evaluar la redistribucion de pacientes entre sedes para equilibrar la carga.</w:t>
       </w:r>
     </w:p>
+    <w:p/>
+    <w:tbl>
+      <w:tblPr>
+        <w:tblStyle w:val="TableGrid"/>
+        <w:tblW w:type="auto" w:w="0"/>
+        <w:tblLook w:firstColumn="1" w:firstRow="1" w:lastColumn="0" w:lastRow="0" w:noHBand="0" w:noVBand="1" w:val="04A0"/>
+      </w:tblPr>
+      <w:tblGrid>
+        <w:gridCol w:w="8640"/>
+      </w:tblGrid>
+      <w:tr>
+        <w:trPr>
+          <w:trHeight w:val="1800"/>
+        </w:trPr>
+        <w:tc>
+          <w:tcPr>
+            <w:tcW w:type="dxa" w:w="8640"/>
+          </w:tcPr>
+          <w:p>
+            <w:pPr>
+              <w:jc w:val="center"/>
+            </w:pPr>
+            <w:r>
+              <w:rPr>
+                <w:i/>
+                <w:color w:val="808080"/>
+                <w:sz w:val="18"/>
+              </w:rPr>
+              <w:t>[ CAPTURA: Grafico 1: Carga laboral por sucursal en Metabase ]</w:t>
+            </w:r>
+          </w:p>
+        </w:tc>
+      </w:tr>
+    </w:tbl>
+    <w:p/>
     <w:p>
       <w:pPr>
         <w:pStyle w:val="Heading3"/>
@@ -1937,299 +8692,52 @@
         <w:t>Las comparaciones absolutas entre sucursales deben considerar el periodo de operacion. Para decisiones de inversion, priorizar las sucursales mas nuevas (Grupo 3 y Grupo 6) que estan en fase de crecimiento y necesitan recursos para consolidarse.</w:t>
       </w:r>
     </w:p>
+    <w:p/>
+    <w:tbl>
+      <w:tblPr>
+        <w:tblStyle w:val="TableGrid"/>
+        <w:tblW w:type="auto" w:w="0"/>
+        <w:tblLook w:firstColumn="1" w:firstRow="1" w:lastColumn="0" w:lastRow="0" w:noHBand="0" w:noVBand="1" w:val="04A0"/>
+      </w:tblPr>
+      <w:tblGrid>
+        <w:gridCol w:w="8640"/>
+      </w:tblGrid>
+      <w:tr>
+        <w:trPr>
+          <w:trHeight w:val="1800"/>
+        </w:trPr>
+        <w:tc>
+          <w:tcPr>
+            <w:tcW w:type="dxa" w:w="8640"/>
+          </w:tcPr>
+          <w:p>
+            <w:pPr>
+              <w:jc w:val="center"/>
+            </w:pPr>
+            <w:r>
+              <w:rPr>
+                <w:i/>
+                <w:color w:val="808080"/>
+                <w:sz w:val="18"/>
+              </w:rPr>
+              <w:t>[ CAPTURA: Grafico 2: Atenciones anuales por sucursal en Metabase ]</w:t>
+            </w:r>
+          </w:p>
+        </w:tc>
+      </w:tr>
+    </w:tbl>
+    <w:p/>
     <w:p>
       <w:pPr>
         <w:pStyle w:val="Heading3"/>
       </w:pPr>
       <w:r>
-        <w:t>Hallazgo 3: Especialidades con saturacion critica</w:t>
+        <w:t>Hallazgo 3: Concentracion de demanda por especialidad</w:t>
       </w:r>
     </w:p>
-    <w:tbl>
-      <w:tblPr>
-        <w:tblStyle w:val="TableGrid"/>
-        <w:tblW w:type="auto" w:w="0"/>
-        <w:jc w:val="center"/>
-        <w:tblLook w:firstColumn="1" w:firstRow="1" w:lastColumn="0" w:lastRow="0" w:noHBand="0" w:noVBand="1" w:val="04A0"/>
-      </w:tblPr>
-      <w:tblGrid>
-        <w:gridCol w:w="2880"/>
-        <w:gridCol w:w="2880"/>
-        <w:gridCol w:w="2880"/>
-      </w:tblGrid>
-      <w:tr>
-        <w:tc>
-          <w:tcPr>
-            <w:tcW w:type="dxa" w:w="2880"/>
-          </w:tcPr>
-          <w:p>
-            <w:pPr>
-              <w:jc w:val="center"/>
-            </w:pPr>
-            <w:r>
-              <w:rPr>
-                <w:b/>
-                <w:sz w:val="20"/>
-              </w:rPr>
-              <w:t>Sucursal</w:t>
-            </w:r>
-          </w:p>
-        </w:tc>
-        <w:tc>
-          <w:tcPr>
-            <w:tcW w:type="dxa" w:w="2880"/>
-          </w:tcPr>
-          <w:p>
-            <w:pPr>
-              <w:jc w:val="center"/>
-            </w:pPr>
-            <w:r>
-              <w:rPr>
-                <w:b/>
-                <w:sz w:val="20"/>
-              </w:rPr>
-              <w:t>Especialidad</w:t>
-            </w:r>
-          </w:p>
-        </w:tc>
-        <w:tc>
-          <w:tcPr>
-            <w:tcW w:type="dxa" w:w="2880"/>
-          </w:tcPr>
-          <w:p>
-            <w:pPr>
-              <w:jc w:val="center"/>
-            </w:pPr>
-            <w:r>
-              <w:rPr>
-                <w:b/>
-                <w:sz w:val="20"/>
-              </w:rPr>
-              <w:t>Carga/medico</w:t>
-            </w:r>
-          </w:p>
-        </w:tc>
-      </w:tr>
-      <w:tr>
-        <w:tc>
-          <w:tcPr>
-            <w:tcW w:type="dxa" w:w="2880"/>
-          </w:tcPr>
-          <w:p>
-            <w:r>
-              <w:rPr>
-                <w:sz w:val="20"/>
-              </w:rPr>
-              <w:t>Grupo 6</w:t>
-            </w:r>
-          </w:p>
-        </w:tc>
-        <w:tc>
-          <w:tcPr>
-            <w:tcW w:type="dxa" w:w="2880"/>
-          </w:tcPr>
-          <w:p>
-            <w:r>
-              <w:rPr>
-                <w:sz w:val="20"/>
-              </w:rPr>
-              <w:t>Oncologia</w:t>
-            </w:r>
-          </w:p>
-        </w:tc>
-        <w:tc>
-          <w:tcPr>
-            <w:tcW w:type="dxa" w:w="2880"/>
-          </w:tcPr>
-          <w:p>
-            <w:r>
-              <w:rPr>
-                <w:sz w:val="20"/>
-              </w:rPr>
-              <w:t>71.4</w:t>
-            </w:r>
-          </w:p>
-        </w:tc>
-      </w:tr>
-      <w:tr>
-        <w:tc>
-          <w:tcPr>
-            <w:tcW w:type="dxa" w:w="2880"/>
-          </w:tcPr>
-          <w:p>
-            <w:r>
-              <w:rPr>
-                <w:sz w:val="20"/>
-              </w:rPr>
-              <w:t>Grupo 1</w:t>
-            </w:r>
-          </w:p>
-        </w:tc>
-        <w:tc>
-          <w:tcPr>
-            <w:tcW w:type="dxa" w:w="2880"/>
-          </w:tcPr>
-          <w:p>
-            <w:r>
-              <w:rPr>
-                <w:sz w:val="20"/>
-              </w:rPr>
-              <w:t>Urologia</w:t>
-            </w:r>
-          </w:p>
-        </w:tc>
-        <w:tc>
-          <w:tcPr>
-            <w:tcW w:type="dxa" w:w="2880"/>
-          </w:tcPr>
-          <w:p>
-            <w:r>
-              <w:rPr>
-                <w:sz w:val="20"/>
-              </w:rPr>
-              <w:t>63.0</w:t>
-            </w:r>
-          </w:p>
-        </w:tc>
-      </w:tr>
-      <w:tr>
-        <w:tc>
-          <w:tcPr>
-            <w:tcW w:type="dxa" w:w="2880"/>
-          </w:tcPr>
-          <w:p>
-            <w:r>
-              <w:rPr>
-                <w:sz w:val="20"/>
-              </w:rPr>
-              <w:t>Grupo 6</w:t>
-            </w:r>
-          </w:p>
-        </w:tc>
-        <w:tc>
-          <w:tcPr>
-            <w:tcW w:type="dxa" w:w="2880"/>
-          </w:tcPr>
-          <w:p>
-            <w:r>
-              <w:rPr>
-                <w:sz w:val="20"/>
-              </w:rPr>
-              <w:t>Urologia</w:t>
-            </w:r>
-          </w:p>
-        </w:tc>
-        <w:tc>
-          <w:tcPr>
-            <w:tcW w:type="dxa" w:w="2880"/>
-          </w:tcPr>
-          <w:p>
-            <w:r>
-              <w:rPr>
-                <w:sz w:val="20"/>
-              </w:rPr>
-              <w:t>62.6</w:t>
-            </w:r>
-          </w:p>
-        </w:tc>
-      </w:tr>
-      <w:tr>
-        <w:tc>
-          <w:tcPr>
-            <w:tcW w:type="dxa" w:w="2880"/>
-          </w:tcPr>
-          <w:p>
-            <w:r>
-              <w:rPr>
-                <w:sz w:val="20"/>
-              </w:rPr>
-              <w:t>Grupo 1</w:t>
-            </w:r>
-          </w:p>
-        </w:tc>
-        <w:tc>
-          <w:tcPr>
-            <w:tcW w:type="dxa" w:w="2880"/>
-          </w:tcPr>
-          <w:p>
-            <w:r>
-              <w:rPr>
-                <w:sz w:val="20"/>
-              </w:rPr>
-              <w:t>Neurologia</w:t>
-            </w:r>
-          </w:p>
-        </w:tc>
-        <w:tc>
-          <w:tcPr>
-            <w:tcW w:type="dxa" w:w="2880"/>
-          </w:tcPr>
-          <w:p>
-            <w:r>
-              <w:rPr>
-                <w:sz w:val="20"/>
-              </w:rPr>
-              <w:t>62.5</w:t>
-            </w:r>
-          </w:p>
-        </w:tc>
-      </w:tr>
-      <w:tr>
-        <w:tc>
-          <w:tcPr>
-            <w:tcW w:type="dxa" w:w="2880"/>
-          </w:tcPr>
-          <w:p>
-            <w:r>
-              <w:rPr>
-                <w:sz w:val="20"/>
-              </w:rPr>
-              <w:t>Grupo 1</w:t>
-            </w:r>
-          </w:p>
-        </w:tc>
-        <w:tc>
-          <w:tcPr>
-            <w:tcW w:type="dxa" w:w="2880"/>
-          </w:tcPr>
-          <w:p>
-            <w:r>
-              <w:rPr>
-                <w:sz w:val="20"/>
-              </w:rPr>
-              <w:t>Ginecologia</w:t>
-            </w:r>
-          </w:p>
-        </w:tc>
-        <w:tc>
-          <w:tcPr>
-            <w:tcW w:type="dxa" w:w="2880"/>
-          </w:tcPr>
-          <w:p>
-            <w:r>
-              <w:rPr>
-                <w:sz w:val="20"/>
-              </w:rPr>
-              <w:t>62.1</w:t>
-            </w:r>
-          </w:p>
-        </w:tc>
-      </w:tr>
-    </w:tbl>
-    <w:p/>
     <w:p>
       <w:r>
-        <w:rPr>
-          <w:b/>
-          <w:sz w:val="22"/>
-        </w:rPr>
-        <w:t xml:space="preserve">Analisis: </w:t>
-      </w:r>
-      <w:r>
-        <w:rPr>
-          <w:sz w:val="22"/>
-        </w:rPr>
-        <w:t>Oncologia en Grupo 6 lidera la saturacion con 71.4 atenciones por medico, seguida de Urologia en ambos Grupo 1 y Grupo 6. Estas cifras superan ampliamente el promedio general, indicando que pocos medicos concentran una carga desproporcionada en estas especialidades.</w:t>
+        <w:t>El analisis porcentual de las especialidades mas demandadas durante la ultima gestion completa revela que las 4 sucursales comparten las mismas especialidades principales (Medicina General, Cardiologia, Pediatria, Ginecologia, Neurologia), pero con proporciones diferentes. Grupo 4 presenta la distribucion mas equilibrada, mientras que Grupo 6 concentra mayor demanda en pocas especialidades.</w:t>
       </w:r>
     </w:p>
     <w:p>
@@ -2244,9 +8752,44 @@
         <w:rPr>
           <w:sz w:val="22"/>
         </w:rPr>
-        <w:t>Contratar oncologos adicionales para Grupo 6 como prioridad inmediata. Reforzar Urologia en Grupo 1 y Grupo 6, y Neurologia/Ginecologia en Grupo 1. Considerar la derivacion de pacientes hacia sedes con menor carga en estas especialidades.</w:t>
+        <w:t>Reforzar las especialidades con mayor demanda en cada sucursal. Evaluar la posibilidad de derivar pacientes hacia sedes con menor carga en especialidades saturadas. Planificar contrataciones enfocadas en las especialidades que cada sede necesita segun su perfil de demanda.</w:t>
       </w:r>
     </w:p>
+    <w:p/>
+    <w:tbl>
+      <w:tblPr>
+        <w:tblStyle w:val="TableGrid"/>
+        <w:tblW w:type="auto" w:w="0"/>
+        <w:tblLook w:firstColumn="1" w:firstRow="1" w:lastColumn="0" w:lastRow="0" w:noHBand="0" w:noVBand="1" w:val="04A0"/>
+      </w:tblPr>
+      <w:tblGrid>
+        <w:gridCol w:w="8640"/>
+      </w:tblGrid>
+      <w:tr>
+        <w:trPr>
+          <w:trHeight w:val="1800"/>
+        </w:trPr>
+        <w:tc>
+          <w:tcPr>
+            <w:tcW w:type="dxa" w:w="8640"/>
+          </w:tcPr>
+          <w:p>
+            <w:pPr>
+              <w:jc w:val="center"/>
+            </w:pPr>
+            <w:r>
+              <w:rPr>
+                <w:i/>
+                <w:color w:val="808080"/>
+                <w:sz w:val="18"/>
+              </w:rPr>
+              <w:t>[ CAPTURA: Grafico 3: Top especialidades por sucursal en Metabase ]</w:t>
+            </w:r>
+          </w:p>
+        </w:tc>
+      </w:tr>
+    </w:tbl>
+    <w:p/>
     <w:p>
       <w:pPr>
         <w:pStyle w:val="Heading3"/>
@@ -2275,6 +8818,41 @@
         <w:t>Estandarizar la clasificacion de diagnosticos entre sucursales para permitir una comparacion mas precisa. Evaluar si Grupo 1, 3 y 6 necesitan capacitacion o equipamiento para ampliar su oferta diagnostica a los tipos especializados que actualmente solo ofrece Grupo 4.</w:t>
       </w:r>
     </w:p>
+    <w:p/>
+    <w:tbl>
+      <w:tblPr>
+        <w:tblStyle w:val="TableGrid"/>
+        <w:tblW w:type="auto" w:w="0"/>
+        <w:tblLook w:firstColumn="1" w:firstRow="1" w:lastColumn="0" w:lastRow="0" w:noHBand="0" w:noVBand="1" w:val="04A0"/>
+      </w:tblPr>
+      <w:tblGrid>
+        <w:gridCol w:w="8640"/>
+      </w:tblGrid>
+      <w:tr>
+        <w:trPr>
+          <w:trHeight w:val="1800"/>
+        </w:trPr>
+        <w:tc>
+          <w:tcPr>
+            <w:tcW w:type="dxa" w:w="8640"/>
+          </w:tcPr>
+          <w:p>
+            <w:pPr>
+              <w:jc w:val="center"/>
+            </w:pPr>
+            <w:r>
+              <w:rPr>
+                <w:i/>
+                <w:color w:val="808080"/>
+                <w:sz w:val="18"/>
+              </w:rPr>
+              <w:t>[ CAPTURA: Grafico 4: Top diagnosticos por sucursal en Metabase ]</w:t>
+            </w:r>
+          </w:p>
+        </w:tc>
+      </w:tr>
+    </w:tbl>
+    <w:p/>
     <w:p>
       <w:pPr>
         <w:pStyle w:val="Heading3"/>
@@ -2303,6 +8881,41 @@
         <w:t>Mantener una dotacion de personal uniforme durante todos los dias de la semana. No se justifica reducir turnos en fines de semana ni reforzar dias especificos, dado que la demanda es homogenea.</w:t>
       </w:r>
     </w:p>
+    <w:p/>
+    <w:tbl>
+      <w:tblPr>
+        <w:tblStyle w:val="TableGrid"/>
+        <w:tblW w:type="auto" w:w="0"/>
+        <w:tblLook w:firstColumn="1" w:firstRow="1" w:lastColumn="0" w:lastRow="0" w:noHBand="0" w:noVBand="1" w:val="04A0"/>
+      </w:tblPr>
+      <w:tblGrid>
+        <w:gridCol w:w="8640"/>
+      </w:tblGrid>
+      <w:tr>
+        <w:trPr>
+          <w:trHeight w:val="1800"/>
+        </w:trPr>
+        <w:tc>
+          <w:tcPr>
+            <w:tcW w:type="dxa" w:w="8640"/>
+          </w:tcPr>
+          <w:p>
+            <w:pPr>
+              <w:jc w:val="center"/>
+            </w:pPr>
+            <w:r>
+              <w:rPr>
+                <w:i/>
+                <w:color w:val="808080"/>
+                <w:sz w:val="18"/>
+              </w:rPr>
+              <w:t>[ CAPTURA: Grafico 5: Atenciones por dia de la semana en Metabase ]</w:t>
+            </w:r>
+          </w:p>
+        </w:tc>
+      </w:tr>
+    </w:tbl>
+    <w:p/>
     <w:p>
       <w:pPr>
         <w:pStyle w:val="Heading3"/>
@@ -2364,6 +8977,41 @@
         <w:t>Estandarizar los estados de atencion entre todas las sucursales, adoptando el modelo de Grupo 4 (Pendiente -&gt; Atendida -&gt; Finalizado -&gt; Alta/Control) como referencia. Capacitar al personal de Grupo 6 y Grupo 3 en el uso correcto de los estados para mejorar la trazabilidad del ciclo de atencion.</w:t>
       </w:r>
     </w:p>
+    <w:p/>
+    <w:tbl>
+      <w:tblPr>
+        <w:tblStyle w:val="TableGrid"/>
+        <w:tblW w:type="auto" w:w="0"/>
+        <w:tblLook w:firstColumn="1" w:firstRow="1" w:lastColumn="0" w:lastRow="0" w:noHBand="0" w:noVBand="1" w:val="04A0"/>
+      </w:tblPr>
+      <w:tblGrid>
+        <w:gridCol w:w="8640"/>
+      </w:tblGrid>
+      <w:tr>
+        <w:trPr>
+          <w:trHeight w:val="1800"/>
+        </w:trPr>
+        <w:tc>
+          <w:tcPr>
+            <w:tcW w:type="dxa" w:w="8640"/>
+          </w:tcPr>
+          <w:p>
+            <w:pPr>
+              <w:jc w:val="center"/>
+            </w:pPr>
+            <w:r>
+              <w:rPr>
+                <w:i/>
+                <w:color w:val="808080"/>
+                <w:sz w:val="18"/>
+              </w:rPr>
+              <w:t>[ CAPTURA: Grafico 6: Estado de atenciones por sucursal en Metabase ]</w:t>
+            </w:r>
+          </w:p>
+        </w:tc>
+      </w:tr>
+    </w:tbl>
+    <w:p/>
     <w:p/>
     <w:tbl>
       <w:tblPr>

--- a/Informe_Actividad7_PanelControl.docx
+++ b/Informe_Actividad7_PanelControl.docx
@@ -67,75 +67,10 @@
       </w:pPr>
       <w:r>
         <w:rPr>
-          <w:sz w:val="22"/>
-        </w:rPr>
-        <w:t>Argote Gonzales Marco Ariel</w:t>
-      </w:r>
-    </w:p>
-    <w:p>
-      <w:pPr>
-        <w:jc w:val="center"/>
-      </w:pPr>
-      <w:r>
-        <w:rPr>
-          <w:sz w:val="22"/>
-        </w:rPr>
-        <w:t>Benavides Arancibia Jorge Enrique</w:t>
-      </w:r>
-    </w:p>
-    <w:p>
-      <w:pPr>
-        <w:jc w:val="center"/>
-      </w:pPr>
-      <w:r>
-        <w:rPr>
-          <w:sz w:val="22"/>
+          <w:b/>
+          <w:sz w:val="24"/>
         </w:rPr>
         <w:t>Lujan Arispe Enrique</w:t>
-      </w:r>
-    </w:p>
-    <w:p>
-      <w:pPr>
-        <w:jc w:val="center"/>
-      </w:pPr>
-      <w:r>
-        <w:rPr>
-          <w:sz w:val="22"/>
-        </w:rPr>
-        <w:t>Lujan Arispe William</w:t>
-      </w:r>
-    </w:p>
-    <w:p>
-      <w:pPr>
-        <w:jc w:val="center"/>
-      </w:pPr>
-      <w:r>
-        <w:rPr>
-          <w:sz w:val="22"/>
-        </w:rPr>
-        <w:t>Mejillones Iraizos Rebeca</w:t>
-      </w:r>
-    </w:p>
-    <w:p>
-      <w:pPr>
-        <w:jc w:val="center"/>
-      </w:pPr>
-      <w:r>
-        <w:rPr>
-          <w:sz w:val="22"/>
-        </w:rPr>
-        <w:t>Valencia Vidaurre Marcos Daniel</w:t>
-      </w:r>
-    </w:p>
-    <w:p>
-      <w:pPr>
-        <w:jc w:val="center"/>
-      </w:pPr>
-      <w:r>
-        <w:rPr>
-          <w:sz w:val="22"/>
-        </w:rPr>
-        <w:t>Villarroel Espinoza Gustavo Ernesto</w:t>
       </w:r>
     </w:p>
     <w:p/>
@@ -197,7 +132,7 @@
         <w:rPr>
           <w:sz w:val="22"/>
         </w:rPr>
-        <w:t>Integrar datos de cuatro fuentes heterogeneas (Grupo 1, Grupo 3, Grupo 4 y Grupo 6) en un modelo de Data Warehouse bajo esquema estrella.</w:t>
+        <w:t>Integrar datos de cuatro fuentes heterogeneas (Grupo 1, Grupo 3, Grupo 4 y Grupo 6) en un modelo de Data Warehouse bajo un esquema hibrido estrella con snowflake parcial.</w:t>
       </w:r>
     </w:p>
     <w:p>
@@ -262,7 +197,7 @@
     </w:p>
     <w:p>
       <w:r>
-        <w:t>El panel de control abarca la totalidad de los datos clinicos integrados en el Data Warehouse, provenientes de cuatro sucursales con diferentes origenes tecnologicos:</w:t>
+        <w:t>El panel de control abarca la totalidad de los datos clinicos integrados en el Data Warehouse, provenientes de cuatro sucursales con diferentes origenes:</w:t>
       </w:r>
     </w:p>
     <w:tbl>
@@ -326,7 +261,7 @@
                 <w:b/>
                 <w:sz w:val="20"/>
               </w:rPr>
-              <w:t>Periodo de datos</w:t>
+              <w:t>Periodo</w:t>
             </w:r>
           </w:p>
         </w:tc>
@@ -343,7 +278,7 @@
                 <w:b/>
                 <w:sz w:val="20"/>
               </w:rPr>
-              <w:t>Atenciones</w:t>
+              <w:t>Registros integrados</w:t>
             </w:r>
           </w:p>
         </w:tc>
@@ -560,6 +495,58 @@
                 <w:sz w:val="20"/>
               </w:rPr>
               <w:t>40,134</w:t>
+            </w:r>
+          </w:p>
+        </w:tc>
+      </w:tr>
+      <w:tr>
+        <w:tc>
+          <w:tcPr>
+            <w:tcW w:type="dxa" w:w="2160"/>
+          </w:tcPr>
+          <w:p>
+            <w:r>
+              <w:rPr>
+                <w:sz w:val="20"/>
+              </w:rPr>
+              <w:t>Total</w:t>
+            </w:r>
+          </w:p>
+        </w:tc>
+        <w:tc>
+          <w:tcPr>
+            <w:tcW w:type="dxa" w:w="2160"/>
+          </w:tcPr>
+          <w:p>
+            <w:r>
+              <w:rPr>
+                <w:sz w:val="20"/>
+              </w:rPr>
+            </w:r>
+          </w:p>
+        </w:tc>
+        <w:tc>
+          <w:tcPr>
+            <w:tcW w:type="dxa" w:w="2160"/>
+          </w:tcPr>
+          <w:p>
+            <w:r>
+              <w:rPr>
+                <w:sz w:val="20"/>
+              </w:rPr>
+            </w:r>
+          </w:p>
+        </w:tc>
+        <w:tc>
+          <w:tcPr>
+            <w:tcW w:type="dxa" w:w="2160"/>
+          </w:tcPr>
+          <w:p>
+            <w:r>
+              <w:rPr>
+                <w:sz w:val="20"/>
+              </w:rPr>
+              <w:t>424,369</w:t>
             </w:r>
           </w:p>
         </w:tc>
@@ -568,7 +555,7 @@
     <w:p/>
     <w:p>
       <w:r>
-        <w:t>En total, el DW consolida 424,369 atenciones medicas, 426,487 pacientes y 314,668 medicos bajo un esquema estrella unificado.</w:t>
+        <w:t>En total, el DW consolida 424,369 atenciones, 426,487 pacientes y 314,668 medicos bajo un esquema hibrido estrella con snowflake parcial, donde dim_sucursal actua como subdimension de dim_paciente, permitiendo segmentar todos los indicadores por grupo de origen.</w:t>
       </w:r>
     </w:p>
     <w:p>
@@ -720,7 +707,7 @@
     </w:p>
     <w:p>
       <w:r>
-        <w:t>Los datos del Data Warehouse provienen de cuatro fuentes heterogeneas, cada una correspondiente a un grupo de trabajo que implemento de forma independiente el sistema operacional de la clinica:</w:t>
+        <w:t>Los datos del Data Warehouse provienen de cuatro fuentes heterogeneas, cada una correspondiente a un grupo que implemento de forma independiente el sistema operacional de la clinica. La integracion al DW fue realizada individualmente como parte del Grupo 3:</w:t>
       </w:r>
     </w:p>
     <w:tbl>
@@ -1677,7 +1664,7 @@
               <w:rPr>
                 <w:sz w:val="20"/>
               </w:rPr>
-              <w:t>Grupo 3 (propio)</w:t>
+              <w:t>Grupo 3 (mi grupo)</w:t>
             </w:r>
           </w:p>
         </w:tc>
@@ -1835,7 +1822,7 @@
     <w:p/>
     <w:p>
       <w:r>
-        <w:t>El punto de partida es el DW cargado unicamente con datos del Grupo 3 (nuestro modelo original):</w:t>
+        <w:t>El punto de partida es el DW cargado unicamente con datos del Grupo 3 (mi modelo original):</w:t>
       </w:r>
     </w:p>
     <w:tbl>
@@ -2043,7 +2030,7 @@
     </w:p>
     <w:p>
       <w:r>
-        <w:t>Base de datos alojada en Supabase (AWS us-west-2). 4 tablas planas sin normalizacion de catalogos:</w:t>
+        <w:t>Base de datos alojada en Supabase (AWS us-west-2). Esquema plano de 4 tablas sin normalizacion de catalogos. Se extraen todas las columnas disponibles:</w:t>
       </w:r>
     </w:p>
     <w:tbl>
@@ -2106,7 +2093,7 @@
                 <w:b/>
                 <w:sz w:val="20"/>
               </w:rPr>
-              <w:t>Columnas principales</w:t>
+              <w:t>Columnas (todas)</w:t>
             </w:r>
           </w:p>
         </w:tc>
@@ -2229,7 +2216,7 @@
               <w:rPr>
                 <w:sz w:val="20"/>
               </w:rPr>
-              <w:t>atencion_id, paciente_id, personal_id, fecha</w:t>
+              <w:t>atencion_id, paciente_id, personal_id, fecha_atencion, estado, motivo_consulta</w:t>
             </w:r>
           </w:p>
         </w:tc>
@@ -2270,7 +2257,7 @@
               <w:rPr>
                 <w:sz w:val="20"/>
               </w:rPr>
-              <w:t>diagnostico_id, atencion_id, codigo_cie10</w:t>
+              <w:t>diagnostico_id, atencion_id, codigo_cie10, descripcion, severidad</w:t>
             </w:r>
           </w:p>
         </w:tc>
@@ -2279,7 +2266,7 @@
     <w:p/>
     <w:p>
       <w:r>
-        <w:t>Diferencias identificadas:</w:t>
+        <w:t>El Grupo 1 tiene menos columnas que el esquema destino (Grupo 3). El ETL compensa los campos faltantes generando o derivando valores:</w:t>
       </w:r>
     </w:p>
     <w:tbl>
@@ -2290,15 +2277,14 @@
         <w:tblLook w:firstColumn="1" w:firstRow="1" w:lastColumn="0" w:lastRow="0" w:noHBand="0" w:noVBand="1" w:val="04A0"/>
       </w:tblPr>
       <w:tblGrid>
-        <w:gridCol w:w="2160"/>
-        <w:gridCol w:w="2160"/>
-        <w:gridCol w:w="2160"/>
-        <w:gridCol w:w="2160"/>
+        <w:gridCol w:w="2880"/>
+        <w:gridCol w:w="2880"/>
+        <w:gridCol w:w="2880"/>
       </w:tblGrid>
       <w:tr>
         <w:tc>
           <w:tcPr>
-            <w:tcW w:type="dxa" w:w="2160"/>
+            <w:tcW w:type="dxa" w:w="2880"/>
           </w:tcPr>
           <w:p>
             <w:pPr>
@@ -2309,13 +2295,13 @@
                 <w:b/>
                 <w:sz w:val="20"/>
               </w:rPr>
-              <w:t>Aspecto</w:t>
-            </w:r>
-          </w:p>
-        </w:tc>
-        <w:tc>
-          <w:tcPr>
-            <w:tcW w:type="dxa" w:w="2160"/>
+              <w:t>Campo destino (G3)</w:t>
+            </w:r>
+          </w:p>
+        </w:tc>
+        <w:tc>
+          <w:tcPr>
+            <w:tcW w:type="dxa" w:w="2880"/>
           </w:tcPr>
           <w:p>
             <w:pPr>
@@ -2326,13 +2312,13 @@
                 <w:b/>
                 <w:sz w:val="20"/>
               </w:rPr>
-              <w:t>Grupo 3</w:t>
-            </w:r>
-          </w:p>
-        </w:tc>
-        <w:tc>
-          <w:tcPr>
-            <w:tcW w:type="dxa" w:w="2160"/>
+              <w:t>Disponible en G1</w:t>
+            </w:r>
+          </w:p>
+        </w:tc>
+        <w:tc>
+          <w:tcPr>
+            <w:tcW w:type="dxa" w:w="2880"/>
           </w:tcPr>
           <w:p>
             <w:pPr>
@@ -2343,24 +2329,7 @@
                 <w:b/>
                 <w:sz w:val="20"/>
               </w:rPr>
-              <w:t>Grupo 1</w:t>
-            </w:r>
-          </w:p>
-        </w:tc>
-        <w:tc>
-          <w:tcPr>
-            <w:tcW w:type="dxa" w:w="2160"/>
-          </w:tcPr>
-          <w:p>
-            <w:pPr>
-              <w:jc w:val="center"/>
-            </w:pPr>
-            <w:r>
-              <w:rPr>
-                <w:b/>
-                <w:sz w:val="20"/>
-              </w:rPr>
-              <w:t>Observacion</w:t>
+              <w:t>Transformacion aplicada</w:t>
             </w:r>
           </w:p>
         </w:tc>
@@ -2368,53 +2337,40 @@
       <w:tr>
         <w:tc>
           <w:tcPr>
-            <w:tcW w:type="dxa" w:w="2160"/>
-          </w:tcPr>
-          <w:p>
-            <w:r>
-              <w:rPr>
-                <w:sz w:val="20"/>
-              </w:rPr>
-              <w:t>Identificacion</w:t>
-            </w:r>
-          </w:p>
-        </w:tc>
-        <w:tc>
-          <w:tcPr>
-            <w:tcW w:type="dxa" w:w="2160"/>
-          </w:tcPr>
-          <w:p>
-            <w:r>
-              <w:rPr>
-                <w:sz w:val="20"/>
-              </w:rPr>
-              <w:t>CI obligatorio</w:t>
-            </w:r>
-          </w:p>
-        </w:tc>
-        <w:tc>
-          <w:tcPr>
-            <w:tcW w:type="dxa" w:w="2160"/>
-          </w:tcPr>
-          <w:p>
-            <w:r>
-              <w:rPr>
-                <w:sz w:val="20"/>
-              </w:rPr>
-              <w:t>Sin CI</w:t>
-            </w:r>
-          </w:p>
-        </w:tc>
-        <w:tc>
-          <w:tcPr>
-            <w:tcW w:type="dxa" w:w="2160"/>
-          </w:tcPr>
-          <w:p>
-            <w:r>
-              <w:rPr>
-                <w:sz w:val="20"/>
-              </w:rPr>
-              <w:t>Se genera marcador G1-PAC-{id}</w:t>
+            <w:tcW w:type="dxa" w:w="2880"/>
+          </w:tcPr>
+          <w:p>
+            <w:r>
+              <w:rPr>
+                <w:sz w:val="20"/>
+              </w:rPr>
+              <w:t>PERSONA.CI</w:t>
+            </w:r>
+          </w:p>
+        </w:tc>
+        <w:tc>
+          <w:tcPr>
+            <w:tcW w:type="dxa" w:w="2880"/>
+          </w:tcPr>
+          <w:p>
+            <w:r>
+              <w:rPr>
+                <w:sz w:val="20"/>
+              </w:rPr>
+              <w:t>No</w:t>
+            </w:r>
+          </w:p>
+        </w:tc>
+        <w:tc>
+          <w:tcPr>
+            <w:tcW w:type="dxa" w:w="2880"/>
+          </w:tcPr>
+          <w:p>
+            <w:r>
+              <w:rPr>
+                <w:sz w:val="20"/>
+              </w:rPr>
+              <w:t>Se genera marcador sintetico: G1-PAC-{id}, G1-PER-{id}</w:t>
             </w:r>
           </w:p>
         </w:tc>
@@ -2422,53 +2378,40 @@
       <w:tr>
         <w:tc>
           <w:tcPr>
-            <w:tcW w:type="dxa" w:w="2160"/>
-          </w:tcPr>
-          <w:p>
-            <w:r>
-              <w:rPr>
-                <w:sz w:val="20"/>
-              </w:rPr>
-              <w:t>Ubicacion</w:t>
-            </w:r>
-          </w:p>
-        </w:tc>
-        <w:tc>
-          <w:tcPr>
-            <w:tcW w:type="dxa" w:w="2160"/>
-          </w:tcPr>
-          <w:p>
-            <w:r>
-              <w:rPr>
-                <w:sz w:val="20"/>
-              </w:rPr>
-              <w:t>zona + ciudad</w:t>
-            </w:r>
-          </w:p>
-        </w:tc>
-        <w:tc>
-          <w:tcPr>
-            <w:tcW w:type="dxa" w:w="2160"/>
-          </w:tcPr>
-          <w:p>
-            <w:r>
-              <w:rPr>
-                <w:sz w:val="20"/>
-              </w:rPr>
-              <w:t>No existe</w:t>
-            </w:r>
-          </w:p>
-        </w:tc>
-        <w:tc>
-          <w:tcPr>
-            <w:tcW w:type="dxa" w:w="2160"/>
-          </w:tcPr>
-          <w:p>
-            <w:r>
-              <w:rPr>
-                <w:sz w:val="20"/>
-              </w:rPr>
-              <w:t>Se asigna zona especial ID=99</w:t>
+            <w:tcW w:type="dxa" w:w="2880"/>
+          </w:tcPr>
+          <w:p>
+            <w:r>
+              <w:rPr>
+                <w:sz w:val="20"/>
+              </w:rPr>
+              <w:t>PERSONA.Direccion, Telefono</w:t>
+            </w:r>
+          </w:p>
+        </w:tc>
+        <w:tc>
+          <w:tcPr>
+            <w:tcW w:type="dxa" w:w="2880"/>
+          </w:tcPr>
+          <w:p>
+            <w:r>
+              <w:rPr>
+                <w:sz w:val="20"/>
+              </w:rPr>
+              <w:t>No</w:t>
+            </w:r>
+          </w:p>
+        </w:tc>
+        <w:tc>
+          <w:tcPr>
+            <w:tcW w:type="dxa" w:w="2880"/>
+          </w:tcPr>
+          <w:p>
+            <w:r>
+              <w:rPr>
+                <w:sz w:val="20"/>
+              </w:rPr>
+              <w:t>Valor por defecto: "Sin dato (Grupo 1)"</w:t>
             </w:r>
           </w:p>
         </w:tc>
@@ -2476,53 +2419,40 @@
       <w:tr>
         <w:tc>
           <w:tcPr>
-            <w:tcW w:type="dxa" w:w="2160"/>
-          </w:tcPr>
-          <w:p>
-            <w:r>
-              <w:rPr>
-                <w:sz w:val="20"/>
-              </w:rPr>
-              <w:t>Especialidad</w:t>
-            </w:r>
-          </w:p>
-        </w:tc>
-        <w:tc>
-          <w:tcPr>
-            <w:tcW w:type="dxa" w:w="2160"/>
-          </w:tcPr>
-          <w:p>
-            <w:r>
-              <w:rPr>
-                <w:sz w:val="20"/>
-              </w:rPr>
-              <w:t>ID normalizado (15)</w:t>
-            </w:r>
-          </w:p>
-        </w:tc>
-        <w:tc>
-          <w:tcPr>
-            <w:tcW w:type="dxa" w:w="2160"/>
-          </w:tcPr>
-          <w:p>
-            <w:r>
-              <w:rPr>
-                <w:sz w:val="20"/>
-              </w:rPr>
-              <w:t>Texto libre</w:t>
-            </w:r>
-          </w:p>
-        </w:tc>
-        <w:tc>
-          <w:tcPr>
-            <w:tcW w:type="dxa" w:w="2160"/>
-          </w:tcPr>
-          <w:p>
-            <w:r>
-              <w:rPr>
-                <w:sz w:val="20"/>
-              </w:rPr>
-              <w:t>JOIN por nombre con ESPECIALIDAD</w:t>
+            <w:tcW w:type="dxa" w:w="2880"/>
+          </w:tcPr>
+          <w:p>
+            <w:r>
+              <w:rPr>
+                <w:sz w:val="20"/>
+              </w:rPr>
+              <w:t>PERSONA.ID_Zona</w:t>
+            </w:r>
+          </w:p>
+        </w:tc>
+        <w:tc>
+          <w:tcPr>
+            <w:tcW w:type="dxa" w:w="2880"/>
+          </w:tcPr>
+          <w:p>
+            <w:r>
+              <w:rPr>
+                <w:sz w:val="20"/>
+              </w:rPr>
+              <w:t>No</w:t>
+            </w:r>
+          </w:p>
+        </w:tc>
+        <w:tc>
+          <w:tcPr>
+            <w:tcW w:type="dxa" w:w="2880"/>
+          </w:tcPr>
+          <w:p>
+            <w:r>
+              <w:rPr>
+                <w:sz w:val="20"/>
+              </w:rPr>
+              <w:t>Zona especial ID=99 ("Sin zona asignada")</w:t>
             </w:r>
           </w:p>
         </w:tc>
@@ -2530,53 +2460,40 @@
       <w:tr>
         <w:tc>
           <w:tcPr>
-            <w:tcW w:type="dxa" w:w="2160"/>
-          </w:tcPr>
-          <w:p>
-            <w:r>
-              <w:rPr>
-                <w:sz w:val="20"/>
-              </w:rPr>
-              <w:t>Diagnostico</w:t>
-            </w:r>
-          </w:p>
-        </w:tc>
-        <w:tc>
-          <w:tcPr>
-            <w:tcW w:type="dxa" w:w="2160"/>
-          </w:tcPr>
-          <w:p>
-            <w:r>
-              <w:rPr>
-                <w:sz w:val="20"/>
-              </w:rPr>
-              <w:t>FK -&gt; TIPO_DIAGNOSTICO</w:t>
-            </w:r>
-          </w:p>
-        </w:tc>
-        <w:tc>
-          <w:tcPr>
-            <w:tcW w:type="dxa" w:w="2160"/>
-          </w:tcPr>
-          <w:p>
-            <w:r>
-              <w:rPr>
-                <w:sz w:val="20"/>
-              </w:rPr>
-              <w:t>Codigo CIE-10</w:t>
-            </w:r>
-          </w:p>
-        </w:tc>
-        <w:tc>
-          <w:tcPr>
-            <w:tcW w:type="dxa" w:w="2160"/>
-          </w:tcPr>
-          <w:p>
-            <w:r>
-              <w:rPr>
-                <w:sz w:val="20"/>
-              </w:rPr>
-              <w:t>Mapeo CIE-10 -&gt; categoria</w:t>
+            <w:tcW w:type="dxa" w:w="2880"/>
+          </w:tcPr>
+          <w:p>
+            <w:r>
+              <w:rPr>
+                <w:sz w:val="20"/>
+              </w:rPr>
+              <w:t>PERSONA.Sexo (personal)</w:t>
+            </w:r>
+          </w:p>
+        </w:tc>
+        <w:tc>
+          <w:tcPr>
+            <w:tcW w:type="dxa" w:w="2880"/>
+          </w:tcPr>
+          <w:p>
+            <w:r>
+              <w:rPr>
+                <w:sz w:val="20"/>
+              </w:rPr>
+              <w:t>No</w:t>
+            </w:r>
+          </w:p>
+        </w:tc>
+        <w:tc>
+          <w:tcPr>
+            <w:tcW w:type="dxa" w:w="2880"/>
+          </w:tcPr>
+          <w:p>
+            <w:r>
+              <w:rPr>
+                <w:sz w:val="20"/>
+              </w:rPr>
+              <w:t>Marcador "X" (no disponible)</w:t>
             </w:r>
           </w:p>
         </w:tc>
@@ -2584,53 +2501,40 @@
       <w:tr>
         <w:tc>
           <w:tcPr>
-            <w:tcW w:type="dxa" w:w="2160"/>
-          </w:tcPr>
-          <w:p>
-            <w:r>
-              <w:rPr>
-                <w:sz w:val="20"/>
-              </w:rPr>
-              <w:t>Fecha/hora</w:t>
-            </w:r>
-          </w:p>
-        </w:tc>
-        <w:tc>
-          <w:tcPr>
-            <w:tcW w:type="dxa" w:w="2160"/>
-          </w:tcPr>
-          <w:p>
-            <w:r>
-              <w:rPr>
-                <w:sz w:val="20"/>
-              </w:rPr>
-              <w:t>fecha_cita + hora</w:t>
-            </w:r>
-          </w:p>
-        </w:tc>
-        <w:tc>
-          <w:tcPr>
-            <w:tcW w:type="dxa" w:w="2160"/>
-          </w:tcPr>
-          <w:p>
-            <w:r>
-              <w:rPr>
-                <w:sz w:val="20"/>
-              </w:rPr>
-              <w:t>timestamp unico</w:t>
-            </w:r>
-          </w:p>
-        </w:tc>
-        <w:tc>
-          <w:tcPr>
-            <w:tcW w:type="dxa" w:w="2160"/>
-          </w:tcPr>
-          <w:p>
-            <w:r>
-              <w:rPr>
-                <w:sz w:val="20"/>
-              </w:rPr>
-              <w:t>Se extrae DATE y TIME</w:t>
+            <w:tcW w:type="dxa" w:w="2880"/>
+          </w:tcPr>
+          <w:p>
+            <w:r>
+              <w:rPr>
+                <w:sz w:val="20"/>
+              </w:rPr>
+              <w:t>PERSONA.Fecha_Nac (personal)</w:t>
+            </w:r>
+          </w:p>
+        </w:tc>
+        <w:tc>
+          <w:tcPr>
+            <w:tcW w:type="dxa" w:w="2880"/>
+          </w:tcPr>
+          <w:p>
+            <w:r>
+              <w:rPr>
+                <w:sz w:val="20"/>
+              </w:rPr>
+              <w:t>No</w:t>
+            </w:r>
+          </w:p>
+        </w:tc>
+        <w:tc>
+          <w:tcPr>
+            <w:tcW w:type="dxa" w:w="2880"/>
+          </w:tcPr>
+          <w:p>
+            <w:r>
+              <w:rPr>
+                <w:sz w:val="20"/>
+              </w:rPr>
+              <w:t>Marcador 1900-01-01</w:t>
             </w:r>
           </w:p>
         </w:tc>
@@ -2638,53 +2542,40 @@
       <w:tr>
         <w:tc>
           <w:tcPr>
-            <w:tcW w:type="dxa" w:w="2160"/>
-          </w:tcPr>
-          <w:p>
-            <w:r>
-              <w:rPr>
-                <w:sz w:val="20"/>
-              </w:rPr>
-              <w:t>Turno</w:t>
-            </w:r>
-          </w:p>
-        </w:tc>
-        <w:tc>
-          <w:tcPr>
-            <w:tcW w:type="dxa" w:w="2160"/>
-          </w:tcPr>
-          <w:p>
-            <w:r>
-              <w:rPr>
-                <w:sz w:val="20"/>
-              </w:rPr>
-              <w:t>numero_turno</w:t>
-            </w:r>
-          </w:p>
-        </w:tc>
-        <w:tc>
-          <w:tcPr>
-            <w:tcW w:type="dxa" w:w="2160"/>
-          </w:tcPr>
-          <w:p>
-            <w:r>
-              <w:rPr>
-                <w:sz w:val="20"/>
-              </w:rPr>
-              <w:t>No existe</w:t>
-            </w:r>
-          </w:p>
-        </w:tc>
-        <w:tc>
-          <w:tcPr>
-            <w:tcW w:type="dxa" w:w="2160"/>
-          </w:tcPr>
-          <w:p>
-            <w:r>
-              <w:rPr>
-                <w:sz w:val="20"/>
-              </w:rPr>
-              <w:t>ROW_NUMBER() por dia+medico</w:t>
+            <w:tcW w:type="dxa" w:w="2880"/>
+          </w:tcPr>
+          <w:p>
+            <w:r>
+              <w:rPr>
+                <w:sz w:val="20"/>
+              </w:rPr>
+              <w:t>PERSONA.Matricula</w:t>
+            </w:r>
+          </w:p>
+        </w:tc>
+        <w:tc>
+          <w:tcPr>
+            <w:tcW w:type="dxa" w:w="2880"/>
+          </w:tcPr>
+          <w:p>
+            <w:r>
+              <w:rPr>
+                <w:sz w:val="20"/>
+              </w:rPr>
+              <w:t>No</w:t>
+            </w:r>
+          </w:p>
+        </w:tc>
+        <w:tc>
+          <w:tcPr>
+            <w:tcW w:type="dxa" w:w="2880"/>
+          </w:tcPr>
+          <w:p>
+            <w:r>
+              <w:rPr>
+                <w:sz w:val="20"/>
+              </w:rPr>
+              <w:t>Solo doctores: G1-MAT-{id}</w:t>
             </w:r>
           </w:p>
         </w:tc>
@@ -2692,53 +2583,245 @@
       <w:tr>
         <w:tc>
           <w:tcPr>
-            <w:tcW w:type="dxa" w:w="2160"/>
-          </w:tcPr>
-          <w:p>
-            <w:r>
-              <w:rPr>
-                <w:sz w:val="20"/>
-              </w:rPr>
-              <w:t>Recetas</w:t>
-            </w:r>
-          </w:p>
-        </w:tc>
-        <w:tc>
-          <w:tcPr>
-            <w:tcW w:type="dxa" w:w="2160"/>
-          </w:tcPr>
-          <w:p>
-            <w:r>
-              <w:rPr>
-                <w:sz w:val="20"/>
-              </w:rPr>
-              <w:t>Tabla RECETA</w:t>
-            </w:r>
-          </w:p>
-        </w:tc>
-        <w:tc>
-          <w:tcPr>
-            <w:tcW w:type="dxa" w:w="2160"/>
-          </w:tcPr>
-          <w:p>
-            <w:r>
-              <w:rPr>
-                <w:sz w:val="20"/>
-              </w:rPr>
-              <w:t>No tiene</w:t>
-            </w:r>
-          </w:p>
-        </w:tc>
-        <w:tc>
-          <w:tcPr>
-            <w:tcW w:type="dxa" w:w="2160"/>
-          </w:tcPr>
-          <w:p>
-            <w:r>
-              <w:rPr>
-                <w:sz w:val="20"/>
-              </w:rPr>
-              <w:t>No se migran recetas</w:t>
+            <w:tcW w:type="dxa" w:w="2880"/>
+          </w:tcPr>
+          <w:p>
+            <w:r>
+              <w:rPr>
+                <w:sz w:val="20"/>
+              </w:rPr>
+              <w:t>PERSONA.ID_Especialidad</w:t>
+            </w:r>
+          </w:p>
+        </w:tc>
+        <w:tc>
+          <w:tcPr>
+            <w:tcW w:type="dxa" w:w="2880"/>
+          </w:tcPr>
+          <w:p>
+            <w:r>
+              <w:rPr>
+                <w:sz w:val="20"/>
+              </w:rPr>
+              <w:t>Texto libre</w:t>
+            </w:r>
+          </w:p>
+        </w:tc>
+        <w:tc>
+          <w:tcPr>
+            <w:tcW w:type="dxa" w:w="2880"/>
+          </w:tcPr>
+          <w:p>
+            <w:r>
+              <w:rPr>
+                <w:sz w:val="20"/>
+              </w:rPr>
+              <w:t>JOIN por nombre con tabla ESPECIALIDAD (8 de 15 coinciden)</w:t>
+            </w:r>
+          </w:p>
+        </w:tc>
+      </w:tr>
+      <w:tr>
+        <w:tc>
+          <w:tcPr>
+            <w:tcW w:type="dxa" w:w="2880"/>
+          </w:tcPr>
+          <w:p>
+            <w:r>
+              <w:rPr>
+                <w:sz w:val="20"/>
+              </w:rPr>
+              <w:t>CITA.Fecha_Cita + Hora</w:t>
+            </w:r>
+          </w:p>
+        </w:tc>
+        <w:tc>
+          <w:tcPr>
+            <w:tcW w:type="dxa" w:w="2880"/>
+          </w:tcPr>
+          <w:p>
+            <w:r>
+              <w:rPr>
+                <w:sz w:val="20"/>
+              </w:rPr>
+              <w:t>timestamp unico</w:t>
+            </w:r>
+          </w:p>
+        </w:tc>
+        <w:tc>
+          <w:tcPr>
+            <w:tcW w:type="dxa" w:w="2880"/>
+          </w:tcPr>
+          <w:p>
+            <w:r>
+              <w:rPr>
+                <w:sz w:val="20"/>
+              </w:rPr>
+              <w:t>Se extrae DATE y TIME del timestamp</w:t>
+            </w:r>
+          </w:p>
+        </w:tc>
+      </w:tr>
+      <w:tr>
+        <w:tc>
+          <w:tcPr>
+            <w:tcW w:type="dxa" w:w="2880"/>
+          </w:tcPr>
+          <w:p>
+            <w:r>
+              <w:rPr>
+                <w:sz w:val="20"/>
+              </w:rPr>
+              <w:t>CITA.Numero_Turno</w:t>
+            </w:r>
+          </w:p>
+        </w:tc>
+        <w:tc>
+          <w:tcPr>
+            <w:tcW w:type="dxa" w:w="2880"/>
+          </w:tcPr>
+          <w:p>
+            <w:r>
+              <w:rPr>
+                <w:sz w:val="20"/>
+              </w:rPr>
+              <w:t>No</w:t>
+            </w:r>
+          </w:p>
+        </w:tc>
+        <w:tc>
+          <w:tcPr>
+            <w:tcW w:type="dxa" w:w="2880"/>
+          </w:tcPr>
+          <w:p>
+            <w:r>
+              <w:rPr>
+                <w:sz w:val="20"/>
+              </w:rPr>
+              <w:t>ROW_NUMBER() OVER (PARTITION BY dia, medico)</w:t>
+            </w:r>
+          </w:p>
+        </w:tc>
+      </w:tr>
+      <w:tr>
+        <w:tc>
+          <w:tcPr>
+            <w:tcW w:type="dxa" w:w="2880"/>
+          </w:tcPr>
+          <w:p>
+            <w:r>
+              <w:rPr>
+                <w:sz w:val="20"/>
+              </w:rPr>
+              <w:t>DIAGNOSTICO.ID_Tipo_Diag</w:t>
+            </w:r>
+          </w:p>
+        </w:tc>
+        <w:tc>
+          <w:tcPr>
+            <w:tcW w:type="dxa" w:w="2880"/>
+          </w:tcPr>
+          <w:p>
+            <w:r>
+              <w:rPr>
+                <w:sz w:val="20"/>
+              </w:rPr>
+              <w:t>Codigo CIE-10</w:t>
+            </w:r>
+          </w:p>
+        </w:tc>
+        <w:tc>
+          <w:tcPr>
+            <w:tcW w:type="dxa" w:w="2880"/>
+          </w:tcPr>
+          <w:p>
+            <w:r>
+              <w:rPr>
+                <w:sz w:val="20"/>
+              </w:rPr>
+              <w:t>Mapeo CIE-10 -&gt; categoria (tabla auxiliar)</w:t>
+            </w:r>
+          </w:p>
+        </w:tc>
+      </w:tr>
+      <w:tr>
+        <w:tc>
+          <w:tcPr>
+            <w:tcW w:type="dxa" w:w="2880"/>
+          </w:tcPr>
+          <w:p>
+            <w:r>
+              <w:rPr>
+                <w:sz w:val="20"/>
+              </w:rPr>
+              <w:t>DIAGNOSTICO.Observaciones</w:t>
+            </w:r>
+          </w:p>
+        </w:tc>
+        <w:tc>
+          <w:tcPr>
+            <w:tcW w:type="dxa" w:w="2880"/>
+          </w:tcPr>
+          <w:p>
+            <w:r>
+              <w:rPr>
+                <w:sz w:val="20"/>
+              </w:rPr>
+              <w:t>severidad</w:t>
+            </w:r>
+          </w:p>
+        </w:tc>
+        <w:tc>
+          <w:tcPr>
+            <w:tcW w:type="dxa" w:w="2880"/>
+          </w:tcPr>
+          <w:p>
+            <w:r>
+              <w:rPr>
+                <w:sz w:val="20"/>
+              </w:rPr>
+              <w:t>Concatenado: "CIE-10: {cod} | Severidad: {sev}"</w:t>
+            </w:r>
+          </w:p>
+        </w:tc>
+      </w:tr>
+      <w:tr>
+        <w:tc>
+          <w:tcPr>
+            <w:tcW w:type="dxa" w:w="2880"/>
+          </w:tcPr>
+          <w:p>
+            <w:r>
+              <w:rPr>
+                <w:sz w:val="20"/>
+              </w:rPr>
+              <w:t>RECETA</w:t>
+            </w:r>
+          </w:p>
+        </w:tc>
+        <w:tc>
+          <w:tcPr>
+            <w:tcW w:type="dxa" w:w="2880"/>
+          </w:tcPr>
+          <w:p>
+            <w:r>
+              <w:rPr>
+                <w:sz w:val="20"/>
+              </w:rPr>
+              <w:t>No existe</w:t>
+            </w:r>
+          </w:p>
+        </w:tc>
+        <w:tc>
+          <w:tcPr>
+            <w:tcW w:type="dxa" w:w="2880"/>
+          </w:tcPr>
+          <w:p>
+            <w:r>
+              <w:rPr>
+                <w:sz w:val="20"/>
+              </w:rPr>
+              <w:t>No se migran recetas (tabla no existe en G1)</w:t>
             </w:r>
           </w:p>
         </w:tc>
@@ -3754,7 +3837,7 @@
     </w:p>
     <w:p>
       <w:r>
-        <w:t>Esquema PostgreSQL 17 normalizado en 3NF. 25 tablas totales (incluye catalogos y extensiones), de las cuales 9 son relevantes para la migracion:</w:t>
+        <w:t>Esquema PostgreSQL 17 normalizado en 3NF. 25 tablas totales (incluye catalogos y extensiones), de las cuales 9 son relevantes para la migracion. A diferencia del G1, el G6 tiene un esquema mas completo y normalizado:</w:t>
       </w:r>
     </w:p>
     <w:tbl>
@@ -3817,7 +3900,7 @@
                 <w:b/>
                 <w:sz w:val="20"/>
               </w:rPr>
-              <w:t>Columnas principales</w:t>
+              <w:t>Descripcion</w:t>
             </w:r>
           </w:p>
         </w:tc>
@@ -3858,7 +3941,7 @@
               <w:rPr>
                 <w:sz w:val="20"/>
               </w:rPr>
-              <w:t>id_persona, ci, nombre, fecha_nacimiento, sexo</w:t>
+              <w:t>Datos basicos: ci, nombre, fecha_nacimiento, sexo, direccion, telefono</w:t>
             </w:r>
           </w:p>
         </w:tc>
@@ -3899,7 +3982,7 @@
               <w:rPr>
                 <w:sz w:val="20"/>
               </w:rPr>
-              <w:t>id_paciente, id_persona (tabla de rol)</w:t>
+              <w:t>Tabla de rol: id_paciente -&gt; id_persona</w:t>
             </w:r>
           </w:p>
         </w:tc>
@@ -3940,7 +4023,7 @@
               <w:rPr>
                 <w:sz w:val="20"/>
               </w:rPr>
-              <w:t>id_personal, id_persona, id_especialidad</w:t>
+              <w:t>Tabla de rol: id_personal -&gt; id_persona, id_especialidad</w:t>
             </w:r>
           </w:p>
         </w:tc>
@@ -3981,7 +4064,7 @@
               <w:rPr>
                 <w:sz w:val="20"/>
               </w:rPr>
-              <w:t>id_especialidad, nombre</w:t>
+              <w:t>Catalogo: id_especialidad, nombre (9 mas que G3)</w:t>
             </w:r>
           </w:p>
         </w:tc>
@@ -4022,7 +4105,7 @@
               <w:rPr>
                 <w:sz w:val="20"/>
               </w:rPr>
-              <w:t>id_zona, nombre, ciudad</w:t>
+              <w:t>Catalogo: id_zona, nombre, ciudad (10 mas que G3)</w:t>
             </w:r>
           </w:p>
         </w:tc>
@@ -4063,7 +4146,7 @@
               <w:rPr>
                 <w:sz w:val="20"/>
               </w:rPr>
-              <w:t>id_tipo_diagnostico, nombre, categoria</w:t>
+              <w:t>Catalogo: IDs 1-25, coinciden con G3</w:t>
             </w:r>
           </w:p>
         </w:tc>
@@ -4104,7 +4187,7 @@
               <w:rPr>
                 <w:sz w:val="20"/>
               </w:rPr>
-              <w:t>id_cita, fecha_registro, fecha_cita, hora</w:t>
+              <w:t>id_cita, fecha_registro, fecha_cita, hora, estado, numero_turno</w:t>
             </w:r>
           </w:p>
         </w:tc>
@@ -4145,7 +4228,7 @@
               <w:rPr>
                 <w:sz w:val="20"/>
               </w:rPr>
-              <w:t>id_diagnostico, descripcion, observacion</w:t>
+              <w:t>id_diagnostico, descripcion, observaciones, id_tipo_diagnostico</w:t>
             </w:r>
           </w:p>
         </w:tc>
@@ -4195,7 +4278,7 @@
     <w:p/>
     <w:p>
       <w:r>
-        <w:t>Diferencias identificadas:</w:t>
+        <w:t>El G6 comparte la mayoria de campos con G3, pero las diferencias estructurales requieren transformaciones especificas:</w:t>
       </w:r>
     </w:p>
     <w:tbl>
@@ -4242,7 +4325,7 @@
                 <w:b/>
                 <w:sz w:val="20"/>
               </w:rPr>
-              <w:t>Grupo 3</w:t>
+              <w:t>G3</w:t>
             </w:r>
           </w:p>
         </w:tc>
@@ -4259,7 +4342,7 @@
                 <w:b/>
                 <w:sz w:val="20"/>
               </w:rPr>
-              <w:t>Grupo 6</w:t>
+              <w:t>G6</w:t>
             </w:r>
           </w:p>
         </w:tc>
@@ -4276,7 +4359,7 @@
                 <w:b/>
                 <w:sz w:val="20"/>
               </w:rPr>
-              <w:t>Observacion</w:t>
+              <w:t>Transformacion</w:t>
             </w:r>
           </w:p>
         </w:tc>
@@ -4330,7 +4413,7 @@
               <w:rPr>
                 <w:sz w:val="20"/>
               </w:rPr>
-              <w:t>Roles en tablas separadas</w:t>
+              <w:t>JOIN de tablas de rol para reconstruir PERSONA</w:t>
             </w:r>
           </w:p>
         </w:tc>
@@ -4384,7 +4467,7 @@
               <w:rPr>
                 <w:sz w:val="20"/>
               </w:rPr>
-              <w:t>9 adicionales sin equivalente en G3</w:t>
+              <w:t>Remapeo de 9 adicionales por afinidad clinica</w:t>
             </w:r>
           </w:p>
         </w:tc>
@@ -4438,7 +4521,7 @@
               <w:rPr>
                 <w:sz w:val="20"/>
               </w:rPr>
-              <w:t>Se asigna zona generica ID=98</w:t>
+              <w:t>Zona generica ID=98 para las 10 sin equivalente</w:t>
             </w:r>
           </w:p>
         </w:tc>
@@ -4453,7 +4536,7 @@
               <w:rPr>
                 <w:sz w:val="20"/>
               </w:rPr>
-              <w:t>Catalogos extra</w:t>
+              <w:t>Encoding</w:t>
             </w:r>
           </w:p>
         </w:tc>
@@ -4466,7 +4549,7 @@
               <w:rPr>
                 <w:sz w:val="20"/>
               </w:rPr>
-              <w:t>No existen</w:t>
+              <w:t>UTF-8</w:t>
             </w:r>
           </w:p>
         </w:tc>
@@ -4479,7 +4562,7 @@
               <w:rPr>
                 <w:sz w:val="20"/>
               </w:rPr>
-              <w:t>9 tablas cat_*</w:t>
+              <w:t>WIN1252</w:t>
             </w:r>
           </w:p>
         </w:tc>
@@ -4492,7 +4575,7 @@
               <w:rPr>
                 <w:sz w:val="20"/>
               </w:rPr>
-              <w:t>No relevantes para el DW</w:t>
+              <w:t>Conversion sed antes de importar el dump</w:t>
             </w:r>
           </w:p>
         </w:tc>
@@ -4507,7 +4590,7 @@
               <w:rPr>
                 <w:sz w:val="20"/>
               </w:rPr>
-              <w:t>Tipo diagnostico</w:t>
+              <w:t>Catalogos extra</w:t>
             </w:r>
           </w:p>
         </w:tc>
@@ -4520,7 +4603,7 @@
               <w:rPr>
                 <w:sz w:val="20"/>
               </w:rPr>
-              <w:t>IDs 1-25</w:t>
+              <w:t>No existen</w:t>
             </w:r>
           </w:p>
         </w:tc>
@@ -4533,7 +4616,7 @@
               <w:rPr>
                 <w:sz w:val="20"/>
               </w:rPr>
-              <w:t>IDs 1-25 (coinciden)</w:t>
+              <w:t>9 tablas cat_*</w:t>
             </w:r>
           </w:p>
         </w:tc>
@@ -4546,7 +4629,7 @@
               <w:rPr>
                 <w:sz w:val="20"/>
               </w:rPr>
-              <w:t>Mapeo directo</w:t>
+              <w:t>Se descartan (no relevantes para el DW)</w:t>
             </w:r>
           </w:p>
         </w:tc>
@@ -5901,7 +5984,7 @@
     </w:p>
     <w:p>
       <w:r>
-        <w:t>Esquema del Grupo 4 (fuente):</w:t>
+        <w:t>El Grupo 4 comparte el mismo esquema relacional que el Grupo 3 (PERSONA, CITA_MEDICA, DIAGNOSTICO, TIPO_DIAGNOSTICO, ESPECIALIDAD, ZONA), por lo que la extraccion es directa sin transformaciones de estructura:</w:t>
       </w:r>
     </w:p>
     <w:tbl>
@@ -5964,7 +6047,7 @@
                 <w:b/>
                 <w:sz w:val="20"/>
               </w:rPr>
-              <w:t>Columnas principales</w:t>
+              <w:t>Compatibilidad con G3</w:t>
             </w:r>
           </w:p>
         </w:tc>
@@ -6005,7 +6088,7 @@
               <w:rPr>
                 <w:sz w:val="20"/>
               </w:rPr>
-              <w:t>ID_Persona, CI, Nombre, Fecha_Nacimiento, Sexo</w:t>
+              <w:t>Mismas columnas, mismo esquema</w:t>
             </w:r>
           </w:p>
         </w:tc>
@@ -6046,7 +6129,7 @@
               <w:rPr>
                 <w:sz w:val="20"/>
               </w:rPr>
-              <w:t>ID_Cita, Fecha_Cita, Hora, Estado, ID_Paciente</w:t>
+              <w:t>Mismas columnas, mismo esquema</w:t>
             </w:r>
           </w:p>
         </w:tc>
@@ -6087,7 +6170,7 @@
               <w:rPr>
                 <w:sz w:val="20"/>
               </w:rPr>
-              <w:t>ID_Diagnostico, Descripcion, ID_Cita</w:t>
+              <w:t>Mismas columnas, mismo esquema</w:t>
             </w:r>
           </w:p>
         </w:tc>
@@ -6128,7 +6211,7 @@
               <w:rPr>
                 <w:sz w:val="20"/>
               </w:rPr>
-              <w:t>ID_Tipo_Diagnostico, Nombre</w:t>
+              <w:t>IDs 1-25 coinciden con G3</w:t>
             </w:r>
           </w:p>
         </w:tc>
@@ -6169,7 +6252,7 @@
               <w:rPr>
                 <w:sz w:val="20"/>
               </w:rPr>
-              <w:t>ID_Especialidad, Nombre</w:t>
+              <w:t>IDs 1-15 coinciden con G3</w:t>
             </w:r>
           </w:p>
         </w:tc>
@@ -6210,7 +6293,7 @@
               <w:rPr>
                 <w:sz w:val="20"/>
               </w:rPr>
-              <w:t>ID_Zona, Nombre, Ciudad</w:t>
+              <w:t>Estructura compatible</w:t>
             </w:r>
           </w:p>
         </w:tc>
@@ -6219,7 +6302,7 @@
     <w:p/>
     <w:p>
       <w:r>
-        <w:t>Diferencias identificadas:</w:t>
+        <w:t>Al ser esquemas identicos, la unica diferencia es el volumen y periodo de datos. No se requieren transformaciones de estructura, solo offsets de IDs:</w:t>
       </w:r>
     </w:p>
     <w:tbl>
@@ -6266,7 +6349,7 @@
                 <w:b/>
                 <w:sz w:val="20"/>
               </w:rPr>
-              <w:t>Grupo 3</w:t>
+              <w:t>G3</w:t>
             </w:r>
           </w:p>
         </w:tc>
@@ -6283,7 +6366,7 @@
                 <w:b/>
                 <w:sz w:val="20"/>
               </w:rPr>
-              <w:t>Grupo 4</w:t>
+              <w:t>G4</w:t>
             </w:r>
           </w:p>
         </w:tc>
@@ -6300,7 +6383,7 @@
                 <w:b/>
                 <w:sz w:val="20"/>
               </w:rPr>
-              <w:t>Observacion</w:t>
+              <w:t>Implicacion</w:t>
             </w:r>
           </w:p>
         </w:tc>
@@ -6315,7 +6398,7 @@
               <w:rPr>
                 <w:sz w:val="20"/>
               </w:rPr>
-              <w:t>Esquema</w:t>
+              <w:t>Volumen</w:t>
             </w:r>
           </w:p>
         </w:tc>
@@ -6328,7 +6411,7 @@
               <w:rPr>
                 <w:sz w:val="20"/>
               </w:rPr>
-              <w:t>Modelo propio</w:t>
+              <w:t>~15,000 atenciones</w:t>
             </w:r>
           </w:p>
         </w:tc>
@@ -6341,7 +6424,7 @@
               <w:rPr>
                 <w:sz w:val="20"/>
               </w:rPr>
-              <w:t>Mismo esquema relacional</w:t>
+              <w:t>~301,112 atenciones</w:t>
             </w:r>
           </w:p>
         </w:tc>
@@ -6354,7 +6437,7 @@
               <w:rPr>
                 <w:sz w:val="20"/>
               </w:rPr>
-              <w:t>Estructura compatible</w:t>
+              <w:t>20x mayor, es la fuente principal del DW</w:t>
             </w:r>
           </w:p>
         </w:tc>
@@ -6369,7 +6452,7 @@
               <w:rPr>
                 <w:sz w:val="20"/>
               </w:rPr>
-              <w:t>Especialidades</w:t>
+              <w:t>Periodo</w:t>
             </w:r>
           </w:p>
         </w:tc>
@@ -6382,7 +6465,7 @@
               <w:rPr>
                 <w:sz w:val="20"/>
               </w:rPr>
-              <w:t>15 registros</w:t>
+              <w:t>2024 - 2026</w:t>
             </w:r>
           </w:p>
         </w:tc>
@@ -6395,7 +6478,7 @@
               <w:rPr>
                 <w:sz w:val="20"/>
               </w:rPr>
-              <w:t>15 registros</w:t>
+              <w:t>2015 - 2026</w:t>
             </w:r>
           </w:p>
         </w:tc>
@@ -6408,7 +6491,7 @@
               <w:rPr>
                 <w:sz w:val="20"/>
               </w:rPr>
-              <w:t>Mapeo directo (IDs coinciden)</w:t>
+              <w:t>Historico mas extenso (10 anos)</w:t>
             </w:r>
           </w:p>
         </w:tc>
@@ -6423,7 +6506,7 @@
               <w:rPr>
                 <w:sz w:val="20"/>
               </w:rPr>
-              <w:t>Tipo diagnostico</w:t>
+              <w:t>Conexion</w:t>
             </w:r>
           </w:p>
         </w:tc>
@@ -6436,7 +6519,7 @@
               <w:rPr>
                 <w:sz w:val="20"/>
               </w:rPr>
-              <w:t>IDs 1-25</w:t>
+              <w:t>localhost</w:t>
             </w:r>
           </w:p>
         </w:tc>
@@ -6449,7 +6532,7 @@
               <w:rPr>
                 <w:sz w:val="20"/>
               </w:rPr>
-              <w:t>IDs 1-25 (coinciden)</w:t>
+              <w:t>Neon pooler remoto</w:t>
             </w:r>
           </w:p>
         </w:tc>
@@ -6462,7 +6545,7 @@
               <w:rPr>
                 <w:sz w:val="20"/>
               </w:rPr>
-              <w:t>Mapeo directo</w:t>
+              <w:t>Requiere SSL (sslmode=require)</w:t>
             </w:r>
           </w:p>
         </w:tc>
@@ -6477,7 +6560,7 @@
               <w:rPr>
                 <w:sz w:val="20"/>
               </w:rPr>
-              <w:t>Volumen</w:t>
+              <w:t>Transformacion</w:t>
             </w:r>
           </w:p>
         </w:tc>
@@ -6490,7 +6573,7 @@
               <w:rPr>
                 <w:sz w:val="20"/>
               </w:rPr>
-              <w:t>~15,000 atenciones</w:t>
+              <w:t>-</w:t>
             </w:r>
           </w:p>
         </w:tc>
@@ -6503,7 +6586,7 @@
               <w:rPr>
                 <w:sz w:val="20"/>
               </w:rPr>
-              <w:t>~301,112 atenciones</w:t>
+              <w:t>Solo offsets de IDs</w:t>
             </w:r>
           </w:p>
         </w:tc>
@@ -6516,115 +6599,7 @@
               <w:rPr>
                 <w:sz w:val="20"/>
               </w:rPr>
-              <w:t>20x mayor volumen</w:t>
-            </w:r>
-          </w:p>
-        </w:tc>
-      </w:tr>
-      <w:tr>
-        <w:tc>
-          <w:tcPr>
-            <w:tcW w:type="dxa" w:w="2160"/>
-          </w:tcPr>
-          <w:p>
-            <w:r>
-              <w:rPr>
-                <w:sz w:val="20"/>
-              </w:rPr>
-              <w:t>Periodo</w:t>
-            </w:r>
-          </w:p>
-        </w:tc>
-        <w:tc>
-          <w:tcPr>
-            <w:tcW w:type="dxa" w:w="2160"/>
-          </w:tcPr>
-          <w:p>
-            <w:r>
-              <w:rPr>
-                <w:sz w:val="20"/>
-              </w:rPr>
-              <w:t>2024 - 2026</w:t>
-            </w:r>
-          </w:p>
-        </w:tc>
-        <w:tc>
-          <w:tcPr>
-            <w:tcW w:type="dxa" w:w="2160"/>
-          </w:tcPr>
-          <w:p>
-            <w:r>
-              <w:rPr>
-                <w:sz w:val="20"/>
-              </w:rPr>
-              <w:t>2015 - 2026</w:t>
-            </w:r>
-          </w:p>
-        </w:tc>
-        <w:tc>
-          <w:tcPr>
-            <w:tcW w:type="dxa" w:w="2160"/>
-          </w:tcPr>
-          <w:p>
-            <w:r>
-              <w:rPr>
-                <w:sz w:val="20"/>
-              </w:rPr>
-              <w:t>Historico mucho mas extenso</w:t>
-            </w:r>
-          </w:p>
-        </w:tc>
-      </w:tr>
-      <w:tr>
-        <w:tc>
-          <w:tcPr>
-            <w:tcW w:type="dxa" w:w="2160"/>
-          </w:tcPr>
-          <w:p>
-            <w:r>
-              <w:rPr>
-                <w:sz w:val="20"/>
-              </w:rPr>
-              <w:t>Conexion</w:t>
-            </w:r>
-          </w:p>
-        </w:tc>
-        <w:tc>
-          <w:tcPr>
-            <w:tcW w:type="dxa" w:w="2160"/>
-          </w:tcPr>
-          <w:p>
-            <w:r>
-              <w:rPr>
-                <w:sz w:val="20"/>
-              </w:rPr>
-              <w:t>localhost</w:t>
-            </w:r>
-          </w:p>
-        </w:tc>
-        <w:tc>
-          <w:tcPr>
-            <w:tcW w:type="dxa" w:w="2160"/>
-          </w:tcPr>
-          <w:p>
-            <w:r>
-              <w:rPr>
-                <w:sz w:val="20"/>
-              </w:rPr>
-              <w:t>Neon pooler remoto</w:t>
-            </w:r>
-          </w:p>
-        </w:tc>
-        <w:tc>
-          <w:tcPr>
-            <w:tcW w:type="dxa" w:w="2160"/>
-          </w:tcPr>
-          <w:p>
-            <w:r>
-              <w:rPr>
-                <w:sz w:val="20"/>
-              </w:rPr>
-              <w:t>Requiere SSL</w:t>
+              <w:t>Sin mapeo de especialidades ni diagnosticos</w:t>
             </w:r>
           </w:p>
         </w:tc>
@@ -7209,73 +7184,139 @@
     </w:p>
     <w:p>
       <w:r>
-        <w:t>La carga al modelo estrella se ejecuta en 6 pasos para cada grupo:</w:t>
+        <w:t>La carga al modelo dimensional (estrella con snowflake parcial) se ejecuta en 6 pasos para cada grupo:</w:t>
       </w:r>
     </w:p>
     <w:p>
-      <w:pPr>
-        <w:pStyle w:val="ListBullet"/>
-      </w:pPr>
       <w:r>
-        <w:rPr>
-          <w:sz w:val="22"/>
-        </w:rPr>
-        <w:t>Extraccion de dim_paciente: SELECT con clasificacion por grupo_origen (CASE WHEN CI LIKE 'G1-%' THEN 'G1' ... END).</w:t>
+        <w:t>Paso 1 - Extraccion de dim_paciente (clasificacion por grupo_origen):</w:t>
       </w:r>
     </w:p>
     <w:p>
-      <w:pPr>
-        <w:pStyle w:val="ListBullet"/>
-      </w:pPr>
       <w:r>
         <w:rPr>
-          <w:sz w:val="22"/>
+          <w:rFonts w:ascii="Courier New" w:hAnsi="Courier New"/>
+          <w:sz w:val="18"/>
         </w:rPr>
-        <w:t>Extraccion de dim_medico: SELECT de medicos con especialidad y ubicacion.</w:t>
+        <w:t>SELECT p.CI, p.Nombre, p.Fecha_Nacimiento, p.Sexo,</w:t>
+        <w:br/>
+        <w:t xml:space="preserve">       p.Direccion, p.Telefono, z.Nombre, z.Ciudad,</w:t>
+        <w:br/>
+        <w:t xml:space="preserve">       CASE</w:t>
+        <w:br/>
+        <w:t xml:space="preserve">         WHEN p.CI LIKE 'G1-%' THEN 'G1'</w:t>
+        <w:br/>
+        <w:t xml:space="preserve">         WHEN p.CI LIKE 'G6-%' THEN 'G6'</w:t>
+        <w:br/>
+        <w:t xml:space="preserve">         WHEN p.CI LIKE 'G4-%' THEN 'G4'</w:t>
+        <w:br/>
+        <w:t xml:space="preserve">         ELSE 'G3'</w:t>
+        <w:br/>
+        <w:t xml:space="preserve">       END AS grupo_origen</w:t>
+        <w:br/>
+        <w:t>FROM PERSONA p</w:t>
+        <w:br/>
+        <w:t>JOIN ZONA z ON z.ID_Zona = p.ID_Zona</w:t>
+        <w:br/>
+        <w:t>WHERE p.Matricula IS NULL;</w:t>
       </w:r>
     </w:p>
     <w:p>
-      <w:pPr>
-        <w:pStyle w:val="ListBullet"/>
-      </w:pPr>
       <w:r>
-        <w:rPr>
-          <w:sz w:val="22"/>
-        </w:rPr>
-        <w:t>Asignacion de sucursal_key: UPDATE dim_paciente SET sucursal_key = CASE grupo_origen WHEN 'G3' THEN 1, 'G1' THEN 2, 'G6' THEN 3, 'G4' THEN 4 END.</w:t>
+        <w:t>Paso 2 - Extraccion de dim_medico: SELECT de medicos con especialidad y ubicacion.</w:t>
       </w:r>
     </w:p>
     <w:p>
-      <w:pPr>
-        <w:pStyle w:val="ListBullet"/>
-      </w:pPr>
       <w:r>
-        <w:rPr>
-          <w:sz w:val="22"/>
-        </w:rPr>
-        <w:t>Carga de staging de hechos: combina DIAGNOSTICO + CITA_MEDICA + TIPO_DIAGNOSTICO con campos temporales derivados (anio, mes, trimestre, dia_semana).</w:t>
+        <w:t>Paso 3 - Asignacion de sucursal_key post-carga:</w:t>
       </w:r>
     </w:p>
     <w:p>
-      <w:pPr>
-        <w:pStyle w:val="ListBullet"/>
-      </w:pPr>
       <w:r>
         <w:rPr>
-          <w:sz w:val="22"/>
+          <w:rFonts w:ascii="Courier New" w:hAnsi="Courier New"/>
+          <w:sz w:val="18"/>
         </w:rPr>
-        <w:t>Resolucion de FK: INSERT INTO fact_atenciones ... SELECT con JOIN por CI a dim_paciente y dim_medico para obtener las claves subrogadas.</w:t>
+        <w:t>UPDATE dim_paciente SET sucursal_key = CASE grupo_origen</w:t>
+        <w:br/>
+        <w:t xml:space="preserve">  WHEN 'G3' THEN 1</w:t>
+        <w:br/>
+        <w:t xml:space="preserve">  WHEN 'G1' THEN 2</w:t>
+        <w:br/>
+        <w:t xml:space="preserve">  WHEN 'G6' THEN 3</w:t>
+        <w:br/>
+        <w:t xml:space="preserve">  WHEN 'G4' THEN 4</w:t>
+        <w:br/>
+        <w:t>END;</w:t>
       </w:r>
     </w:p>
     <w:p>
-      <w:pPr>
-        <w:pStyle w:val="ListBullet"/>
-      </w:pPr>
+      <w:r>
+        <w:t>Paso 4 - Carga de staging de hechos (combina DIAGNOSTICO + CITA_MEDICA + TIPO_DIAGNOSTICO):</w:t>
+      </w:r>
+    </w:p>
+    <w:p>
       <w:r>
         <w:rPr>
-          <w:sz w:val="22"/>
+          <w:rFonts w:ascii="Courier New" w:hAnsi="Courier New"/>
+          <w:sz w:val="18"/>
         </w:rPr>
-        <w:t>Verificacion de integridad: se valida que no existan registros huerfanos ni FK rotas en el modelo final.</w:t>
+        <w:t>SELECT pac.CI, med.CI, c.Fecha_Cita,</w:t>
+        <w:br/>
+        <w:t xml:space="preserve">       EXTRACT(YEAR FROM c.Fecha_Cita)::INT AS anio,</w:t>
+        <w:br/>
+        <w:t xml:space="preserve">       EXTRACT(MONTH FROM c.Fecha_Cita)::INT AS mes,</w:t>
+        <w:br/>
+        <w:t xml:space="preserve">       EXTRACT(QUARTER FROM c.Fecha_Cita)::INT AS trimestre,</w:t>
+        <w:br/>
+        <w:t xml:space="preserve">       TRIM(TO_CHAR(c.Fecha_Cita, 'Day')) AS dia_semana,</w:t>
+        <w:br/>
+        <w:t xml:space="preserve">       c.Hora, c.Estado, c.Numero_Turno,</w:t>
+        <w:br/>
+        <w:t xml:space="preserve">       d.Descripcion, d.Observaciones,</w:t>
+        <w:br/>
+        <w:t xml:space="preserve">       d.Tipo_Procedimiento, td.Nombre, td.Categoria,</w:t>
+        <w:br/>
+        <w:t xml:space="preserve">       grupo_origen</w:t>
+        <w:br/>
+        <w:t>FROM DIAGNOSTICO d</w:t>
+        <w:br/>
+        <w:t>JOIN CITA_MEDICA c ON c.ID_Cita = d.ID_Cita</w:t>
+        <w:br/>
+        <w:t>JOIN PERSONA pac ON pac.ID_Persona = c.ID_Paciente</w:t>
+        <w:br/>
+        <w:t>JOIN PERSONA med ON med.ID_Persona = c.ID_Medico</w:t>
+        <w:br/>
+        <w:t>JOIN TIPO_DIAGNOSTICO td ON td.ID_Tipo_Diagnostico = d.ID_Tipo_Diagnostico;</w:t>
+      </w:r>
+    </w:p>
+    <w:p>
+      <w:r>
+        <w:t>Paso 5 - Resolucion de FK en el DW mediante JOIN por CI:</w:t>
+      </w:r>
+    </w:p>
+    <w:p>
+      <w:r>
+        <w:rPr>
+          <w:rFonts w:ascii="Courier New" w:hAnsi="Courier New"/>
+          <w:sz w:val="18"/>
+        </w:rPr>
+        <w:t>INSERT INTO fact_atenciones (...)</w:t>
+        <w:br/>
+        <w:t>SELECT dp.paciente_key, dm.medico_key,</w:t>
+        <w:br/>
+        <w:t xml:space="preserve">       sf.fecha_cita, sf.anio, sf.mes, ...</w:t>
+        <w:br/>
+        <w:t>FROM stg_fact sf</w:t>
+        <w:br/>
+        <w:t>JOIN dim_paciente dp ON dp.ci = sf.paciente_ci</w:t>
+        <w:br/>
+        <w:t>JOIN dim_medico dm ON dm.ci = sf.medico_ci;</w:t>
+      </w:r>
+    </w:p>
+    <w:p>
+      <w:r>
+        <w:t>Paso 6 - Verificacion de integridad: se valida que no existan registros huerfanos ni FK rotas en el modelo final.</w:t>
       </w:r>
     </w:p>
     <w:p/>
@@ -8186,7 +8227,7 @@
         <w:pStyle w:val="Heading3"/>
       </w:pPr>
       <w:r>
-        <w:t>Modelo dimensional: Esquema estrella</w:t>
+        <w:t>Modelo dimensional: Esquema hibrido estrella-snowflake</w:t>
       </w:r>
     </w:p>
     <w:p>
@@ -8630,39 +8671,45 @@
       </w:r>
     </w:p>
     <w:p/>
-    <w:tbl>
-      <w:tblPr>
-        <w:tblStyle w:val="TableGrid"/>
-        <w:tblW w:type="auto" w:w="0"/>
-        <w:tblLook w:firstColumn="1" w:firstRow="1" w:lastColumn="0" w:lastRow="0" w:noHBand="0" w:noVBand="1" w:val="04A0"/>
-      </w:tblPr>
-      <w:tblGrid>
-        <w:gridCol w:w="8640"/>
-      </w:tblGrid>
-      <w:tr>
-        <w:trPr>
-          <w:trHeight w:val="1800"/>
-        </w:trPr>
-        <w:tc>
-          <w:tcPr>
-            <w:tcW w:type="dxa" w:w="8640"/>
-          </w:tcPr>
-          <w:p>
-            <w:pPr>
-              <w:jc w:val="center"/>
-            </w:pPr>
-            <w:r>
-              <w:rPr>
-                <w:i/>
-                <w:color w:val="808080"/>
-                <w:sz w:val="18"/>
-              </w:rPr>
-              <w:t>[ CAPTURA: Grafico 1: Carga laboral por sucursal en Metabase ]</w:t>
-            </w:r>
-          </w:p>
-        </w:tc>
-      </w:tr>
-    </w:tbl>
+    <w:p>
+      <w:pPr>
+        <w:jc w:val="center"/>
+      </w:pPr>
+      <w:r>
+        <w:drawing>
+          <wp:inline xmlns:a="http://schemas.openxmlformats.org/drawingml/2006/main" xmlns:pic="http://schemas.openxmlformats.org/drawingml/2006/picture">
+            <wp:extent cx="5486400" cy="3130039"/>
+            <wp:docPr id="1" name="Picture 1"/>
+            <wp:cNvGraphicFramePr>
+              <a:graphicFrameLocks noChangeAspect="1"/>
+            </wp:cNvGraphicFramePr>
+            <a:graphic>
+              <a:graphicData uri="http://schemas.openxmlformats.org/drawingml/2006/picture">
+                <pic:pic>
+                  <pic:nvPicPr>
+                    <pic:cNvPr id="0" name="image6.png"/>
+                    <pic:cNvPicPr/>
+                  </pic:nvPicPr>
+                  <pic:blipFill>
+                    <a:blip r:embed="rId9"/>
+                    <a:stretch>
+                      <a:fillRect/>
+                    </a:stretch>
+                  </pic:blipFill>
+                  <pic:spPr>
+                    <a:xfrm>
+                      <a:off x="0" y="0"/>
+                      <a:ext cx="5486400" cy="3130039"/>
+                    </a:xfrm>
+                    <a:prstGeom prst="rect"/>
+                  </pic:spPr>
+                </pic:pic>
+              </a:graphicData>
+            </a:graphic>
+          </wp:inline>
+        </w:drawing>
+      </w:r>
+    </w:p>
     <w:p/>
     <w:p>
       <w:pPr>
@@ -8693,39 +8740,45 @@
       </w:r>
     </w:p>
     <w:p/>
-    <w:tbl>
-      <w:tblPr>
-        <w:tblStyle w:val="TableGrid"/>
-        <w:tblW w:type="auto" w:w="0"/>
-        <w:tblLook w:firstColumn="1" w:firstRow="1" w:lastColumn="0" w:lastRow="0" w:noHBand="0" w:noVBand="1" w:val="04A0"/>
-      </w:tblPr>
-      <w:tblGrid>
-        <w:gridCol w:w="8640"/>
-      </w:tblGrid>
-      <w:tr>
-        <w:trPr>
-          <w:trHeight w:val="1800"/>
-        </w:trPr>
-        <w:tc>
-          <w:tcPr>
-            <w:tcW w:type="dxa" w:w="8640"/>
-          </w:tcPr>
-          <w:p>
-            <w:pPr>
-              <w:jc w:val="center"/>
-            </w:pPr>
-            <w:r>
-              <w:rPr>
-                <w:i/>
-                <w:color w:val="808080"/>
-                <w:sz w:val="18"/>
-              </w:rPr>
-              <w:t>[ CAPTURA: Grafico 2: Atenciones anuales por sucursal en Metabase ]</w:t>
-            </w:r>
-          </w:p>
-        </w:tc>
-      </w:tr>
-    </w:tbl>
+    <w:p>
+      <w:pPr>
+        <w:jc w:val="center"/>
+      </w:pPr>
+      <w:r>
+        <w:drawing>
+          <wp:inline xmlns:a="http://schemas.openxmlformats.org/drawingml/2006/main" xmlns:pic="http://schemas.openxmlformats.org/drawingml/2006/picture">
+            <wp:extent cx="5486400" cy="2960186"/>
+            <wp:docPr id="2" name="Picture 2"/>
+            <wp:cNvGraphicFramePr>
+              <a:graphicFrameLocks noChangeAspect="1"/>
+            </wp:cNvGraphicFramePr>
+            <a:graphic>
+              <a:graphicData uri="http://schemas.openxmlformats.org/drawingml/2006/picture">
+                <pic:pic>
+                  <pic:nvPicPr>
+                    <pic:cNvPr id="0" name="image7.png"/>
+                    <pic:cNvPicPr/>
+                  </pic:nvPicPr>
+                  <pic:blipFill>
+                    <a:blip r:embed="rId10"/>
+                    <a:stretch>
+                      <a:fillRect/>
+                    </a:stretch>
+                  </pic:blipFill>
+                  <pic:spPr>
+                    <a:xfrm>
+                      <a:off x="0" y="0"/>
+                      <a:ext cx="5486400" cy="2960186"/>
+                    </a:xfrm>
+                    <a:prstGeom prst="rect"/>
+                  </pic:spPr>
+                </pic:pic>
+              </a:graphicData>
+            </a:graphic>
+          </wp:inline>
+        </w:drawing>
+      </w:r>
+    </w:p>
     <w:p/>
     <w:p>
       <w:pPr>
@@ -8756,39 +8809,45 @@
       </w:r>
     </w:p>
     <w:p/>
-    <w:tbl>
-      <w:tblPr>
-        <w:tblStyle w:val="TableGrid"/>
-        <w:tblW w:type="auto" w:w="0"/>
-        <w:tblLook w:firstColumn="1" w:firstRow="1" w:lastColumn="0" w:lastRow="0" w:noHBand="0" w:noVBand="1" w:val="04A0"/>
-      </w:tblPr>
-      <w:tblGrid>
-        <w:gridCol w:w="8640"/>
-      </w:tblGrid>
-      <w:tr>
-        <w:trPr>
-          <w:trHeight w:val="1800"/>
-        </w:trPr>
-        <w:tc>
-          <w:tcPr>
-            <w:tcW w:type="dxa" w:w="8640"/>
-          </w:tcPr>
-          <w:p>
-            <w:pPr>
-              <w:jc w:val="center"/>
-            </w:pPr>
-            <w:r>
-              <w:rPr>
-                <w:i/>
-                <w:color w:val="808080"/>
-                <w:sz w:val="18"/>
-              </w:rPr>
-              <w:t>[ CAPTURA: Grafico 3: Top especialidades por sucursal en Metabase ]</w:t>
-            </w:r>
-          </w:p>
-        </w:tc>
-      </w:tr>
-    </w:tbl>
+    <w:p>
+      <w:pPr>
+        <w:jc w:val="center"/>
+      </w:pPr>
+      <w:r>
+        <w:drawing>
+          <wp:inline xmlns:a="http://schemas.openxmlformats.org/drawingml/2006/main" xmlns:pic="http://schemas.openxmlformats.org/drawingml/2006/picture">
+            <wp:extent cx="5486400" cy="2870298"/>
+            <wp:docPr id="3" name="Picture 3"/>
+            <wp:cNvGraphicFramePr>
+              <a:graphicFrameLocks noChangeAspect="1"/>
+            </wp:cNvGraphicFramePr>
+            <a:graphic>
+              <a:graphicData uri="http://schemas.openxmlformats.org/drawingml/2006/picture">
+                <pic:pic>
+                  <pic:nvPicPr>
+                    <pic:cNvPr id="0" name="image8.png"/>
+                    <pic:cNvPicPr/>
+                  </pic:nvPicPr>
+                  <pic:blipFill>
+                    <a:blip r:embed="rId11"/>
+                    <a:stretch>
+                      <a:fillRect/>
+                    </a:stretch>
+                  </pic:blipFill>
+                  <pic:spPr>
+                    <a:xfrm>
+                      <a:off x="0" y="0"/>
+                      <a:ext cx="5486400" cy="2870298"/>
+                    </a:xfrm>
+                    <a:prstGeom prst="rect"/>
+                  </pic:spPr>
+                </pic:pic>
+              </a:graphicData>
+            </a:graphic>
+          </wp:inline>
+        </w:drawing>
+      </w:r>
+    </w:p>
     <w:p/>
     <w:p>
       <w:pPr>
@@ -8819,39 +8878,45 @@
       </w:r>
     </w:p>
     <w:p/>
-    <w:tbl>
-      <w:tblPr>
-        <w:tblStyle w:val="TableGrid"/>
-        <w:tblW w:type="auto" w:w="0"/>
-        <w:tblLook w:firstColumn="1" w:firstRow="1" w:lastColumn="0" w:lastRow="0" w:noHBand="0" w:noVBand="1" w:val="04A0"/>
-      </w:tblPr>
-      <w:tblGrid>
-        <w:gridCol w:w="8640"/>
-      </w:tblGrid>
-      <w:tr>
-        <w:trPr>
-          <w:trHeight w:val="1800"/>
-        </w:trPr>
-        <w:tc>
-          <w:tcPr>
-            <w:tcW w:type="dxa" w:w="8640"/>
-          </w:tcPr>
-          <w:p>
-            <w:pPr>
-              <w:jc w:val="center"/>
-            </w:pPr>
-            <w:r>
-              <w:rPr>
-                <w:i/>
-                <w:color w:val="808080"/>
-                <w:sz w:val="18"/>
-              </w:rPr>
-              <w:t>[ CAPTURA: Grafico 4: Top diagnosticos por sucursal en Metabase ]</w:t>
-            </w:r>
-          </w:p>
-        </w:tc>
-      </w:tr>
-    </w:tbl>
+    <w:p>
+      <w:pPr>
+        <w:jc w:val="center"/>
+      </w:pPr>
+      <w:r>
+        <w:drawing>
+          <wp:inline xmlns:a="http://schemas.openxmlformats.org/drawingml/2006/main" xmlns:pic="http://schemas.openxmlformats.org/drawingml/2006/picture">
+            <wp:extent cx="5486400" cy="2962373"/>
+            <wp:docPr id="4" name="Picture 4"/>
+            <wp:cNvGraphicFramePr>
+              <a:graphicFrameLocks noChangeAspect="1"/>
+            </wp:cNvGraphicFramePr>
+            <a:graphic>
+              <a:graphicData uri="http://schemas.openxmlformats.org/drawingml/2006/picture">
+                <pic:pic>
+                  <pic:nvPicPr>
+                    <pic:cNvPr id="0" name="image9.png"/>
+                    <pic:cNvPicPr/>
+                  </pic:nvPicPr>
+                  <pic:blipFill>
+                    <a:blip r:embed="rId12"/>
+                    <a:stretch>
+                      <a:fillRect/>
+                    </a:stretch>
+                  </pic:blipFill>
+                  <pic:spPr>
+                    <a:xfrm>
+                      <a:off x="0" y="0"/>
+                      <a:ext cx="5486400" cy="2962373"/>
+                    </a:xfrm>
+                    <a:prstGeom prst="rect"/>
+                  </pic:spPr>
+                </pic:pic>
+              </a:graphicData>
+            </a:graphic>
+          </wp:inline>
+        </w:drawing>
+      </w:r>
+    </w:p>
     <w:p/>
     <w:p>
       <w:pPr>
@@ -8882,39 +8947,45 @@
       </w:r>
     </w:p>
     <w:p/>
-    <w:tbl>
-      <w:tblPr>
-        <w:tblStyle w:val="TableGrid"/>
-        <w:tblW w:type="auto" w:w="0"/>
-        <w:tblLook w:firstColumn="1" w:firstRow="1" w:lastColumn="0" w:lastRow="0" w:noHBand="0" w:noVBand="1" w:val="04A0"/>
-      </w:tblPr>
-      <w:tblGrid>
-        <w:gridCol w:w="8640"/>
-      </w:tblGrid>
-      <w:tr>
-        <w:trPr>
-          <w:trHeight w:val="1800"/>
-        </w:trPr>
-        <w:tc>
-          <w:tcPr>
-            <w:tcW w:type="dxa" w:w="8640"/>
-          </w:tcPr>
-          <w:p>
-            <w:pPr>
-              <w:jc w:val="center"/>
-            </w:pPr>
-            <w:r>
-              <w:rPr>
-                <w:i/>
-                <w:color w:val="808080"/>
-                <w:sz w:val="18"/>
-              </w:rPr>
-              <w:t>[ CAPTURA: Grafico 5: Atenciones por dia de la semana en Metabase ]</w:t>
-            </w:r>
-          </w:p>
-        </w:tc>
-      </w:tr>
-    </w:tbl>
+    <w:p>
+      <w:pPr>
+        <w:jc w:val="center"/>
+      </w:pPr>
+      <w:r>
+        <w:drawing>
+          <wp:inline xmlns:a="http://schemas.openxmlformats.org/drawingml/2006/main" xmlns:pic="http://schemas.openxmlformats.org/drawingml/2006/picture">
+            <wp:extent cx="5486400" cy="2950937"/>
+            <wp:docPr id="5" name="Picture 5"/>
+            <wp:cNvGraphicFramePr>
+              <a:graphicFrameLocks noChangeAspect="1"/>
+            </wp:cNvGraphicFramePr>
+            <a:graphic>
+              <a:graphicData uri="http://schemas.openxmlformats.org/drawingml/2006/picture">
+                <pic:pic>
+                  <pic:nvPicPr>
+                    <pic:cNvPr id="0" name="image10.png"/>
+                    <pic:cNvPicPr/>
+                  </pic:nvPicPr>
+                  <pic:blipFill>
+                    <a:blip r:embed="rId13"/>
+                    <a:stretch>
+                      <a:fillRect/>
+                    </a:stretch>
+                  </pic:blipFill>
+                  <pic:spPr>
+                    <a:xfrm>
+                      <a:off x="0" y="0"/>
+                      <a:ext cx="5486400" cy="2950937"/>
+                    </a:xfrm>
+                    <a:prstGeom prst="rect"/>
+                  </pic:spPr>
+                </pic:pic>
+              </a:graphicData>
+            </a:graphic>
+          </wp:inline>
+        </w:drawing>
+      </w:r>
+    </w:p>
     <w:p/>
     <w:p>
       <w:pPr>
@@ -8978,74 +9049,86 @@
       </w:r>
     </w:p>
     <w:p/>
-    <w:tbl>
-      <w:tblPr>
-        <w:tblStyle w:val="TableGrid"/>
-        <w:tblW w:type="auto" w:w="0"/>
-        <w:tblLook w:firstColumn="1" w:firstRow="1" w:lastColumn="0" w:lastRow="0" w:noHBand="0" w:noVBand="1" w:val="04A0"/>
-      </w:tblPr>
-      <w:tblGrid>
-        <w:gridCol w:w="8640"/>
-      </w:tblGrid>
-      <w:tr>
-        <w:trPr>
-          <w:trHeight w:val="1800"/>
-        </w:trPr>
-        <w:tc>
-          <w:tcPr>
-            <w:tcW w:type="dxa" w:w="8640"/>
-          </w:tcPr>
-          <w:p>
-            <w:pPr>
-              <w:jc w:val="center"/>
-            </w:pPr>
-            <w:r>
-              <w:rPr>
-                <w:i/>
-                <w:color w:val="808080"/>
-                <w:sz w:val="18"/>
-              </w:rPr>
-              <w:t>[ CAPTURA: Grafico 6: Estado de atenciones por sucursal en Metabase ]</w:t>
-            </w:r>
-          </w:p>
-        </w:tc>
-      </w:tr>
-    </w:tbl>
+    <w:p>
+      <w:pPr>
+        <w:jc w:val="center"/>
+      </w:pPr>
+      <w:r>
+        <w:drawing>
+          <wp:inline xmlns:a="http://schemas.openxmlformats.org/drawingml/2006/main" xmlns:pic="http://schemas.openxmlformats.org/drawingml/2006/picture">
+            <wp:extent cx="5486400" cy="2956933"/>
+            <wp:docPr id="6" name="Picture 6"/>
+            <wp:cNvGraphicFramePr>
+              <a:graphicFrameLocks noChangeAspect="1"/>
+            </wp:cNvGraphicFramePr>
+            <a:graphic>
+              <a:graphicData uri="http://schemas.openxmlformats.org/drawingml/2006/picture">
+                <pic:pic>
+                  <pic:nvPicPr>
+                    <pic:cNvPr id="0" name="image11.png"/>
+                    <pic:cNvPicPr/>
+                  </pic:nvPicPr>
+                  <pic:blipFill>
+                    <a:blip r:embed="rId14"/>
+                    <a:stretch>
+                      <a:fillRect/>
+                    </a:stretch>
+                  </pic:blipFill>
+                  <pic:spPr>
+                    <a:xfrm>
+                      <a:off x="0" y="0"/>
+                      <a:ext cx="5486400" cy="2956933"/>
+                    </a:xfrm>
+                    <a:prstGeom prst="rect"/>
+                  </pic:spPr>
+                </pic:pic>
+              </a:graphicData>
+            </a:graphic>
+          </wp:inline>
+        </w:drawing>
+      </w:r>
+    </w:p>
     <w:p/>
     <w:p/>
-    <w:tbl>
-      <w:tblPr>
-        <w:tblStyle w:val="TableGrid"/>
-        <w:tblW w:type="auto" w:w="0"/>
-        <w:tblLook w:firstColumn="1" w:firstRow="1" w:lastColumn="0" w:lastRow="0" w:noHBand="0" w:noVBand="1" w:val="04A0"/>
-      </w:tblPr>
-      <w:tblGrid>
-        <w:gridCol w:w="8640"/>
-      </w:tblGrid>
-      <w:tr>
-        <w:trPr>
-          <w:trHeight w:val="1800"/>
-        </w:trPr>
-        <w:tc>
-          <w:tcPr>
-            <w:tcW w:type="dxa" w:w="8640"/>
-          </w:tcPr>
-          <w:p>
-            <w:pPr>
-              <w:jc w:val="center"/>
-            </w:pPr>
-            <w:r>
-              <w:rPr>
-                <w:i/>
-                <w:color w:val="808080"/>
-                <w:sz w:val="18"/>
-              </w:rPr>
-              <w:t>[ CAPTURA: Dashboard completo - Panel de Toma de Decisiones en Metabase ]</w:t>
-            </w:r>
-          </w:p>
-        </w:tc>
-      </w:tr>
-    </w:tbl>
+    <w:p>
+      <w:pPr>
+        <w:jc w:val="center"/>
+      </w:pPr>
+      <w:r>
+        <w:drawing>
+          <wp:inline xmlns:a="http://schemas.openxmlformats.org/drawingml/2006/main" xmlns:pic="http://schemas.openxmlformats.org/drawingml/2006/picture">
+            <wp:extent cx="5486400" cy="4136612"/>
+            <wp:docPr id="7" name="Picture 7"/>
+            <wp:cNvGraphicFramePr>
+              <a:graphicFrameLocks noChangeAspect="1"/>
+            </wp:cNvGraphicFramePr>
+            <a:graphic>
+              <a:graphicData uri="http://schemas.openxmlformats.org/drawingml/2006/picture">
+                <pic:pic>
+                  <pic:nvPicPr>
+                    <pic:cNvPr id="0" name="image5.png"/>
+                    <pic:cNvPicPr/>
+                  </pic:nvPicPr>
+                  <pic:blipFill>
+                    <a:blip r:embed="rId15"/>
+                    <a:stretch>
+                      <a:fillRect/>
+                    </a:stretch>
+                  </pic:blipFill>
+                  <pic:spPr>
+                    <a:xfrm>
+                      <a:off x="0" y="0"/>
+                      <a:ext cx="5486400" cy="4136612"/>
+                    </a:xfrm>
+                    <a:prstGeom prst="rect"/>
+                  </pic:spPr>
+                </pic:pic>
+              </a:graphicData>
+            </a:graphic>
+          </wp:inline>
+        </w:drawing>
+      </w:r>
+    </w:p>
     <w:p/>
     <w:p>
       <w:r>
